--- a/report/report.docx
+++ b/report/report.docx
@@ -31,7 +31,7 @@
         <w:t xml:space="preserve"> </w:t>
       </w:r>
       <w:r>
-        <w:t xml:space="preserve">4</w:t>
+        <w:t xml:space="preserve">5</w:t>
       </w:r>
     </w:p>
     <w:p>
@@ -39,19 +39,13 @@
         <w:pStyle w:val="Subtitle"/>
       </w:pPr>
       <w:r>
-        <w:t xml:space="preserve">Первоначальное</w:t>
-      </w:r>
-      <w:r>
-        <w:t xml:space="preserve"> </w:t>
-      </w:r>
-      <w:r>
-        <w:t xml:space="preserve">конфигурирование</w:t>
-      </w:r>
-      <w:r>
-        <w:t xml:space="preserve"> </w:t>
-      </w:r>
-      <w:r>
-        <w:t xml:space="preserve">сети</w:t>
+        <w:t xml:space="preserve">Конфигурирование</w:t>
+      </w:r>
+      <w:r>
+        <w:t xml:space="preserve"> </w:t>
+      </w:r>
+      <w:r>
+        <w:t xml:space="preserve">VLAN</w:t>
       </w:r>
     </w:p>
     <w:p>
@@ -117,11 +111,11 @@
         <w:pStyle w:val="FirstParagraph"/>
       </w:pPr>
       <w:r>
-        <w:t xml:space="preserve">Провести подготовительную работу по первоначальной настройке коммутаторов сети.</w:t>
+        <w:t xml:space="preserve">Получить основные навыки по настройке VLAN на коммутаторах сети.</w:t>
       </w:r>
     </w:p>
     <w:bookmarkEnd w:id="20"/>
-    <w:bookmarkStart w:id="43" w:name="ход-выполнения"/>
+    <w:bookmarkStart w:id="121" w:name="ход-выполнения"/>
     <w:p>
       <w:pPr>
         <w:pStyle w:val="Heading1"/>
@@ -144,10 +138,173 @@
         <w:pStyle w:val="FirstParagraph"/>
       </w:pPr>
       <w:r>
-        <w:t xml:space="preserve">В среде Cisco Packet Tracer была собрана физическая топология сети согласно схеме L1, после чего выполнена первоначальная (базовая) настройка всех коммутаторов по типовой конфигурации. Для каждого устройства назначено имя, настроен интерфейс управления VLAN 2, задан шлюз по умолчанию, включена защита паролей, создан локальный пользователь и подготовлен удалённый доступ по SSH.</w:t>
-      </w:r>
-    </w:p>
-    <w:bookmarkStart w:id="24" w:name="Xb91889c5de8e284623e3853294873d0dc53e202"/>
+        <w:t xml:space="preserve">В рамках работы была выполнена настройка коммутационной инфраструктуры сети с использованием технологий</w:t>
+      </w:r>
+      <w:r>
+        <w:t xml:space="preserve"> </w:t>
+      </w:r>
+      <w:r>
+        <w:rPr>
+          <w:bCs/>
+          <w:b/>
+        </w:rPr>
+        <w:t xml:space="preserve">Trunk</w:t>
+      </w:r>
+      <w:r>
+        <w:t xml:space="preserve"> </w:t>
+      </w:r>
+      <w:r>
+        <w:t xml:space="preserve">и</w:t>
+      </w:r>
+      <w:r>
+        <w:t xml:space="preserve"> </w:t>
+      </w:r>
+      <w:r>
+        <w:rPr>
+          <w:bCs/>
+          <w:b/>
+        </w:rPr>
+        <w:t xml:space="preserve">VTP</w:t>
+      </w:r>
+      <w:r>
+        <w:t xml:space="preserve">. На центральном коммутаторе</w:t>
+      </w:r>
+      <w:r>
+        <w:t xml:space="preserve"> </w:t>
+      </w:r>
+      <w:r>
+        <w:rPr>
+          <w:bCs/>
+          <w:b/>
+        </w:rPr>
+        <w:t xml:space="preserve">msk-donskaya-irkolontirskiy-sw-1</w:t>
+      </w:r>
+      <w:r>
+        <w:t xml:space="preserve"> </w:t>
+      </w:r>
+      <w:r>
+        <w:t xml:space="preserve">был настроен режим</w:t>
+      </w:r>
+      <w:r>
+        <w:t xml:space="preserve"> </w:t>
+      </w:r>
+      <w:r>
+        <w:rPr>
+          <w:bCs/>
+          <w:b/>
+        </w:rPr>
+        <w:t xml:space="preserve">VTP Server</w:t>
+      </w:r>
+      <w:r>
+        <w:t xml:space="preserve">, создан домен</w:t>
+      </w:r>
+      <w:r>
+        <w:t xml:space="preserve"> </w:t>
+      </w:r>
+      <w:r>
+        <w:rPr>
+          <w:bCs/>
+          <w:b/>
+        </w:rPr>
+        <w:t xml:space="preserve">donskaya</w:t>
+      </w:r>
+      <w:r>
+        <w:t xml:space="preserve">, задан пароль</w:t>
+      </w:r>
+      <w:r>
+        <w:t xml:space="preserve"> </w:t>
+      </w:r>
+      <w:r>
+        <w:rPr>
+          <w:bCs/>
+          <w:b/>
+        </w:rPr>
+        <w:t xml:space="preserve">cisco</w:t>
+      </w:r>
+      <w:r>
+        <w:t xml:space="preserve">, а также добавлены VLAN в соответствии со структурой сегментации сети.</w:t>
+      </w:r>
+    </w:p>
+    <w:p>
+      <w:pPr>
+        <w:pStyle w:val="BodyText"/>
+      </w:pPr>
+      <w:r>
+        <w:t xml:space="preserve">На остальных коммутаторах —</w:t>
+      </w:r>
+      <w:r>
+        <w:t xml:space="preserve"> </w:t>
+      </w:r>
+      <w:r>
+        <w:rPr>
+          <w:bCs/>
+          <w:b/>
+        </w:rPr>
+        <w:t xml:space="preserve">msk-pavlovskaya-irkolontirskiy-sw-1</w:t>
+      </w:r>
+      <w:r>
+        <w:t xml:space="preserve">,</w:t>
+      </w:r>
+      <w:r>
+        <w:t xml:space="preserve"> </w:t>
+      </w:r>
+      <w:r>
+        <w:rPr>
+          <w:bCs/>
+          <w:b/>
+        </w:rPr>
+        <w:t xml:space="preserve">msk-donskaya-irkolontirskiy-sw-2</w:t>
+      </w:r>
+      <w:r>
+        <w:t xml:space="preserve">,</w:t>
+      </w:r>
+      <w:r>
+        <w:t xml:space="preserve"> </w:t>
+      </w:r>
+      <w:r>
+        <w:rPr>
+          <w:bCs/>
+          <w:b/>
+        </w:rPr>
+        <w:t xml:space="preserve">msk-donskaya-irkolontirskiy-sw-3</w:t>
+      </w:r>
+      <w:r>
+        <w:t xml:space="preserve"> </w:t>
+      </w:r>
+      <w:r>
+        <w:t xml:space="preserve">и</w:t>
+      </w:r>
+      <w:r>
+        <w:t xml:space="preserve"> </w:t>
+      </w:r>
+      <w:r>
+        <w:rPr>
+          <w:bCs/>
+          <w:b/>
+        </w:rPr>
+        <w:t xml:space="preserve">msk-donskaya-irkolontirskiy-sw-4</w:t>
+      </w:r>
+      <w:r>
+        <w:t xml:space="preserve"> </w:t>
+      </w:r>
+      <w:r>
+        <w:t xml:space="preserve">— был настроен режим</w:t>
+      </w:r>
+      <w:r>
+        <w:t xml:space="preserve"> </w:t>
+      </w:r>
+      <w:r>
+        <w:rPr>
+          <w:bCs/>
+          <w:b/>
+        </w:rPr>
+        <w:t xml:space="preserve">VTP Client</w:t>
+      </w:r>
+      <w:r>
+        <w:t xml:space="preserve">, после чего на интерфейсах были назначены соответствующие VLAN для пользовательских и серверных портов.</w:t>
+      </w:r>
+    </w:p>
+    <w:bookmarkStart w:id="25" w:name="схема-сети"/>
     <w:p>
       <w:pPr>
         <w:pStyle w:val="Heading2"/>
@@ -162,7 +319,7 @@
         <w:tab/>
       </w:r>
       <w:r>
-        <w:t xml:space="preserve">Размещение устройств и построение схемы L1</w:t>
+        <w:t xml:space="preserve">Схема сети</w:t>
       </w:r>
     </w:p>
     <w:p>
@@ -170,7 +327,20 @@
         <w:pStyle w:val="FirstParagraph"/>
       </w:pPr>
       <w:r>
-        <w:t xml:space="preserve">В логической рабочей области Packet Tracer размещены коммутаторы и оконечные устройства в соответствии со схемой L1.</w:t>
+        <w:t xml:space="preserve">На схеме представлена физическая топология сети. Центральным узлом является коммутатор</w:t>
+      </w:r>
+      <w:r>
+        <w:t xml:space="preserve"> </w:t>
+      </w:r>
+      <w:r>
+        <w:rPr>
+          <w:bCs/>
+          <w:b/>
+        </w:rPr>
+        <w:t xml:space="preserve">msk-donskaya-irkolontirskiy-sw-1</w:t>
+      </w:r>
+      <w:r>
+        <w:t xml:space="preserve">, от которого по trunk-соединениям подключены остальные коммутаторы.</w:t>
       </w:r>
     </w:p>
     <w:p>
@@ -178,127 +348,84 @@
         <w:pStyle w:val="BodyText"/>
       </w:pPr>
       <w:r>
-        <w:t xml:space="preserve">Коммутаторы:</w:t>
-      </w:r>
-      <w:r>
-        <w:t xml:space="preserve"> </w:t>
-      </w:r>
-      <w:r>
-        <w:t xml:space="preserve">- msk-donskaya-irkolontirskiy-sw-1</w:t>
-      </w:r>
-      <w:r>
-        <w:t xml:space="preserve"> </w:t>
-      </w:r>
-      <w:r>
-        <w:t xml:space="preserve">- msk-donskaya-irkolontirskiy-sw-2</w:t>
-      </w:r>
-      <w:r>
-        <w:t xml:space="preserve"> </w:t>
-      </w:r>
-      <w:r>
-        <w:t xml:space="preserve">- msk-donskaya-irkolontirskiy-sw-3</w:t>
-      </w:r>
-      <w:r>
-        <w:t xml:space="preserve"> </w:t>
-      </w:r>
-      <w:r>
-        <w:t xml:space="preserve">- msk-donskaya-irkolontirskiy-sw-4</w:t>
-      </w:r>
-      <w:r>
-        <w:t xml:space="preserve"> </w:t>
-      </w:r>
-      <w:r>
-        <w:t xml:space="preserve">- msk-pavlovskaya-irkolontirskiy-sw-1</w:t>
-      </w:r>
-    </w:p>
-    <w:p>
-      <w:pPr>
-        <w:pStyle w:val="BodyText"/>
-      </w:pPr>
-      <w:r>
-        <w:t xml:space="preserve">Рабочие станции:</w:t>
-      </w:r>
-      <w:r>
-        <w:t xml:space="preserve"> </w:t>
-      </w:r>
-      <w:r>
-        <w:t xml:space="preserve">- dk-pavlovskaya-irkolontirskiy-1</w:t>
-      </w:r>
-      <w:r>
-        <w:t xml:space="preserve"> </w:t>
-      </w:r>
-      <w:r>
-        <w:t xml:space="preserve">- other-pavlovskaya-irkolontirskiy-1</w:t>
-      </w:r>
-      <w:r>
-        <w:t xml:space="preserve"> </w:t>
-      </w:r>
-      <w:r>
-        <w:t xml:space="preserve">- dk-donskaya-irkolontirskiy-1</w:t>
-      </w:r>
-      <w:r>
-        <w:t xml:space="preserve"> </w:t>
-      </w:r>
-      <w:r>
-        <w:t xml:space="preserve">- dep-donskaya-irkolontirskiy-1</w:t>
-      </w:r>
-      <w:r>
-        <w:t xml:space="preserve"> </w:t>
-      </w:r>
-      <w:r>
-        <w:t xml:space="preserve">- adm-donskaya-irkolontirskiy-1</w:t>
-      </w:r>
-      <w:r>
-        <w:t xml:space="preserve"> </w:t>
-      </w:r>
-      <w:r>
-        <w:t xml:space="preserve">- other-donskaya-irkolontirskiy-1</w:t>
-      </w:r>
-    </w:p>
-    <w:p>
-      <w:pPr>
-        <w:pStyle w:val="BodyText"/>
-      </w:pPr>
-      <w:r>
-        <w:t xml:space="preserve">Серверы:</w:t>
-      </w:r>
-      <w:r>
-        <w:t xml:space="preserve"> </w:t>
-      </w:r>
-      <w:r>
-        <w:t xml:space="preserve">- web-irkolontirskiy</w:t>
-      </w:r>
-      <w:r>
-        <w:t xml:space="preserve"> </w:t>
-      </w:r>
-      <w:r>
-        <w:t xml:space="preserve">- file-irkolontirskiy</w:t>
-      </w:r>
-      <w:r>
-        <w:t xml:space="preserve"> </w:t>
-      </w:r>
-      <w:r>
-        <w:t xml:space="preserve">- mail-irkolontirskiy</w:t>
-      </w:r>
-    </w:p>
-    <w:p>
-      <w:pPr>
-        <w:pStyle w:val="BodyText"/>
-      </w:pPr>
-      <w:r>
-        <w:t xml:space="preserve">Коммутаторы соединены между собой магистральными линиями, конечные устройства подключены к access-портам соответствующих коммутаторов.</w:t>
+        <w:t xml:space="preserve">Коммутатор</w:t>
+      </w:r>
+      <w:r>
+        <w:t xml:space="preserve"> </w:t>
+      </w:r>
+      <w:r>
+        <w:rPr>
+          <w:bCs/>
+          <w:b/>
+        </w:rPr>
+        <w:t xml:space="preserve">msk-pavlovskaya-irkolontirskiy-sw-1</w:t>
+      </w:r>
+      <w:r>
+        <w:t xml:space="preserve"> </w:t>
+      </w:r>
+      <w:r>
+        <w:t xml:space="preserve">обслуживает пользователей площадки Pavlovskaya, коммутатор</w:t>
+      </w:r>
+      <w:r>
+        <w:t xml:space="preserve"> </w:t>
+      </w:r>
+      <w:r>
+        <w:rPr>
+          <w:bCs/>
+          <w:b/>
+        </w:rPr>
+        <w:t xml:space="preserve">msk-donskaya-irkolontirskiy-sw-4</w:t>
+      </w:r>
+      <w:r>
+        <w:t xml:space="preserve"> </w:t>
+      </w:r>
+      <w:r>
+        <w:t xml:space="preserve">— пользовательские рабочие станции площадки Donskaya, а коммутаторы</w:t>
+      </w:r>
+      <w:r>
+        <w:t xml:space="preserve"> </w:t>
+      </w:r>
+      <w:r>
+        <w:rPr>
+          <w:bCs/>
+          <w:b/>
+        </w:rPr>
+        <w:t xml:space="preserve">msk-donskaya-irkolontirskiy-sw-2</w:t>
+      </w:r>
+      <w:r>
+        <w:t xml:space="preserve"> </w:t>
+      </w:r>
+      <w:r>
+        <w:t xml:space="preserve">и</w:t>
+      </w:r>
+      <w:r>
+        <w:t xml:space="preserve"> </w:t>
+      </w:r>
+      <w:r>
+        <w:rPr>
+          <w:bCs/>
+          <w:b/>
+        </w:rPr>
+        <w:t xml:space="preserve">msk-donskaya-irkolontirskiy-sw-3</w:t>
+      </w:r>
+      <w:r>
+        <w:t xml:space="preserve"> </w:t>
+      </w:r>
+      <w:r>
+        <w:t xml:space="preserve">обеспечивают подключение серверного сегмента сети.</w:t>
       </w:r>
     </w:p>
     <w:p>
       <w:pPr>
         <w:pStyle w:val="CaptionedFigure"/>
       </w:pPr>
+      <w:bookmarkStart w:id="24" w:name="fig:001"/>
       <w:r>
         <w:drawing>
           <wp:inline>
-            <wp:extent cx="5334000" cy="2554897"/>
+            <wp:extent cx="5334000" cy="2949086"/>
             <wp:effectExtent b="0" l="0" r="0" t="0"/>
-            <wp:docPr descr="Схема L1" title="" id="22" name="Picture"/>
+            <wp:docPr descr="Рис. 1: Схема сети: физическая структура соединений между коммутаторами, рабочими станциями и серверами" title="" id="22" name="Picture"/>
             <a:graphic>
               <a:graphicData uri="http://schemas.openxmlformats.org/drawingml/2006/picture">
                 <pic:pic>
@@ -317,7 +444,7 @@
                   <pic:spPr bwMode="auto">
                     <a:xfrm>
                       <a:off x="0" y="0"/>
-                      <a:ext cx="5334000" cy="2554897"/>
+                      <a:ext cx="5334000" cy="2949086"/>
                     </a:xfrm>
                     <a:prstGeom prst="rect">
                       <a:avLst/>
@@ -335,17 +462,18 @@
           </wp:inline>
         </w:drawing>
       </w:r>
+      <w:bookmarkEnd w:id="24"/>
     </w:p>
     <w:p>
       <w:pPr>
         <w:pStyle w:val="ImageCaption"/>
       </w:pPr>
       <w:r>
-        <w:t xml:space="preserve">Схема L1</w:t>
-      </w:r>
-    </w:p>
-    <w:bookmarkEnd w:id="24"/>
-    <w:bookmarkStart w:id="25" w:name="базовая-настройка-коммутаторов"/>
+        <w:t xml:space="preserve">Рис. 1: Схема сети: физическая структура соединений между коммутаторами, рабочими станциями и серверами</w:t>
+      </w:r>
+    </w:p>
+    <w:bookmarkEnd w:id="25"/>
+    <w:bookmarkStart w:id="30" w:name="X7769a47cf3fc1a817ef914a738c3a1ca6608615"/>
     <w:p>
       <w:pPr>
         <w:pStyle w:val="Heading2"/>
@@ -360,7 +488,7 @@
         <w:tab/>
       </w:r>
       <w:r>
-        <w:t xml:space="preserve">Базовая настройка коммутаторов</w:t>
+        <w:t xml:space="preserve">Настройка VTP-сервера и создание VLAN на msk-donskaya-irkolontirskiy-sw-1</w:t>
       </w:r>
     </w:p>
     <w:p>
@@ -368,15 +496,65 @@
         <w:pStyle w:val="FirstParagraph"/>
       </w:pPr>
       <w:r>
-        <w:t xml:space="preserve">Для каждого коммутатора выполнена типовая конфигурация.</w:t>
-      </w:r>
-    </w:p>
-    <w:p>
-      <w:pPr>
-        <w:pStyle w:val="BodyText"/>
-      </w:pPr>
-      <w:r>
-        <w:t xml:space="preserve">Последовательность действий:</w:t>
+        <w:t xml:space="preserve">На коммутаторе</w:t>
+      </w:r>
+      <w:r>
+        <w:t xml:space="preserve"> </w:t>
+      </w:r>
+      <w:r>
+        <w:rPr>
+          <w:bCs/>
+          <w:b/>
+        </w:rPr>
+        <w:t xml:space="preserve">msk-donskaya-irkolontirskiy-sw-1</w:t>
+      </w:r>
+      <w:r>
+        <w:t xml:space="preserve"> </w:t>
+      </w:r>
+      <w:r>
+        <w:t xml:space="preserve">был включён режим</w:t>
+      </w:r>
+      <w:r>
+        <w:t xml:space="preserve"> </w:t>
+      </w:r>
+      <w:r>
+        <w:rPr>
+          <w:bCs/>
+          <w:b/>
+        </w:rPr>
+        <w:t xml:space="preserve">VTP Server</w:t>
+      </w:r>
+      <w:r>
+        <w:t xml:space="preserve">. Далее был задан VTP-домен</w:t>
+      </w:r>
+      <w:r>
+        <w:t xml:space="preserve"> </w:t>
+      </w:r>
+      <w:r>
+        <w:rPr>
+          <w:bCs/>
+          <w:b/>
+        </w:rPr>
+        <w:t xml:space="preserve">donskaya</w:t>
+      </w:r>
+      <w:r>
+        <w:t xml:space="preserve"> </w:t>
+      </w:r>
+      <w:r>
+        <w:t xml:space="preserve">и пароль</w:t>
+      </w:r>
+      <w:r>
+        <w:t xml:space="preserve"> </w:t>
+      </w:r>
+      <w:r>
+        <w:rPr>
+          <w:bCs/>
+          <w:b/>
+        </w:rPr>
+        <w:t xml:space="preserve">cisco</w:t>
+      </w:r>
+      <w:r>
+        <w:t xml:space="preserve">. После этого были созданы VLAN и назначены имена в соответствии со структурой сети:</w:t>
       </w:r>
     </w:p>
     <w:p>
@@ -388,7 +566,20 @@
         <w:pStyle w:val="Compact"/>
       </w:pPr>
       <w:r>
-        <w:t xml:space="preserve">Переход в режим конфигурации и назначение имени устройства (hostname).</w:t>
+        <w:rPr>
+          <w:bCs/>
+          <w:b/>
+        </w:rPr>
+        <w:t xml:space="preserve">VLAN 2</w:t>
+      </w:r>
+      <w:r>
+        <w:t xml:space="preserve"> </w:t>
+      </w:r>
+      <w:r>
+        <w:t xml:space="preserve">— management</w:t>
+      </w:r>
+      <w:r>
+        <w:br/>
       </w:r>
     </w:p>
     <w:p>
@@ -400,43 +591,20 @@
         <w:pStyle w:val="Compact"/>
       </w:pPr>
       <w:r>
-        <w:t xml:space="preserve">Настройка интерфейса управления:</w:t>
-      </w:r>
-    </w:p>
-    <w:p>
-      <w:pPr>
-        <w:numPr>
-          <w:ilvl w:val="1"/>
-          <w:numId w:val="1002"/>
-        </w:numPr>
-        <w:pStyle w:val="Compact"/>
-      </w:pPr>
-      <w:r>
-        <w:t xml:space="preserve">interface vlan2</w:t>
-      </w:r>
-    </w:p>
-    <w:p>
-      <w:pPr>
-        <w:numPr>
-          <w:ilvl w:val="1"/>
-          <w:numId w:val="1002"/>
-        </w:numPr>
-        <w:pStyle w:val="Compact"/>
-      </w:pPr>
-      <w:r>
-        <w:t xml:space="preserve">no shutdown</w:t>
-      </w:r>
-    </w:p>
-    <w:p>
-      <w:pPr>
-        <w:numPr>
-          <w:ilvl w:val="1"/>
-          <w:numId w:val="1002"/>
-        </w:numPr>
-        <w:pStyle w:val="Compact"/>
-      </w:pPr>
-      <w:r>
-        <w:t xml:space="preserve">назначение IP-адреса из подсети 10.128.1.0/24</w:t>
+        <w:rPr>
+          <w:bCs/>
+          <w:b/>
+        </w:rPr>
+        <w:t xml:space="preserve">VLAN 3</w:t>
+      </w:r>
+      <w:r>
+        <w:t xml:space="preserve"> </w:t>
+      </w:r>
+      <w:r>
+        <w:t xml:space="preserve">— servers</w:t>
+      </w:r>
+      <w:r>
+        <w:br/>
       </w:r>
     </w:p>
     <w:p>
@@ -448,19 +616,20 @@
         <w:pStyle w:val="Compact"/>
       </w:pPr>
       <w:r>
-        <w:t xml:space="preserve">Настройка шлюза по умолчанию:</w:t>
-      </w:r>
-    </w:p>
-    <w:p>
-      <w:pPr>
-        <w:numPr>
-          <w:ilvl w:val="1"/>
-          <w:numId w:val="1003"/>
-        </w:numPr>
-        <w:pStyle w:val="Compact"/>
-      </w:pPr>
-      <w:r>
-        <w:t xml:space="preserve">ip default-gateway 10.128.1.1</w:t>
+        <w:rPr>
+          <w:bCs/>
+          <w:b/>
+        </w:rPr>
+        <w:t xml:space="preserve">VLAN 101</w:t>
+      </w:r>
+      <w:r>
+        <w:t xml:space="preserve"> </w:t>
+      </w:r>
+      <w:r>
+        <w:t xml:space="preserve">— dk</w:t>
+      </w:r>
+      <w:r>
+        <w:br/>
       </w:r>
     </w:p>
     <w:p>
@@ -472,43 +641,20 @@
         <w:pStyle w:val="Compact"/>
       </w:pPr>
       <w:r>
-        <w:t xml:space="preserve">Настройка удалённого доступа:</w:t>
-      </w:r>
-    </w:p>
-    <w:p>
-      <w:pPr>
-        <w:numPr>
-          <w:ilvl w:val="1"/>
-          <w:numId w:val="1004"/>
-        </w:numPr>
-        <w:pStyle w:val="Compact"/>
-      </w:pPr>
-      <w:r>
-        <w:t xml:space="preserve">line vty 0 4</w:t>
-      </w:r>
-    </w:p>
-    <w:p>
-      <w:pPr>
-        <w:numPr>
-          <w:ilvl w:val="1"/>
-          <w:numId w:val="1004"/>
-        </w:numPr>
-        <w:pStyle w:val="Compact"/>
-      </w:pPr>
-      <w:r>
-        <w:t xml:space="preserve">password cisco</w:t>
-      </w:r>
-    </w:p>
-    <w:p>
-      <w:pPr>
-        <w:numPr>
-          <w:ilvl w:val="1"/>
-          <w:numId w:val="1004"/>
-        </w:numPr>
-        <w:pStyle w:val="Compact"/>
-      </w:pPr>
-      <w:r>
-        <w:t xml:space="preserve">login</w:t>
+        <w:rPr>
+          <w:bCs/>
+          <w:b/>
+        </w:rPr>
+        <w:t xml:space="preserve">VLAN 102</w:t>
+      </w:r>
+      <w:r>
+        <w:t xml:space="preserve"> </w:t>
+      </w:r>
+      <w:r>
+        <w:t xml:space="preserve">— departaments</w:t>
+      </w:r>
+      <w:r>
+        <w:br/>
       </w:r>
     </w:p>
     <w:p>
@@ -520,43 +666,20 @@
         <w:pStyle w:val="Compact"/>
       </w:pPr>
       <w:r>
-        <w:t xml:space="preserve">Настройка консольного доступа:</w:t>
-      </w:r>
-    </w:p>
-    <w:p>
-      <w:pPr>
-        <w:numPr>
-          <w:ilvl w:val="1"/>
-          <w:numId w:val="1005"/>
-        </w:numPr>
-        <w:pStyle w:val="Compact"/>
-      </w:pPr>
-      <w:r>
-        <w:t xml:space="preserve">line console 0</w:t>
-      </w:r>
-    </w:p>
-    <w:p>
-      <w:pPr>
-        <w:numPr>
-          <w:ilvl w:val="1"/>
-          <w:numId w:val="1005"/>
-        </w:numPr>
-        <w:pStyle w:val="Compact"/>
-      </w:pPr>
-      <w:r>
-        <w:t xml:space="preserve">password cisco</w:t>
-      </w:r>
-    </w:p>
-    <w:p>
-      <w:pPr>
-        <w:numPr>
-          <w:ilvl w:val="1"/>
-          <w:numId w:val="1005"/>
-        </w:numPr>
-        <w:pStyle w:val="Compact"/>
-      </w:pPr>
-      <w:r>
-        <w:t xml:space="preserve">login</w:t>
+        <w:rPr>
+          <w:bCs/>
+          <w:b/>
+        </w:rPr>
+        <w:t xml:space="preserve">VLAN 103</w:t>
+      </w:r>
+      <w:r>
+        <w:t xml:space="preserve"> </w:t>
+      </w:r>
+      <w:r>
+        <w:t xml:space="preserve">— adm</w:t>
+      </w:r>
+      <w:r>
+        <w:br/>
       </w:r>
     </w:p>
     <w:p>
@@ -568,554 +691,17 @@
         <w:pStyle w:val="Compact"/>
       </w:pPr>
       <w:r>
-        <w:t xml:space="preserve">Включение защиты:</w:t>
-      </w:r>
-    </w:p>
-    <w:p>
-      <w:pPr>
-        <w:numPr>
-          <w:ilvl w:val="1"/>
-          <w:numId w:val="1006"/>
-        </w:numPr>
-        <w:pStyle w:val="Compact"/>
-      </w:pPr>
-      <w:r>
-        <w:t xml:space="preserve">enable secret cisco</w:t>
-      </w:r>
-    </w:p>
-    <w:p>
-      <w:pPr>
-        <w:numPr>
-          <w:ilvl w:val="1"/>
-          <w:numId w:val="1006"/>
-        </w:numPr>
-        <w:pStyle w:val="Compact"/>
-      </w:pPr>
-      <w:r>
-        <w:t xml:space="preserve">service password-encryption</w:t>
-      </w:r>
-    </w:p>
-    <w:p>
-      <w:pPr>
-        <w:numPr>
-          <w:ilvl w:val="1"/>
-          <w:numId w:val="1006"/>
-        </w:numPr>
-        <w:pStyle w:val="Compact"/>
-      </w:pPr>
-      <w:r>
-        <w:t xml:space="preserve">username admin privilege 1 secret cisco</w:t>
-      </w:r>
-    </w:p>
-    <w:p>
-      <w:pPr>
-        <w:numPr>
-          <w:ilvl w:val="0"/>
-          <w:numId w:val="1001"/>
-        </w:numPr>
-        <w:pStyle w:val="Compact"/>
-      </w:pPr>
-      <w:r>
-        <w:t xml:space="preserve">Подготовка SSH:</w:t>
-      </w:r>
-    </w:p>
-    <w:p>
-      <w:pPr>
-        <w:numPr>
-          <w:ilvl w:val="1"/>
-          <w:numId w:val="1007"/>
-        </w:numPr>
-        <w:pStyle w:val="Compact"/>
-      </w:pPr>
-      <w:r>
-        <w:t xml:space="preserve">ip domain-name donskaya.rudn.edu</w:t>
-      </w:r>
-    </w:p>
-    <w:p>
-      <w:pPr>
-        <w:numPr>
-          <w:ilvl w:val="1"/>
-          <w:numId w:val="1007"/>
-        </w:numPr>
-        <w:pStyle w:val="Compact"/>
-      </w:pPr>
-      <w:r>
-        <w:t xml:space="preserve">crypto key generate rsa</w:t>
-      </w:r>
-    </w:p>
-    <w:p>
-      <w:pPr>
-        <w:numPr>
-          <w:ilvl w:val="1"/>
-          <w:numId w:val="1007"/>
-        </w:numPr>
-        <w:pStyle w:val="Compact"/>
-      </w:pPr>
-      <w:r>
-        <w:t xml:space="preserve">line vty 0 4</w:t>
-      </w:r>
-    </w:p>
-    <w:p>
-      <w:pPr>
-        <w:numPr>
-          <w:ilvl w:val="1"/>
-          <w:numId w:val="1007"/>
-        </w:numPr>
-        <w:pStyle w:val="Compact"/>
-      </w:pPr>
-      <w:r>
-        <w:t xml:space="preserve">transport input ssh</w:t>
-      </w:r>
-    </w:p>
-    <w:p>
-      <w:pPr>
-        <w:numPr>
-          <w:ilvl w:val="0"/>
-          <w:numId w:val="1001"/>
-        </w:numPr>
-        <w:pStyle w:val="Compact"/>
-      </w:pPr>
-      <w:r>
-        <w:t xml:space="preserve">Сохранение конфигурации:</w:t>
-      </w:r>
-    </w:p>
-    <w:p>
-      <w:pPr>
-        <w:numPr>
-          <w:ilvl w:val="1"/>
-          <w:numId w:val="1008"/>
-        </w:numPr>
-        <w:pStyle w:val="Compact"/>
-      </w:pPr>
-      <w:r>
-        <w:t xml:space="preserve">write memory</w:t>
-      </w:r>
-    </w:p>
-    <w:bookmarkEnd w:id="25"/>
-    <w:bookmarkStart w:id="26" w:name="таблица-адресации-управления-vlan-2"/>
-    <w:p>
-      <w:pPr>
-        <w:pStyle w:val="Heading2"/>
-      </w:pPr>
-      <w:r>
-        <w:rPr>
-          <w:rStyle w:val="SectionNumber"/>
-        </w:rPr>
-        <w:t xml:space="preserve">2.3</w:t>
-      </w:r>
-      <w:r>
-        <w:tab/>
-      </w:r>
-      <w:r>
-        <w:t xml:space="preserve">Таблица адресации управления (VLAN 2)</w:t>
-      </w:r>
-    </w:p>
-    <w:tbl>
-      <w:tblPr>
-        <w:tblStyle w:val="Table"/>
-        <w:tblW w:type="pct" w:w="5000"/>
-        <w:tblLook w:firstRow="1" w:lastRow="0" w:firstColumn="0" w:lastColumn="0" w:noHBand="0" w:noVBand="0" w:val="0020"/>
-      </w:tblPr>
-      <w:tblGrid>
-        <w:gridCol w:w="3293"/>
-        <w:gridCol w:w="862"/>
-        <w:gridCol w:w="1176"/>
-        <w:gridCol w:w="1411"/>
-        <w:gridCol w:w="1176"/>
-      </w:tblGrid>
-      <w:tr>
-        <w:trPr>
-          <w:tblHeader w:val="true"/>
-        </w:trPr>
-        <w:tc>
-          <w:tcPr/>
-          <w:p>
-            <w:pPr>
-              <w:pStyle w:val="Compact"/>
-              <w:jc w:val="left"/>
-            </w:pPr>
-            <w:r>
-              <w:t xml:space="preserve">Устройство</w:t>
-            </w:r>
-          </w:p>
-        </w:tc>
-        <w:tc>
-          <w:tcPr/>
-          <w:p>
-            <w:pPr>
-              <w:pStyle w:val="Compact"/>
-              <w:jc w:val="left"/>
-            </w:pPr>
-            <w:r>
-              <w:t xml:space="preserve">Интерфейс</w:t>
-            </w:r>
-          </w:p>
-        </w:tc>
-        <w:tc>
-          <w:tcPr/>
-          <w:p>
-            <w:pPr>
-              <w:pStyle w:val="Compact"/>
-              <w:jc w:val="left"/>
-            </w:pPr>
-            <w:r>
-              <w:t xml:space="preserve">IP-адрес</w:t>
-            </w:r>
-          </w:p>
-        </w:tc>
-        <w:tc>
-          <w:tcPr/>
-          <w:p>
-            <w:pPr>
-              <w:pStyle w:val="Compact"/>
-              <w:jc w:val="left"/>
-            </w:pPr>
-            <w:r>
-              <w:t xml:space="preserve">Маска</w:t>
-            </w:r>
-          </w:p>
-        </w:tc>
-        <w:tc>
-          <w:tcPr/>
-          <w:p>
-            <w:pPr>
-              <w:pStyle w:val="Compact"/>
-              <w:jc w:val="left"/>
-            </w:pPr>
-            <w:r>
-              <w:t xml:space="preserve">Шлюз</w:t>
-            </w:r>
-          </w:p>
-        </w:tc>
-      </w:tr>
-      <w:tr>
-        <w:tc>
-          <w:tcPr/>
-          <w:p>
-            <w:pPr>
-              <w:pStyle w:val="Compact"/>
-              <w:jc w:val="left"/>
-            </w:pPr>
-            <w:r>
-              <w:t xml:space="preserve">msk-donskaya-irkolontirskiy-sw-1</w:t>
-            </w:r>
-          </w:p>
-        </w:tc>
-        <w:tc>
-          <w:tcPr/>
-          <w:p>
-            <w:pPr>
-              <w:pStyle w:val="Compact"/>
-              <w:jc w:val="left"/>
-            </w:pPr>
-            <w:r>
-              <w:t xml:space="preserve">Vlan2</w:t>
-            </w:r>
-          </w:p>
-        </w:tc>
-        <w:tc>
-          <w:tcPr/>
-          <w:p>
-            <w:pPr>
-              <w:pStyle w:val="Compact"/>
-              <w:jc w:val="left"/>
-            </w:pPr>
-            <w:r>
-              <w:t xml:space="preserve">10.128.1.2</w:t>
-            </w:r>
-          </w:p>
-        </w:tc>
-        <w:tc>
-          <w:tcPr/>
-          <w:p>
-            <w:pPr>
-              <w:pStyle w:val="Compact"/>
-              <w:jc w:val="left"/>
-            </w:pPr>
-            <w:r>
-              <w:t xml:space="preserve">255.255.255.0</w:t>
-            </w:r>
-          </w:p>
-        </w:tc>
-        <w:tc>
-          <w:tcPr/>
-          <w:p>
-            <w:pPr>
-              <w:pStyle w:val="Compact"/>
-              <w:jc w:val="left"/>
-            </w:pPr>
-            <w:r>
-              <w:t xml:space="preserve">10.128.1.1</w:t>
-            </w:r>
-          </w:p>
-        </w:tc>
-      </w:tr>
-      <w:tr>
-        <w:tc>
-          <w:tcPr/>
-          <w:p>
-            <w:pPr>
-              <w:pStyle w:val="Compact"/>
-              <w:jc w:val="left"/>
-            </w:pPr>
-            <w:r>
-              <w:t xml:space="preserve">msk-donskaya-irkolontirskiy-sw-2</w:t>
-            </w:r>
-          </w:p>
-        </w:tc>
-        <w:tc>
-          <w:tcPr/>
-          <w:p>
-            <w:pPr>
-              <w:pStyle w:val="Compact"/>
-              <w:jc w:val="left"/>
-            </w:pPr>
-            <w:r>
-              <w:t xml:space="preserve">Vlan2</w:t>
-            </w:r>
-          </w:p>
-        </w:tc>
-        <w:tc>
-          <w:tcPr/>
-          <w:p>
-            <w:pPr>
-              <w:pStyle w:val="Compact"/>
-              <w:jc w:val="left"/>
-            </w:pPr>
-            <w:r>
-              <w:t xml:space="preserve">10.128.1.3</w:t>
-            </w:r>
-          </w:p>
-        </w:tc>
-        <w:tc>
-          <w:tcPr/>
-          <w:p>
-            <w:pPr>
-              <w:pStyle w:val="Compact"/>
-              <w:jc w:val="left"/>
-            </w:pPr>
-            <w:r>
-              <w:t xml:space="preserve">255.255.255.0</w:t>
-            </w:r>
-          </w:p>
-        </w:tc>
-        <w:tc>
-          <w:tcPr/>
-          <w:p>
-            <w:pPr>
-              <w:pStyle w:val="Compact"/>
-              <w:jc w:val="left"/>
-            </w:pPr>
-            <w:r>
-              <w:t xml:space="preserve">10.128.1.1</w:t>
-            </w:r>
-          </w:p>
-        </w:tc>
-      </w:tr>
-      <w:tr>
-        <w:tc>
-          <w:tcPr/>
-          <w:p>
-            <w:pPr>
-              <w:pStyle w:val="Compact"/>
-              <w:jc w:val="left"/>
-            </w:pPr>
-            <w:r>
-              <w:t xml:space="preserve">msk-donskaya-irkolontirskiy-sw-3</w:t>
-            </w:r>
-          </w:p>
-        </w:tc>
-        <w:tc>
-          <w:tcPr/>
-          <w:p>
-            <w:pPr>
-              <w:pStyle w:val="Compact"/>
-              <w:jc w:val="left"/>
-            </w:pPr>
-            <w:r>
-              <w:t xml:space="preserve">Vlan2</w:t>
-            </w:r>
-          </w:p>
-        </w:tc>
-        <w:tc>
-          <w:tcPr/>
-          <w:p>
-            <w:pPr>
-              <w:pStyle w:val="Compact"/>
-              <w:jc w:val="left"/>
-            </w:pPr>
-            <w:r>
-              <w:t xml:space="preserve">10.128.1.4</w:t>
-            </w:r>
-          </w:p>
-        </w:tc>
-        <w:tc>
-          <w:tcPr/>
-          <w:p>
-            <w:pPr>
-              <w:pStyle w:val="Compact"/>
-              <w:jc w:val="left"/>
-            </w:pPr>
-            <w:r>
-              <w:t xml:space="preserve">255.255.255.0</w:t>
-            </w:r>
-          </w:p>
-        </w:tc>
-        <w:tc>
-          <w:tcPr/>
-          <w:p>
-            <w:pPr>
-              <w:pStyle w:val="Compact"/>
-              <w:jc w:val="left"/>
-            </w:pPr>
-            <w:r>
-              <w:t xml:space="preserve">10.128.1.1</w:t>
-            </w:r>
-          </w:p>
-        </w:tc>
-      </w:tr>
-      <w:tr>
-        <w:tc>
-          <w:tcPr/>
-          <w:p>
-            <w:pPr>
-              <w:pStyle w:val="Compact"/>
-              <w:jc w:val="left"/>
-            </w:pPr>
-            <w:r>
-              <w:t xml:space="preserve">msk-donskaya-irkolontirskiy-sw-4</w:t>
-            </w:r>
-          </w:p>
-        </w:tc>
-        <w:tc>
-          <w:tcPr/>
-          <w:p>
-            <w:pPr>
-              <w:pStyle w:val="Compact"/>
-              <w:jc w:val="left"/>
-            </w:pPr>
-            <w:r>
-              <w:t xml:space="preserve">Vlan2</w:t>
-            </w:r>
-          </w:p>
-        </w:tc>
-        <w:tc>
-          <w:tcPr/>
-          <w:p>
-            <w:pPr>
-              <w:pStyle w:val="Compact"/>
-              <w:jc w:val="left"/>
-            </w:pPr>
-            <w:r>
-              <w:t xml:space="preserve">10.128.1.5</w:t>
-            </w:r>
-          </w:p>
-        </w:tc>
-        <w:tc>
-          <w:tcPr/>
-          <w:p>
-            <w:pPr>
-              <w:pStyle w:val="Compact"/>
-              <w:jc w:val="left"/>
-            </w:pPr>
-            <w:r>
-              <w:t xml:space="preserve">255.255.255.0</w:t>
-            </w:r>
-          </w:p>
-        </w:tc>
-        <w:tc>
-          <w:tcPr/>
-          <w:p>
-            <w:pPr>
-              <w:pStyle w:val="Compact"/>
-              <w:jc w:val="left"/>
-            </w:pPr>
-            <w:r>
-              <w:t xml:space="preserve">10.128.1.1</w:t>
-            </w:r>
-          </w:p>
-        </w:tc>
-      </w:tr>
-      <w:tr>
-        <w:tc>
-          <w:tcPr/>
-          <w:p>
-            <w:pPr>
-              <w:pStyle w:val="Compact"/>
-              <w:jc w:val="left"/>
-            </w:pPr>
-            <w:r>
-              <w:t xml:space="preserve">msk-pavlovskaya-irkolontirskiy-sw-1</w:t>
-            </w:r>
-          </w:p>
-        </w:tc>
-        <w:tc>
-          <w:tcPr/>
-          <w:p>
-            <w:pPr>
-              <w:pStyle w:val="Compact"/>
-              <w:jc w:val="left"/>
-            </w:pPr>
-            <w:r>
-              <w:t xml:space="preserve">Vlan2</w:t>
-            </w:r>
-          </w:p>
-        </w:tc>
-        <w:tc>
-          <w:tcPr/>
-          <w:p>
-            <w:pPr>
-              <w:pStyle w:val="Compact"/>
-              <w:jc w:val="left"/>
-            </w:pPr>
-            <w:r>
-              <w:t xml:space="preserve">10.128.1.6</w:t>
-            </w:r>
-          </w:p>
-        </w:tc>
-        <w:tc>
-          <w:tcPr/>
-          <w:p>
-            <w:pPr>
-              <w:pStyle w:val="Compact"/>
-              <w:jc w:val="left"/>
-            </w:pPr>
-            <w:r>
-              <w:t xml:space="preserve">255.255.255.0</w:t>
-            </w:r>
-          </w:p>
-        </w:tc>
-        <w:tc>
-          <w:tcPr/>
-          <w:p>
-            <w:pPr>
-              <w:pStyle w:val="Compact"/>
-              <w:jc w:val="left"/>
-            </w:pPr>
-            <w:r>
-              <w:t xml:space="preserve">10.128.1.1</w:t>
-            </w:r>
-          </w:p>
-        </w:tc>
-      </w:tr>
-    </w:tbl>
-    <w:bookmarkEnd w:id="26"/>
-    <w:bookmarkStart w:id="42" w:name="подтверждение-настройки-по-данным-cli"/>
-    <w:p>
-      <w:pPr>
-        <w:pStyle w:val="Heading2"/>
-      </w:pPr>
-      <w:r>
-        <w:rPr>
-          <w:rStyle w:val="SectionNumber"/>
-        </w:rPr>
-        <w:t xml:space="preserve">2.4</w:t>
-      </w:r>
-      <w:r>
-        <w:tab/>
-      </w:r>
-      <w:r>
-        <w:t xml:space="preserve">Подтверждение настройки (по данным CLI)</w:t>
+        <w:rPr>
+          <w:bCs/>
+          <w:b/>
+        </w:rPr>
+        <w:t xml:space="preserve">VLAN 104</w:t>
+      </w:r>
+      <w:r>
+        <w:t xml:space="preserve"> </w:t>
+      </w:r>
+      <w:r>
+        <w:t xml:space="preserve">— other</w:t>
       </w:r>
     </w:p>
     <w:p>
@@ -1123,96 +709,102 @@
         <w:pStyle w:val="FirstParagraph"/>
       </w:pPr>
       <w:r>
-        <w:t xml:space="preserve">На всех коммутаторах:</w:t>
-      </w:r>
-      <w:r>
-        <w:t xml:space="preserve"> </w:t>
-      </w:r>
-      <w:r>
-        <w:t xml:space="preserve">- назначены уникальные имена устройств;</w:t>
-      </w:r>
-      <w:r>
-        <w:t xml:space="preserve"> </w:t>
-      </w:r>
-      <w:r>
-        <w:t xml:space="preserve">- активирован интерфейс Vlan2;</w:t>
-      </w:r>
-      <w:r>
-        <w:t xml:space="preserve"> </w:t>
-      </w:r>
-      <w:r>
-        <w:t xml:space="preserve">- назначены IP-адреса управления;</w:t>
-      </w:r>
-      <w:r>
-        <w:t xml:space="preserve"> </w:t>
-      </w:r>
-      <w:r>
-        <w:t xml:space="preserve">- задан шлюз по умолчанию 10.128.1.1;</w:t>
-      </w:r>
-      <w:r>
-        <w:t xml:space="preserve"> </w:t>
-      </w:r>
-      <w:r>
-        <w:t xml:space="preserve">- настроены линии VTY и Console с паролями;</w:t>
-      </w:r>
-      <w:r>
-        <w:t xml:space="preserve"> </w:t>
-      </w:r>
-      <w:r>
-        <w:t xml:space="preserve">- включено шифрование паролей;</w:t>
-      </w:r>
-      <w:r>
-        <w:t xml:space="preserve"> </w:t>
-      </w:r>
-      <w:r>
-        <w:t xml:space="preserve">- создан пользователь admin;</w:t>
-      </w:r>
-      <w:r>
-        <w:t xml:space="preserve"> </w:t>
-      </w:r>
-      <w:r>
-        <w:t xml:space="preserve">- настроен домен donskaya.rudn.edu;</w:t>
-      </w:r>
-      <w:r>
-        <w:t xml:space="preserve"> </w:t>
-      </w:r>
-      <w:r>
-        <w:t xml:space="preserve">- сгенерированы RSA-ключи;</w:t>
-      </w:r>
-      <w:r>
-        <w:t xml:space="preserve"> </w:t>
-      </w:r>
-      <w:r>
-        <w:t xml:space="preserve">- разрешён доступ по SSH;</w:t>
-      </w:r>
-      <w:r>
-        <w:t xml:space="preserve"> </w:t>
-      </w:r>
-      <w:r>
-        <w:t xml:space="preserve">- конфигурация сохранена в NVRAM.</w:t>
-      </w:r>
-    </w:p>
-    <w:p>
-      <w:pPr>
-        <w:pStyle w:val="BodyText"/>
-      </w:pPr>
+        <w:t xml:space="preserve">Также на интерфейсах</w:t>
+      </w:r>
+      <w:r>
+        <w:t xml:space="preserve"> </w:t>
+      </w:r>
+      <w:r>
+        <w:rPr>
+          <w:bCs/>
+          <w:b/>
+        </w:rPr>
+        <w:t xml:space="preserve">FastEthernet0/24</w:t>
+      </w:r>
+      <w:r>
+        <w:t xml:space="preserve">,</w:t>
+      </w:r>
+      <w:r>
+        <w:t xml:space="preserve"> </w:t>
+      </w:r>
+      <w:r>
+        <w:rPr>
+          <w:bCs/>
+          <w:b/>
+        </w:rPr>
+        <w:t xml:space="preserve">FastEthernet0/1</w:t>
+      </w:r>
+      <w:r>
+        <w:t xml:space="preserve">,</w:t>
+      </w:r>
+      <w:r>
+        <w:t xml:space="preserve"> </w:t>
+      </w:r>
+      <w:r>
+        <w:rPr>
+          <w:bCs/>
+          <w:b/>
+        </w:rPr>
+        <w:t xml:space="preserve">GigabitEthernet0/1</w:t>
+      </w:r>
+      <w:r>
+        <w:t xml:space="preserve"> </w:t>
+      </w:r>
+      <w:r>
+        <w:t xml:space="preserve">и</w:t>
+      </w:r>
+      <w:r>
+        <w:t xml:space="preserve"> </w:t>
+      </w:r>
+      <w:r>
+        <w:rPr>
+          <w:bCs/>
+          <w:b/>
+        </w:rPr>
+        <w:t xml:space="preserve">GigabitEthernet0/2</w:t>
+      </w:r>
+      <w:r>
+        <w:t xml:space="preserve"> </w:t>
+      </w:r>
+      <w:r>
+        <w:t xml:space="preserve">был настроен режим</w:t>
+      </w:r>
+      <w:r>
+        <w:t xml:space="preserve"> </w:t>
+      </w:r>
+      <w:r>
+        <w:rPr>
+          <w:bCs/>
+          <w:b/>
+        </w:rPr>
+        <w:t xml:space="preserve">trunk</w:t>
+      </w:r>
+      <w:r>
+        <w:t xml:space="preserve">, что обеспечило передачу VLAN между коммутаторами.</w:t>
+      </w:r>
+    </w:p>
+    <w:p>
+      <w:pPr>
+        <w:pStyle w:val="CaptionedFigure"/>
+      </w:pPr>
+      <w:bookmarkStart w:id="29" w:name="fig:002"/>
       <w:r>
         <w:drawing>
           <wp:inline>
-            <wp:extent cx="5334000" cy="4496796"/>
+            <wp:extent cx="5334000" cy="4454559"/>
             <wp:effectExtent b="0" l="0" r="0" t="0"/>
-            <wp:docPr descr="CLI sw-1" title="" id="28" name="Picture"/>
+            <wp:docPr descr="Рис. 2: Настройка VTP-сервера и создание VLAN на центральном коммутаторе" title="" id="27" name="Picture"/>
             <a:graphic>
               <a:graphicData uri="http://schemas.openxmlformats.org/drawingml/2006/picture">
                 <pic:pic>
                   <pic:nvPicPr>
-                    <pic:cNvPr descr="02.png" id="29" name="Picture"/>
+                    <pic:cNvPr descr="02.png" id="28" name="Picture"/>
                     <pic:cNvPicPr>
                       <a:picLocks noChangeArrowheads="1" noChangeAspect="1"/>
                     </pic:cNvPicPr>
                   </pic:nvPicPr>
                   <pic:blipFill>
-                    <a:blip r:embed="rId27"/>
+                    <a:blip r:embed="rId26"/>
                     <a:stretch>
                       <a:fillRect/>
                     </a:stretch>
@@ -1220,7 +812,7 @@
                   <pic:spPr bwMode="auto">
                     <a:xfrm>
                       <a:off x="0" y="0"/>
-                      <a:ext cx="5334000" cy="4496796"/>
+                      <a:ext cx="5334000" cy="4454559"/>
                     </a:xfrm>
                     <a:prstGeom prst="rect">
                       <a:avLst/>
@@ -1238,26 +830,229 @@
           </wp:inline>
         </w:drawing>
       </w:r>
-      <w:r>
-        <w:t xml:space="preserve"> </w:t>
-      </w:r>
+      <w:bookmarkEnd w:id="29"/>
+    </w:p>
+    <w:p>
+      <w:pPr>
+        <w:pStyle w:val="ImageCaption"/>
+      </w:pPr>
+      <w:r>
+        <w:t xml:space="preserve">Рис. 2: Настройка VTP-сервера и создание VLAN на центральном коммутаторе</w:t>
+      </w:r>
+    </w:p>
+    <w:bookmarkEnd w:id="30"/>
+    <w:bookmarkStart w:id="35" w:name="Xde4a3350ee60d60c173c64569199a7ceb1ae2bf"/>
+    <w:p>
+      <w:pPr>
+        <w:pStyle w:val="Heading2"/>
+      </w:pPr>
+      <w:r>
+        <w:rPr>
+          <w:rStyle w:val="SectionNumber"/>
+        </w:rPr>
+        <w:t xml:space="preserve">2.3</w:t>
+      </w:r>
+      <w:r>
+        <w:tab/>
+      </w:r>
+      <w:r>
+        <w:t xml:space="preserve">Настройка коммутатора msk-pavlovskaya-irkolontirskiy-sw-1</w:t>
+      </w:r>
+    </w:p>
+    <w:p>
+      <w:pPr>
+        <w:pStyle w:val="FirstParagraph"/>
+      </w:pPr>
+      <w:r>
+        <w:t xml:space="preserve">Коммутатор</w:t>
+      </w:r>
+      <w:r>
+        <w:t xml:space="preserve"> </w:t>
+      </w:r>
+      <w:r>
+        <w:rPr>
+          <w:bCs/>
+          <w:b/>
+        </w:rPr>
+        <w:t xml:space="preserve">msk-pavlovskaya-irkolontirskiy-sw-1</w:t>
+      </w:r>
+      <w:r>
+        <w:t xml:space="preserve"> </w:t>
+      </w:r>
+      <w:r>
+        <w:t xml:space="preserve">был переведён в режим</w:t>
+      </w:r>
+      <w:r>
+        <w:t xml:space="preserve"> </w:t>
+      </w:r>
+      <w:r>
+        <w:rPr>
+          <w:bCs/>
+          <w:b/>
+        </w:rPr>
+        <w:t xml:space="preserve">VTP Client</w:t>
+      </w:r>
+      <w:r>
+        <w:t xml:space="preserve"> </w:t>
+      </w:r>
+      <w:r>
+        <w:t xml:space="preserve">и подключён к домену</w:t>
+      </w:r>
+      <w:r>
+        <w:t xml:space="preserve"> </w:t>
+      </w:r>
+      <w:r>
+        <w:rPr>
+          <w:bCs/>
+          <w:b/>
+        </w:rPr>
+        <w:t xml:space="preserve">donskaya</w:t>
+      </w:r>
+      <w:r>
+        <w:t xml:space="preserve"> </w:t>
+      </w:r>
+      <w:r>
+        <w:t xml:space="preserve">с использованием пароля</w:t>
+      </w:r>
+      <w:r>
+        <w:t xml:space="preserve"> </w:t>
+      </w:r>
+      <w:r>
+        <w:rPr>
+          <w:bCs/>
+          <w:b/>
+        </w:rPr>
+        <w:t xml:space="preserve">cisco</w:t>
+      </w:r>
+      <w:r>
+        <w:t xml:space="preserve">. На интерфейсе</w:t>
+      </w:r>
+      <w:r>
+        <w:t xml:space="preserve"> </w:t>
+      </w:r>
+      <w:r>
+        <w:rPr>
+          <w:bCs/>
+          <w:b/>
+        </w:rPr>
+        <w:t xml:space="preserve">FastEthernet0/24</w:t>
+      </w:r>
+      <w:r>
+        <w:t xml:space="preserve"> </w:t>
+      </w:r>
+      <w:r>
+        <w:t xml:space="preserve">был настроен trunk-порт для соединения с магистральным коммутатором.</w:t>
+      </w:r>
+    </w:p>
+    <w:p>
+      <w:pPr>
+        <w:pStyle w:val="BodyText"/>
+      </w:pPr>
+      <w:r>
+        <w:t xml:space="preserve">Для пользовательских портов была выполнена привязка к VLAN:</w:t>
+      </w:r>
+    </w:p>
+    <w:p>
+      <w:pPr>
+        <w:numPr>
+          <w:ilvl w:val="0"/>
+          <w:numId w:val="1002"/>
+        </w:numPr>
+        <w:pStyle w:val="Compact"/>
+      </w:pPr>
+      <w:r>
+        <w:t xml:space="preserve">диапазон</w:t>
+      </w:r>
+      <w:r>
+        <w:t xml:space="preserve"> </w:t>
+      </w:r>
+      <w:r>
+        <w:rPr>
+          <w:bCs/>
+          <w:b/>
+        </w:rPr>
+        <w:t xml:space="preserve">FastEthernet0/1 – FastEthernet0/15</w:t>
+      </w:r>
+      <w:r>
+        <w:t xml:space="preserve"> </w:t>
+      </w:r>
+      <w:r>
+        <w:t xml:space="preserve">назначен в</w:t>
+      </w:r>
+      <w:r>
+        <w:t xml:space="preserve"> </w:t>
+      </w:r>
+      <w:r>
+        <w:rPr>
+          <w:bCs/>
+          <w:b/>
+        </w:rPr>
+        <w:t xml:space="preserve">VLAN 101</w:t>
+      </w:r>
+      <w:r>
+        <w:br/>
+      </w:r>
+    </w:p>
+    <w:p>
+      <w:pPr>
+        <w:numPr>
+          <w:ilvl w:val="0"/>
+          <w:numId w:val="1002"/>
+        </w:numPr>
+        <w:pStyle w:val="Compact"/>
+      </w:pPr>
+      <w:r>
+        <w:t xml:space="preserve">интерфейс</w:t>
+      </w:r>
+      <w:r>
+        <w:t xml:space="preserve"> </w:t>
+      </w:r>
+      <w:r>
+        <w:rPr>
+          <w:bCs/>
+          <w:b/>
+        </w:rPr>
+        <w:t xml:space="preserve">FastEthernet0/20</w:t>
+      </w:r>
+      <w:r>
+        <w:t xml:space="preserve"> </w:t>
+      </w:r>
+      <w:r>
+        <w:t xml:space="preserve">назначен в</w:t>
+      </w:r>
+      <w:r>
+        <w:t xml:space="preserve"> </w:t>
+      </w:r>
+      <w:r>
+        <w:rPr>
+          <w:bCs/>
+          <w:b/>
+        </w:rPr>
+        <w:t xml:space="preserve">VLAN 104</w:t>
+      </w:r>
+    </w:p>
+    <w:p>
+      <w:pPr>
+        <w:pStyle w:val="CaptionedFigure"/>
+      </w:pPr>
+      <w:bookmarkStart w:id="34" w:name="fig:003"/>
       <w:r>
         <w:drawing>
           <wp:inline>
-            <wp:extent cx="5334000" cy="4757900"/>
+            <wp:extent cx="5056094" cy="3380974"/>
             <wp:effectExtent b="0" l="0" r="0" t="0"/>
-            <wp:docPr descr="CLI sw-2" title="" id="31" name="Picture"/>
+            <wp:docPr descr="Рис. 3: Настройка VTP-клиента и назначение VLAN на коммутаторе msk-pavlovskaya-irkolontirskiy-sw-1" title="" id="32" name="Picture"/>
             <a:graphic>
               <a:graphicData uri="http://schemas.openxmlformats.org/drawingml/2006/picture">
                 <pic:pic>
                   <pic:nvPicPr>
-                    <pic:cNvPr descr="03.png" id="32" name="Picture"/>
+                    <pic:cNvPr descr="03.png" id="33" name="Picture"/>
                     <pic:cNvPicPr>
                       <a:picLocks noChangeArrowheads="1" noChangeAspect="1"/>
                     </pic:cNvPicPr>
                   </pic:nvPicPr>
                   <pic:blipFill>
-                    <a:blip r:embed="rId30"/>
+                    <a:blip r:embed="rId31"/>
                     <a:stretch>
                       <a:fillRect/>
                     </a:stretch>
@@ -1265,7 +1060,7 @@
                   <pic:spPr bwMode="auto">
                     <a:xfrm>
                       <a:off x="0" y="0"/>
-                      <a:ext cx="5334000" cy="4757900"/>
+                      <a:ext cx="5056094" cy="3380974"/>
                     </a:xfrm>
                     <a:prstGeom prst="rect">
                       <a:avLst/>
@@ -1283,26 +1078,210 @@
           </wp:inline>
         </w:drawing>
       </w:r>
-      <w:r>
-        <w:t xml:space="preserve"> </w:t>
-      </w:r>
+      <w:bookmarkEnd w:id="34"/>
+    </w:p>
+    <w:p>
+      <w:pPr>
+        <w:pStyle w:val="ImageCaption"/>
+      </w:pPr>
+      <w:r>
+        <w:t xml:space="preserve">Рис. 3: Настройка VTP-клиента и назначение VLAN на коммутаторе msk-pavlovskaya-irkolontirskiy-sw-1</w:t>
+      </w:r>
+    </w:p>
+    <w:bookmarkEnd w:id="35"/>
+    <w:bookmarkStart w:id="40" w:name="Xee9b42e1cb969d4a3a77d523a2d88e202f3a52b"/>
+    <w:p>
+      <w:pPr>
+        <w:pStyle w:val="Heading2"/>
+      </w:pPr>
+      <w:r>
+        <w:rPr>
+          <w:rStyle w:val="SectionNumber"/>
+        </w:rPr>
+        <w:t xml:space="preserve">2.4</w:t>
+      </w:r>
+      <w:r>
+        <w:tab/>
+      </w:r>
+      <w:r>
+        <w:t xml:space="preserve">Настройка коммутатора msk-donskaya-irkolontirskiy-sw-2</w:t>
+      </w:r>
+    </w:p>
+    <w:p>
+      <w:pPr>
+        <w:pStyle w:val="FirstParagraph"/>
+      </w:pPr>
+      <w:r>
+        <w:t xml:space="preserve">На коммутаторе</w:t>
+      </w:r>
+      <w:r>
+        <w:t xml:space="preserve"> </w:t>
+      </w:r>
+      <w:r>
+        <w:rPr>
+          <w:bCs/>
+          <w:b/>
+        </w:rPr>
+        <w:t xml:space="preserve">msk-donskaya-irkolontirskiy-sw-2</w:t>
+      </w:r>
+      <w:r>
+        <w:t xml:space="preserve"> </w:t>
+      </w:r>
+      <w:r>
+        <w:t xml:space="preserve">был включён режим</w:t>
+      </w:r>
+      <w:r>
+        <w:t xml:space="preserve"> </w:t>
+      </w:r>
+      <w:r>
+        <w:rPr>
+          <w:bCs/>
+          <w:b/>
+        </w:rPr>
+        <w:t xml:space="preserve">VTP Client</w:t>
+      </w:r>
+      <w:r>
+        <w:t xml:space="preserve">, после чего заданы домен</w:t>
+      </w:r>
+      <w:r>
+        <w:t xml:space="preserve"> </w:t>
+      </w:r>
+      <w:r>
+        <w:rPr>
+          <w:bCs/>
+          <w:b/>
+        </w:rPr>
+        <w:t xml:space="preserve">donskaya</w:t>
+      </w:r>
+      <w:r>
+        <w:t xml:space="preserve"> </w:t>
+      </w:r>
+      <w:r>
+        <w:t xml:space="preserve">и пароль</w:t>
+      </w:r>
+      <w:r>
+        <w:t xml:space="preserve"> </w:t>
+      </w:r>
+      <w:r>
+        <w:rPr>
+          <w:bCs/>
+          <w:b/>
+        </w:rPr>
+        <w:t xml:space="preserve">cisco</w:t>
+      </w:r>
+      <w:r>
+        <w:t xml:space="preserve">.</w:t>
+      </w:r>
+    </w:p>
+    <w:p>
+      <w:pPr>
+        <w:pStyle w:val="BodyText"/>
+      </w:pPr>
+      <w:r>
+        <w:t xml:space="preserve">Для соединений с другими коммутаторами были переведены в режим</w:t>
+      </w:r>
+      <w:r>
+        <w:t xml:space="preserve"> </w:t>
+      </w:r>
+      <w:r>
+        <w:rPr>
+          <w:bCs/>
+          <w:b/>
+        </w:rPr>
+        <w:t xml:space="preserve">trunk</w:t>
+      </w:r>
+      <w:r>
+        <w:t xml:space="preserve"> </w:t>
+      </w:r>
+      <w:r>
+        <w:t xml:space="preserve">интерфейсы</w:t>
+      </w:r>
+      <w:r>
+        <w:t xml:space="preserve"> </w:t>
+      </w:r>
+      <w:r>
+        <w:rPr>
+          <w:bCs/>
+          <w:b/>
+        </w:rPr>
+        <w:t xml:space="preserve">GigabitEthernet0/1</w:t>
+      </w:r>
+      <w:r>
+        <w:t xml:space="preserve"> </w:t>
+      </w:r>
+      <w:r>
+        <w:t xml:space="preserve">и</w:t>
+      </w:r>
+      <w:r>
+        <w:t xml:space="preserve"> </w:t>
+      </w:r>
+      <w:r>
+        <w:rPr>
+          <w:bCs/>
+          <w:b/>
+        </w:rPr>
+        <w:t xml:space="preserve">GigabitEthernet0/2</w:t>
+      </w:r>
+      <w:r>
+        <w:t xml:space="preserve">.</w:t>
+      </w:r>
+    </w:p>
+    <w:p>
+      <w:pPr>
+        <w:pStyle w:val="BodyText"/>
+      </w:pPr>
+      <w:r>
+        <w:t xml:space="preserve">Порты</w:t>
+      </w:r>
+      <w:r>
+        <w:t xml:space="preserve"> </w:t>
+      </w:r>
+      <w:r>
+        <w:rPr>
+          <w:bCs/>
+          <w:b/>
+        </w:rPr>
+        <w:t xml:space="preserve">FastEthernet0/1 – FastEthernet0/2</w:t>
+      </w:r>
+      <w:r>
+        <w:t xml:space="preserve">, к которым подключены серверы, были настроены как access-порты и включены в</w:t>
+      </w:r>
+      <w:r>
+        <w:t xml:space="preserve"> </w:t>
+      </w:r>
+      <w:r>
+        <w:rPr>
+          <w:bCs/>
+          <w:b/>
+        </w:rPr>
+        <w:t xml:space="preserve">VLAN 3</w:t>
+      </w:r>
+      <w:r>
+        <w:t xml:space="preserve">, предназначенную для серверного сегмента сети.</w:t>
+      </w:r>
+    </w:p>
+    <w:p>
+      <w:pPr>
+        <w:pStyle w:val="CaptionedFigure"/>
+      </w:pPr>
+      <w:bookmarkStart w:id="39" w:name="fig:004"/>
       <w:r>
         <w:drawing>
           <wp:inline>
-            <wp:extent cx="5334000" cy="4970032"/>
+            <wp:extent cx="5334000" cy="3282461"/>
             <wp:effectExtent b="0" l="0" r="0" t="0"/>
-            <wp:docPr descr="CLI sw-3" title="" id="34" name="Picture"/>
+            <wp:docPr descr="Рис. 4: Настройка VTP-клиента и серверного VLAN на коммутаторе msk-donskaya-irkolontirskiy-sw-2" title="" id="37" name="Picture"/>
             <a:graphic>
               <a:graphicData uri="http://schemas.openxmlformats.org/drawingml/2006/picture">
                 <pic:pic>
                   <pic:nvPicPr>
-                    <pic:cNvPr descr="04.png" id="35" name="Picture"/>
+                    <pic:cNvPr descr="04.png" id="38" name="Picture"/>
                     <pic:cNvPicPr>
                       <a:picLocks noChangeArrowheads="1" noChangeAspect="1"/>
                     </pic:cNvPicPr>
                   </pic:nvPicPr>
                   <pic:blipFill>
-                    <a:blip r:embed="rId33"/>
+                    <a:blip r:embed="rId36"/>
                     <a:stretch>
                       <a:fillRect/>
                     </a:stretch>
@@ -1310,7 +1289,7 @@
                   <pic:spPr bwMode="auto">
                     <a:xfrm>
                       <a:off x="0" y="0"/>
-                      <a:ext cx="5334000" cy="4970032"/>
+                      <a:ext cx="5334000" cy="3282461"/>
                     </a:xfrm>
                     <a:prstGeom prst="rect">
                       <a:avLst/>
@@ -1328,26 +1307,187 @@
           </wp:inline>
         </w:drawing>
       </w:r>
-      <w:r>
-        <w:t xml:space="preserve"> </w:t>
-      </w:r>
+      <w:bookmarkEnd w:id="39"/>
+    </w:p>
+    <w:p>
+      <w:pPr>
+        <w:pStyle w:val="ImageCaption"/>
+      </w:pPr>
+      <w:r>
+        <w:t xml:space="preserve">Рис. 4: Настройка VTP-клиента и серверного VLAN на коммутаторе msk-donskaya-irkolontirskiy-sw-2</w:t>
+      </w:r>
+    </w:p>
+    <w:bookmarkEnd w:id="40"/>
+    <w:bookmarkStart w:id="45" w:name="Xff32987171bd20d1ec779c4bf6cbbc2dbfd0ebe"/>
+    <w:p>
+      <w:pPr>
+        <w:pStyle w:val="Heading2"/>
+      </w:pPr>
+      <w:r>
+        <w:rPr>
+          <w:rStyle w:val="SectionNumber"/>
+        </w:rPr>
+        <w:t xml:space="preserve">2.5</w:t>
+      </w:r>
+      <w:r>
+        <w:tab/>
+      </w:r>
+      <w:r>
+        <w:t xml:space="preserve">Настройка коммутатора msk-donskaya-irkolontirskiy-sw-3</w:t>
+      </w:r>
+    </w:p>
+    <w:p>
+      <w:pPr>
+        <w:pStyle w:val="FirstParagraph"/>
+      </w:pPr>
+      <w:r>
+        <w:t xml:space="preserve">Коммутатор</w:t>
+      </w:r>
+      <w:r>
+        <w:t xml:space="preserve"> </w:t>
+      </w:r>
+      <w:r>
+        <w:rPr>
+          <w:bCs/>
+          <w:b/>
+        </w:rPr>
+        <w:t xml:space="preserve">msk-donskaya-irkolontirskiy-sw-3</w:t>
+      </w:r>
+      <w:r>
+        <w:t xml:space="preserve"> </w:t>
+      </w:r>
+      <w:r>
+        <w:t xml:space="preserve">также был настроен как</w:t>
+      </w:r>
+      <w:r>
+        <w:t xml:space="preserve"> </w:t>
+      </w:r>
+      <w:r>
+        <w:rPr>
+          <w:bCs/>
+          <w:b/>
+        </w:rPr>
+        <w:t xml:space="preserve">VTP Client</w:t>
+      </w:r>
+      <w:r>
+        <w:t xml:space="preserve"> </w:t>
+      </w:r>
+      <w:r>
+        <w:t xml:space="preserve">с параметрами домена</w:t>
+      </w:r>
+      <w:r>
+        <w:t xml:space="preserve"> </w:t>
+      </w:r>
+      <w:r>
+        <w:rPr>
+          <w:bCs/>
+          <w:b/>
+        </w:rPr>
+        <w:t xml:space="preserve">donskaya</w:t>
+      </w:r>
+      <w:r>
+        <w:t xml:space="preserve"> </w:t>
+      </w:r>
+      <w:r>
+        <w:t xml:space="preserve">и паролем</w:t>
+      </w:r>
+      <w:r>
+        <w:t xml:space="preserve"> </w:t>
+      </w:r>
+      <w:r>
+        <w:rPr>
+          <w:bCs/>
+          <w:b/>
+        </w:rPr>
+        <w:t xml:space="preserve">cisco</w:t>
+      </w:r>
+      <w:r>
+        <w:t xml:space="preserve">.</w:t>
+      </w:r>
+    </w:p>
+    <w:p>
+      <w:pPr>
+        <w:pStyle w:val="BodyText"/>
+      </w:pPr>
+      <w:r>
+        <w:t xml:space="preserve">На интерфейсе</w:t>
+      </w:r>
+      <w:r>
+        <w:t xml:space="preserve"> </w:t>
+      </w:r>
+      <w:r>
+        <w:rPr>
+          <w:bCs/>
+          <w:b/>
+        </w:rPr>
+        <w:t xml:space="preserve">GigabitEthernet0/1</w:t>
+      </w:r>
+      <w:r>
+        <w:t xml:space="preserve"> </w:t>
+      </w:r>
+      <w:r>
+        <w:t xml:space="preserve">был настроен trunk-порт для подключения к вышестоящему коммутатору.</w:t>
+      </w:r>
+    </w:p>
+    <w:p>
+      <w:pPr>
+        <w:pStyle w:val="BodyText"/>
+      </w:pPr>
+      <w:r>
+        <w:t xml:space="preserve">Диапазон портов</w:t>
+      </w:r>
+      <w:r>
+        <w:t xml:space="preserve"> </w:t>
+      </w:r>
+      <w:r>
+        <w:rPr>
+          <w:bCs/>
+          <w:b/>
+        </w:rPr>
+        <w:t xml:space="preserve">FastEthernet0/1 – FastEthernet0/2</w:t>
+      </w:r>
+      <w:r>
+        <w:t xml:space="preserve"> </w:t>
+      </w:r>
+      <w:r>
+        <w:t xml:space="preserve">был переведён в режим access и включён в</w:t>
+      </w:r>
+      <w:r>
+        <w:t xml:space="preserve"> </w:t>
+      </w:r>
+      <w:r>
+        <w:rPr>
+          <w:bCs/>
+          <w:b/>
+        </w:rPr>
+        <w:t xml:space="preserve">VLAN 3</w:t>
+      </w:r>
+      <w:r>
+        <w:t xml:space="preserve">, что позволило подключённому серверу работать в серверной сети.</w:t>
+      </w:r>
+    </w:p>
+    <w:p>
+      <w:pPr>
+        <w:pStyle w:val="CaptionedFigure"/>
+      </w:pPr>
+      <w:bookmarkStart w:id="44" w:name="fig:005"/>
       <w:r>
         <w:drawing>
           <wp:inline>
-            <wp:extent cx="5334000" cy="4886587"/>
+            <wp:extent cx="5334000" cy="3463825"/>
             <wp:effectExtent b="0" l="0" r="0" t="0"/>
-            <wp:docPr descr="CLI sw-4" title="" id="37" name="Picture"/>
+            <wp:docPr descr="Рис. 5: Настройка VTP-клиента и серверного VLAN на коммутаторе msk-donskaya-irkolontirskiy-sw-3" title="" id="42" name="Picture"/>
             <a:graphic>
               <a:graphicData uri="http://schemas.openxmlformats.org/drawingml/2006/picture">
                 <pic:pic>
                   <pic:nvPicPr>
-                    <pic:cNvPr descr="05.png" id="38" name="Picture"/>
+                    <pic:cNvPr descr="05.png" id="43" name="Picture"/>
                     <pic:cNvPicPr>
                       <a:picLocks noChangeArrowheads="1" noChangeAspect="1"/>
                     </pic:cNvPicPr>
                   </pic:nvPicPr>
                   <pic:blipFill>
-                    <a:blip r:embed="rId36"/>
+                    <a:blip r:embed="rId41"/>
                     <a:stretch>
                       <a:fillRect/>
                     </a:stretch>
@@ -1355,7 +1495,7 @@
                   <pic:spPr bwMode="auto">
                     <a:xfrm>
                       <a:off x="0" y="0"/>
-                      <a:ext cx="5334000" cy="4886587"/>
+                      <a:ext cx="5334000" cy="3463825"/>
                     </a:xfrm>
                     <a:prstGeom prst="rect">
                       <a:avLst/>
@@ -1373,26 +1513,308 @@
           </wp:inline>
         </w:drawing>
       </w:r>
-      <w:r>
-        <w:t xml:space="preserve"> </w:t>
-      </w:r>
+      <w:bookmarkEnd w:id="44"/>
+    </w:p>
+    <w:p>
+      <w:pPr>
+        <w:pStyle w:val="ImageCaption"/>
+      </w:pPr>
+      <w:r>
+        <w:t xml:space="preserve">Рис. 5: Настройка VTP-клиента и серверного VLAN на коммутаторе msk-donskaya-irkolontirskiy-sw-3</w:t>
+      </w:r>
+    </w:p>
+    <w:bookmarkEnd w:id="45"/>
+    <w:bookmarkStart w:id="50" w:name="X3cb07829214de9c55ab0e8d0ff2398b29914bad"/>
+    <w:p>
+      <w:pPr>
+        <w:pStyle w:val="Heading2"/>
+      </w:pPr>
+      <w:r>
+        <w:rPr>
+          <w:rStyle w:val="SectionNumber"/>
+        </w:rPr>
+        <w:t xml:space="preserve">2.6</w:t>
+      </w:r>
+      <w:r>
+        <w:tab/>
+      </w:r>
+      <w:r>
+        <w:t xml:space="preserve">Настройка коммутатора msk-donskaya-irkolontirskiy-sw-4</w:t>
+      </w:r>
+    </w:p>
+    <w:p>
+      <w:pPr>
+        <w:pStyle w:val="FirstParagraph"/>
+      </w:pPr>
+      <w:r>
+        <w:t xml:space="preserve">На коммутаторе</w:t>
+      </w:r>
+      <w:r>
+        <w:t xml:space="preserve"> </w:t>
+      </w:r>
+      <w:r>
+        <w:rPr>
+          <w:bCs/>
+          <w:b/>
+        </w:rPr>
+        <w:t xml:space="preserve">msk-donskaya-irkolontirskiy-sw-4</w:t>
+      </w:r>
+      <w:r>
+        <w:t xml:space="preserve"> </w:t>
+      </w:r>
+      <w:r>
+        <w:t xml:space="preserve">был настроен режим</w:t>
+      </w:r>
+      <w:r>
+        <w:t xml:space="preserve"> </w:t>
+      </w:r>
+      <w:r>
+        <w:rPr>
+          <w:bCs/>
+          <w:b/>
+        </w:rPr>
+        <w:t xml:space="preserve">VTP Client</w:t>
+      </w:r>
+      <w:r>
+        <w:t xml:space="preserve">, указан VTP-домен</w:t>
+      </w:r>
+      <w:r>
+        <w:t xml:space="preserve"> </w:t>
+      </w:r>
+      <w:r>
+        <w:rPr>
+          <w:bCs/>
+          <w:b/>
+        </w:rPr>
+        <w:t xml:space="preserve">donskaya</w:t>
+      </w:r>
+      <w:r>
+        <w:t xml:space="preserve"> </w:t>
+      </w:r>
+      <w:r>
+        <w:t xml:space="preserve">и пароль</w:t>
+      </w:r>
+      <w:r>
+        <w:t xml:space="preserve"> </w:t>
+      </w:r>
+      <w:r>
+        <w:rPr>
+          <w:bCs/>
+          <w:b/>
+        </w:rPr>
+        <w:t xml:space="preserve">cisco</w:t>
+      </w:r>
+      <w:r>
+        <w:t xml:space="preserve">.</w:t>
+      </w:r>
+    </w:p>
+    <w:p>
+      <w:pPr>
+        <w:pStyle w:val="BodyText"/>
+      </w:pPr>
+      <w:r>
+        <w:t xml:space="preserve">Интерфейс</w:t>
+      </w:r>
+      <w:r>
+        <w:t xml:space="preserve"> </w:t>
+      </w:r>
+      <w:r>
+        <w:rPr>
+          <w:bCs/>
+          <w:b/>
+        </w:rPr>
+        <w:t xml:space="preserve">GigabitEthernet0/1</w:t>
+      </w:r>
+      <w:r>
+        <w:t xml:space="preserve"> </w:t>
+      </w:r>
+      <w:r>
+        <w:t xml:space="preserve">был переведён в режим</w:t>
+      </w:r>
+      <w:r>
+        <w:t xml:space="preserve"> </w:t>
+      </w:r>
+      <w:r>
+        <w:rPr>
+          <w:bCs/>
+          <w:b/>
+        </w:rPr>
+        <w:t xml:space="preserve">trunk</w:t>
+      </w:r>
+      <w:r>
+        <w:t xml:space="preserve"> </w:t>
+      </w:r>
+      <w:r>
+        <w:t xml:space="preserve">для передачи VLAN к центральному коммутатору.</w:t>
+      </w:r>
+    </w:p>
+    <w:p>
+      <w:pPr>
+        <w:pStyle w:val="BodyText"/>
+      </w:pPr>
+      <w:r>
+        <w:t xml:space="preserve">Пользовательские интерфейсы были распределены по VLAN следующим образом:</w:t>
+      </w:r>
+    </w:p>
+    <w:p>
+      <w:pPr>
+        <w:numPr>
+          <w:ilvl w:val="0"/>
+          <w:numId w:val="1003"/>
+        </w:numPr>
+        <w:pStyle w:val="Compact"/>
+      </w:pPr>
+      <w:r>
+        <w:rPr>
+          <w:bCs/>
+          <w:b/>
+        </w:rPr>
+        <w:t xml:space="preserve">FastEthernet0/1 – FastEthernet0/5</w:t>
+      </w:r>
+      <w:r>
+        <w:t xml:space="preserve"> </w:t>
+      </w:r>
+      <w:r>
+        <w:t xml:space="preserve">→</w:t>
+      </w:r>
+      <w:r>
+        <w:t xml:space="preserve"> </w:t>
+      </w:r>
+      <w:r>
+        <w:rPr>
+          <w:bCs/>
+          <w:b/>
+        </w:rPr>
+        <w:t xml:space="preserve">VLAN 101</w:t>
+      </w:r>
+      <w:r>
+        <w:br/>
+      </w:r>
+    </w:p>
+    <w:p>
+      <w:pPr>
+        <w:numPr>
+          <w:ilvl w:val="0"/>
+          <w:numId w:val="1003"/>
+        </w:numPr>
+        <w:pStyle w:val="Compact"/>
+      </w:pPr>
+      <w:r>
+        <w:rPr>
+          <w:bCs/>
+          <w:b/>
+        </w:rPr>
+        <w:t xml:space="preserve">FastEthernet0/6 – FastEthernet0/10</w:t>
+      </w:r>
+      <w:r>
+        <w:t xml:space="preserve"> </w:t>
+      </w:r>
+      <w:r>
+        <w:t xml:space="preserve">→</w:t>
+      </w:r>
+      <w:r>
+        <w:t xml:space="preserve"> </w:t>
+      </w:r>
+      <w:r>
+        <w:rPr>
+          <w:bCs/>
+          <w:b/>
+        </w:rPr>
+        <w:t xml:space="preserve">VLAN 102</w:t>
+      </w:r>
+      <w:r>
+        <w:br/>
+      </w:r>
+    </w:p>
+    <w:p>
+      <w:pPr>
+        <w:numPr>
+          <w:ilvl w:val="0"/>
+          <w:numId w:val="1003"/>
+        </w:numPr>
+        <w:pStyle w:val="Compact"/>
+      </w:pPr>
+      <w:r>
+        <w:rPr>
+          <w:bCs/>
+          <w:b/>
+        </w:rPr>
+        <w:t xml:space="preserve">FastEthernet0/11 – FastEthernet0/15</w:t>
+      </w:r>
+      <w:r>
+        <w:t xml:space="preserve"> </w:t>
+      </w:r>
+      <w:r>
+        <w:t xml:space="preserve">→</w:t>
+      </w:r>
+      <w:r>
+        <w:t xml:space="preserve"> </w:t>
+      </w:r>
+      <w:r>
+        <w:rPr>
+          <w:bCs/>
+          <w:b/>
+        </w:rPr>
+        <w:t xml:space="preserve">VLAN 103</w:t>
+      </w:r>
+      <w:r>
+        <w:br/>
+      </w:r>
+    </w:p>
+    <w:p>
+      <w:pPr>
+        <w:numPr>
+          <w:ilvl w:val="0"/>
+          <w:numId w:val="1003"/>
+        </w:numPr>
+        <w:pStyle w:val="Compact"/>
+      </w:pPr>
+      <w:r>
+        <w:rPr>
+          <w:bCs/>
+          <w:b/>
+        </w:rPr>
+        <w:t xml:space="preserve">FastEthernet0/16 – FastEthernet0/20</w:t>
+      </w:r>
+      <w:r>
+        <w:t xml:space="preserve"> </w:t>
+      </w:r>
+      <w:r>
+        <w:t xml:space="preserve">→</w:t>
+      </w:r>
+      <w:r>
+        <w:t xml:space="preserve"> </w:t>
+      </w:r>
+      <w:r>
+        <w:rPr>
+          <w:bCs/>
+          <w:b/>
+        </w:rPr>
+        <w:t xml:space="preserve">VLAN 104</w:t>
+      </w:r>
+    </w:p>
+    <w:p>
+      <w:pPr>
+        <w:pStyle w:val="CaptionedFigure"/>
+      </w:pPr>
+      <w:bookmarkStart w:id="49" w:name="fig:006"/>
       <w:r>
         <w:drawing>
           <wp:inline>
-            <wp:extent cx="5334000" cy="4631985"/>
+            <wp:extent cx="5334000" cy="3537357"/>
             <wp:effectExtent b="0" l="0" r="0" t="0"/>
-            <wp:docPr descr="CLI pavlovskaya-sw-1" title="" id="40" name="Picture"/>
+            <wp:docPr descr="Рис. 6: Настройка VTP-клиента и распределение пользовательских портов по VLAN на коммутаторе msk-donskaya-irkolontirskiy-sw-4" title="" id="47" name="Picture"/>
             <a:graphic>
               <a:graphicData uri="http://schemas.openxmlformats.org/drawingml/2006/picture">
                 <pic:pic>
                   <pic:nvPicPr>
-                    <pic:cNvPr descr="06.png" id="41" name="Picture"/>
+                    <pic:cNvPr descr="06.png" id="48" name="Picture"/>
                     <pic:cNvPicPr>
                       <a:picLocks noChangeArrowheads="1" noChangeAspect="1"/>
                     </pic:cNvPicPr>
                   </pic:nvPicPr>
                   <pic:blipFill>
-                    <a:blip r:embed="rId39"/>
+                    <a:blip r:embed="rId46"/>
                     <a:stretch>
                       <a:fillRect/>
                     </a:stretch>
@@ -1400,7 +1822,7 @@
                   <pic:spPr bwMode="auto">
                     <a:xfrm>
                       <a:off x="0" y="0"/>
-                      <a:ext cx="5334000" cy="4631985"/>
+                      <a:ext cx="5334000" cy="3537357"/>
                     </a:xfrm>
                     <a:prstGeom prst="rect">
                       <a:avLst/>
@@ -1418,10 +1840,2457 @@
           </wp:inline>
         </w:drawing>
       </w:r>
-    </w:p>
-    <w:bookmarkEnd w:id="42"/>
-    <w:bookmarkEnd w:id="43"/>
-    <w:bookmarkStart w:id="44" w:name="вывод"/>
+      <w:bookmarkEnd w:id="49"/>
+    </w:p>
+    <w:p>
+      <w:pPr>
+        <w:pStyle w:val="ImageCaption"/>
+      </w:pPr>
+      <w:r>
+        <w:t xml:space="preserve">Рис. 6: Настройка VTP-клиента и распределение пользовательских портов по VLAN на коммутаторе msk-donskaya-irkolontirskiy-sw-4</w:t>
+      </w:r>
+    </w:p>
+    <w:bookmarkEnd w:id="50"/>
+    <w:bookmarkStart w:id="63" w:name="настройка-ip-адресов-серверов"/>
+    <w:p>
+      <w:pPr>
+        <w:pStyle w:val="Heading2"/>
+      </w:pPr>
+      <w:r>
+        <w:rPr>
+          <w:rStyle w:val="SectionNumber"/>
+        </w:rPr>
+        <w:t xml:space="preserve">2.7</w:t>
+      </w:r>
+      <w:r>
+        <w:tab/>
+      </w:r>
+      <w:r>
+        <w:t xml:space="preserve">Настройка IP-адресов серверов</w:t>
+      </w:r>
+    </w:p>
+    <w:p>
+      <w:pPr>
+        <w:pStyle w:val="FirstParagraph"/>
+      </w:pPr>
+      <w:r>
+        <w:t xml:space="preserve">После настройки VLAN и trunk-соединений была выполнена конфигурация сетевых параметров серверов. Для каждого сервера был задан статический IP-адрес в соответствии с адресным планом сети. Все серверы размещены в серверной подсети</w:t>
+      </w:r>
+      <w:r>
+        <w:t xml:space="preserve"> </w:t>
+      </w:r>
+      <w:r>
+        <w:rPr>
+          <w:bCs/>
+          <w:b/>
+        </w:rPr>
+        <w:t xml:space="preserve">10.128.0.0/24</w:t>
+      </w:r>
+      <w:r>
+        <w:t xml:space="preserve">, где шлюзом по умолчанию является адрес</w:t>
+      </w:r>
+      <w:r>
+        <w:t xml:space="preserve"> </w:t>
+      </w:r>
+      <w:r>
+        <w:rPr>
+          <w:bCs/>
+          <w:b/>
+        </w:rPr>
+        <w:t xml:space="preserve">10.128.0.1</w:t>
+      </w:r>
+      <w:r>
+        <w:t xml:space="preserve">.</w:t>
+      </w:r>
+    </w:p>
+    <w:p>
+      <w:pPr>
+        <w:pStyle w:val="BodyText"/>
+      </w:pPr>
+      <w:r>
+        <w:t xml:space="preserve">На сервере</w:t>
+      </w:r>
+      <w:r>
+        <w:t xml:space="preserve"> </w:t>
+      </w:r>
+      <w:r>
+        <w:rPr>
+          <w:bCs/>
+          <w:b/>
+        </w:rPr>
+        <w:t xml:space="preserve">web-irkolontirskiy</w:t>
+      </w:r>
+      <w:r>
+        <w:t xml:space="preserve"> </w:t>
+      </w:r>
+      <w:r>
+        <w:t xml:space="preserve">был установлен следующий сетевой адрес:</w:t>
+      </w:r>
+    </w:p>
+    <w:p>
+      <w:pPr>
+        <w:numPr>
+          <w:ilvl w:val="0"/>
+          <w:numId w:val="1004"/>
+        </w:numPr>
+        <w:pStyle w:val="Compact"/>
+      </w:pPr>
+      <w:r>
+        <w:t xml:space="preserve">IP-адрес:</w:t>
+      </w:r>
+      <w:r>
+        <w:t xml:space="preserve"> </w:t>
+      </w:r>
+      <w:r>
+        <w:rPr>
+          <w:bCs/>
+          <w:b/>
+        </w:rPr>
+        <w:t xml:space="preserve">10.128.0.2</w:t>
+      </w:r>
+    </w:p>
+    <w:p>
+      <w:pPr>
+        <w:numPr>
+          <w:ilvl w:val="0"/>
+          <w:numId w:val="1004"/>
+        </w:numPr>
+        <w:pStyle w:val="Compact"/>
+      </w:pPr>
+      <w:r>
+        <w:t xml:space="preserve">Маска подсети:</w:t>
+      </w:r>
+      <w:r>
+        <w:t xml:space="preserve"> </w:t>
+      </w:r>
+      <w:r>
+        <w:rPr>
+          <w:bCs/>
+          <w:b/>
+        </w:rPr>
+        <w:t xml:space="preserve">255.255.255.0</w:t>
+      </w:r>
+    </w:p>
+    <w:p>
+      <w:pPr>
+        <w:numPr>
+          <w:ilvl w:val="0"/>
+          <w:numId w:val="1004"/>
+        </w:numPr>
+        <w:pStyle w:val="Compact"/>
+      </w:pPr>
+      <w:r>
+        <w:t xml:space="preserve">Шлюз по умолчанию:</w:t>
+      </w:r>
+      <w:r>
+        <w:t xml:space="preserve"> </w:t>
+      </w:r>
+      <w:r>
+        <w:rPr>
+          <w:bCs/>
+          <w:b/>
+        </w:rPr>
+        <w:t xml:space="preserve">10.128.0.1</w:t>
+      </w:r>
+    </w:p>
+    <w:p>
+      <w:pPr>
+        <w:pStyle w:val="CaptionedFigure"/>
+      </w:pPr>
+      <w:bookmarkStart w:id="54" w:name="fig:007"/>
+      <w:r>
+        <w:drawing>
+          <wp:inline>
+            <wp:extent cx="5334000" cy="2131136"/>
+            <wp:effectExtent b="0" l="0" r="0" t="0"/>
+            <wp:docPr descr="Рис. 7: Настройка IP-адреса веб-сервера" title="" id="52" name="Picture"/>
+            <a:graphic>
+              <a:graphicData uri="http://schemas.openxmlformats.org/drawingml/2006/picture">
+                <pic:pic>
+                  <pic:nvPicPr>
+                    <pic:cNvPr descr="07.png" id="53" name="Picture"/>
+                    <pic:cNvPicPr>
+                      <a:picLocks noChangeArrowheads="1" noChangeAspect="1"/>
+                    </pic:cNvPicPr>
+                  </pic:nvPicPr>
+                  <pic:blipFill>
+                    <a:blip r:embed="rId51"/>
+                    <a:stretch>
+                      <a:fillRect/>
+                    </a:stretch>
+                  </pic:blipFill>
+                  <pic:spPr bwMode="auto">
+                    <a:xfrm>
+                      <a:off x="0" y="0"/>
+                      <a:ext cx="5334000" cy="2131136"/>
+                    </a:xfrm>
+                    <a:prstGeom prst="rect">
+                      <a:avLst/>
+                    </a:prstGeom>
+                    <a:noFill/>
+                    <a:ln w="9525">
+                      <a:noFill/>
+                      <a:headEnd/>
+                      <a:tailEnd/>
+                    </a:ln>
+                  </pic:spPr>
+                </pic:pic>
+              </a:graphicData>
+            </a:graphic>
+          </wp:inline>
+        </w:drawing>
+      </w:r>
+      <w:bookmarkEnd w:id="54"/>
+    </w:p>
+    <w:p>
+      <w:pPr>
+        <w:pStyle w:val="ImageCaption"/>
+      </w:pPr>
+      <w:r>
+        <w:t xml:space="preserve">Рис. 7: Настройка IP-адреса веб-сервера</w:t>
+      </w:r>
+    </w:p>
+    <w:p>
+      <w:pPr>
+        <w:pStyle w:val="BodyText"/>
+      </w:pPr>
+      <w:r>
+        <w:t xml:space="preserve">На сервере</w:t>
+      </w:r>
+      <w:r>
+        <w:t xml:space="preserve"> </w:t>
+      </w:r>
+      <w:r>
+        <w:rPr>
+          <w:bCs/>
+          <w:b/>
+        </w:rPr>
+        <w:t xml:space="preserve">file-irkolontirskiy</w:t>
+      </w:r>
+      <w:r>
+        <w:t xml:space="preserve"> </w:t>
+      </w:r>
+      <w:r>
+        <w:t xml:space="preserve">был настроен следующий IP-адрес:</w:t>
+      </w:r>
+    </w:p>
+    <w:p>
+      <w:pPr>
+        <w:numPr>
+          <w:ilvl w:val="0"/>
+          <w:numId w:val="1005"/>
+        </w:numPr>
+        <w:pStyle w:val="Compact"/>
+      </w:pPr>
+      <w:r>
+        <w:t xml:space="preserve">IP-адрес:</w:t>
+      </w:r>
+      <w:r>
+        <w:t xml:space="preserve"> </w:t>
+      </w:r>
+      <w:r>
+        <w:rPr>
+          <w:bCs/>
+          <w:b/>
+        </w:rPr>
+        <w:t xml:space="preserve">10.128.0.3</w:t>
+      </w:r>
+    </w:p>
+    <w:p>
+      <w:pPr>
+        <w:numPr>
+          <w:ilvl w:val="0"/>
+          <w:numId w:val="1005"/>
+        </w:numPr>
+        <w:pStyle w:val="Compact"/>
+      </w:pPr>
+      <w:r>
+        <w:t xml:space="preserve">Маска подсети:</w:t>
+      </w:r>
+      <w:r>
+        <w:t xml:space="preserve"> </w:t>
+      </w:r>
+      <w:r>
+        <w:rPr>
+          <w:bCs/>
+          <w:b/>
+        </w:rPr>
+        <w:t xml:space="preserve">255.255.255.0</w:t>
+      </w:r>
+    </w:p>
+    <w:p>
+      <w:pPr>
+        <w:numPr>
+          <w:ilvl w:val="0"/>
+          <w:numId w:val="1005"/>
+        </w:numPr>
+        <w:pStyle w:val="Compact"/>
+      </w:pPr>
+      <w:r>
+        <w:t xml:space="preserve">Шлюз по умолчанию:</w:t>
+      </w:r>
+      <w:r>
+        <w:t xml:space="preserve"> </w:t>
+      </w:r>
+      <w:r>
+        <w:rPr>
+          <w:bCs/>
+          <w:b/>
+        </w:rPr>
+        <w:t xml:space="preserve">10.128.0.1</w:t>
+      </w:r>
+    </w:p>
+    <w:p>
+      <w:pPr>
+        <w:pStyle w:val="CaptionedFigure"/>
+      </w:pPr>
+      <w:bookmarkStart w:id="58" w:name="fig:008"/>
+      <w:r>
+        <w:drawing>
+          <wp:inline>
+            <wp:extent cx="5334000" cy="1982602"/>
+            <wp:effectExtent b="0" l="0" r="0" t="0"/>
+            <wp:docPr descr="Рис. 8: Настройка IP-адреса файлового сервера" title="" id="56" name="Picture"/>
+            <a:graphic>
+              <a:graphicData uri="http://schemas.openxmlformats.org/drawingml/2006/picture">
+                <pic:pic>
+                  <pic:nvPicPr>
+                    <pic:cNvPr descr="08.png" id="57" name="Picture"/>
+                    <pic:cNvPicPr>
+                      <a:picLocks noChangeArrowheads="1" noChangeAspect="1"/>
+                    </pic:cNvPicPr>
+                  </pic:nvPicPr>
+                  <pic:blipFill>
+                    <a:blip r:embed="rId55"/>
+                    <a:stretch>
+                      <a:fillRect/>
+                    </a:stretch>
+                  </pic:blipFill>
+                  <pic:spPr bwMode="auto">
+                    <a:xfrm>
+                      <a:off x="0" y="0"/>
+                      <a:ext cx="5334000" cy="1982602"/>
+                    </a:xfrm>
+                    <a:prstGeom prst="rect">
+                      <a:avLst/>
+                    </a:prstGeom>
+                    <a:noFill/>
+                    <a:ln w="9525">
+                      <a:noFill/>
+                      <a:headEnd/>
+                      <a:tailEnd/>
+                    </a:ln>
+                  </pic:spPr>
+                </pic:pic>
+              </a:graphicData>
+            </a:graphic>
+          </wp:inline>
+        </w:drawing>
+      </w:r>
+      <w:bookmarkEnd w:id="58"/>
+    </w:p>
+    <w:p>
+      <w:pPr>
+        <w:pStyle w:val="ImageCaption"/>
+      </w:pPr>
+      <w:r>
+        <w:t xml:space="preserve">Рис. 8: Настройка IP-адреса файлового сервера</w:t>
+      </w:r>
+    </w:p>
+    <w:p>
+      <w:pPr>
+        <w:pStyle w:val="BodyText"/>
+      </w:pPr>
+      <w:r>
+        <w:t xml:space="preserve">На сервере</w:t>
+      </w:r>
+      <w:r>
+        <w:t xml:space="preserve"> </w:t>
+      </w:r>
+      <w:r>
+        <w:rPr>
+          <w:bCs/>
+          <w:b/>
+        </w:rPr>
+        <w:t xml:space="preserve">mail-irkolontirskiy</w:t>
+      </w:r>
+      <w:r>
+        <w:t xml:space="preserve"> </w:t>
+      </w:r>
+      <w:r>
+        <w:t xml:space="preserve">также была выполнена настройка статического адреса:</w:t>
+      </w:r>
+    </w:p>
+    <w:p>
+      <w:pPr>
+        <w:numPr>
+          <w:ilvl w:val="0"/>
+          <w:numId w:val="1006"/>
+        </w:numPr>
+        <w:pStyle w:val="Compact"/>
+      </w:pPr>
+      <w:r>
+        <w:t xml:space="preserve">IP-адрес:</w:t>
+      </w:r>
+      <w:r>
+        <w:t xml:space="preserve"> </w:t>
+      </w:r>
+      <w:r>
+        <w:rPr>
+          <w:bCs/>
+          <w:b/>
+        </w:rPr>
+        <w:t xml:space="preserve">10.128.0.4</w:t>
+      </w:r>
+    </w:p>
+    <w:p>
+      <w:pPr>
+        <w:numPr>
+          <w:ilvl w:val="0"/>
+          <w:numId w:val="1006"/>
+        </w:numPr>
+        <w:pStyle w:val="Compact"/>
+      </w:pPr>
+      <w:r>
+        <w:t xml:space="preserve">Маска подсети:</w:t>
+      </w:r>
+      <w:r>
+        <w:t xml:space="preserve"> </w:t>
+      </w:r>
+      <w:r>
+        <w:rPr>
+          <w:bCs/>
+          <w:b/>
+        </w:rPr>
+        <w:t xml:space="preserve">255.255.255.0</w:t>
+      </w:r>
+    </w:p>
+    <w:p>
+      <w:pPr>
+        <w:numPr>
+          <w:ilvl w:val="0"/>
+          <w:numId w:val="1006"/>
+        </w:numPr>
+        <w:pStyle w:val="Compact"/>
+      </w:pPr>
+      <w:r>
+        <w:t xml:space="preserve">Шлюз по умолчанию:</w:t>
+      </w:r>
+      <w:r>
+        <w:t xml:space="preserve"> </w:t>
+      </w:r>
+      <w:r>
+        <w:rPr>
+          <w:bCs/>
+          <w:b/>
+        </w:rPr>
+        <w:t xml:space="preserve">10.128.0.1</w:t>
+      </w:r>
+    </w:p>
+    <w:p>
+      <w:pPr>
+        <w:pStyle w:val="CaptionedFigure"/>
+      </w:pPr>
+      <w:bookmarkStart w:id="62" w:name="fig:009"/>
+      <w:r>
+        <w:drawing>
+          <wp:inline>
+            <wp:extent cx="5334000" cy="1936823"/>
+            <wp:effectExtent b="0" l="0" r="0" t="0"/>
+            <wp:docPr descr="Рис. 9: Настройка IP-адреса почтового сервера" title="" id="60" name="Picture"/>
+            <a:graphic>
+              <a:graphicData uri="http://schemas.openxmlformats.org/drawingml/2006/picture">
+                <pic:pic>
+                  <pic:nvPicPr>
+                    <pic:cNvPr descr="09.png" id="61" name="Picture"/>
+                    <pic:cNvPicPr>
+                      <a:picLocks noChangeArrowheads="1" noChangeAspect="1"/>
+                    </pic:cNvPicPr>
+                  </pic:nvPicPr>
+                  <pic:blipFill>
+                    <a:blip r:embed="rId59"/>
+                    <a:stretch>
+                      <a:fillRect/>
+                    </a:stretch>
+                  </pic:blipFill>
+                  <pic:spPr bwMode="auto">
+                    <a:xfrm>
+                      <a:off x="0" y="0"/>
+                      <a:ext cx="5334000" cy="1936823"/>
+                    </a:xfrm>
+                    <a:prstGeom prst="rect">
+                      <a:avLst/>
+                    </a:prstGeom>
+                    <a:noFill/>
+                    <a:ln w="9525">
+                      <a:noFill/>
+                      <a:headEnd/>
+                      <a:tailEnd/>
+                    </a:ln>
+                  </pic:spPr>
+                </pic:pic>
+              </a:graphicData>
+            </a:graphic>
+          </wp:inline>
+        </w:drawing>
+      </w:r>
+      <w:bookmarkEnd w:id="62"/>
+    </w:p>
+    <w:p>
+      <w:pPr>
+        <w:pStyle w:val="ImageCaption"/>
+      </w:pPr>
+      <w:r>
+        <w:t xml:space="preserve">Рис. 9: Настройка IP-адреса почтового сервера</w:t>
+      </w:r>
+    </w:p>
+    <w:bookmarkEnd w:id="63"/>
+    <w:bookmarkStart w:id="88" w:name="настройка-ip-адресов-рабочих-станций"/>
+    <w:p>
+      <w:pPr>
+        <w:pStyle w:val="Heading2"/>
+      </w:pPr>
+      <w:r>
+        <w:rPr>
+          <w:rStyle w:val="SectionNumber"/>
+        </w:rPr>
+        <w:t xml:space="preserve">2.8</w:t>
+      </w:r>
+      <w:r>
+        <w:tab/>
+      </w:r>
+      <w:r>
+        <w:t xml:space="preserve">Настройка IP-адресов рабочих станций</w:t>
+      </w:r>
+    </w:p>
+    <w:p>
+      <w:pPr>
+        <w:pStyle w:val="FirstParagraph"/>
+      </w:pPr>
+      <w:r>
+        <w:t xml:space="preserve">После настройки серверов была выполнена конфигурация сетевых параметров пользовательских компьютеров. Для каждого устройства были заданы статические IP-адреса из соответствующих подсетей VLAN. В качестве шлюза по умолчанию использовался адрес маршрутизатора, соответствующий каждой подсети.</w:t>
+      </w:r>
+    </w:p>
+    <w:p>
+      <w:pPr>
+        <w:pStyle w:val="BodyText"/>
+      </w:pPr>
+      <w:r>
+        <w:t xml:space="preserve">Рабочая станция</w:t>
+      </w:r>
+      <w:r>
+        <w:t xml:space="preserve"> </w:t>
+      </w:r>
+      <w:r>
+        <w:rPr>
+          <w:bCs/>
+          <w:b/>
+        </w:rPr>
+        <w:t xml:space="preserve">dk-donskaya-irkolontirskiy-1</w:t>
+      </w:r>
+      <w:r>
+        <w:t xml:space="preserve"> </w:t>
+      </w:r>
+      <w:r>
+        <w:t xml:space="preserve">была настроена в подсети</w:t>
+      </w:r>
+      <w:r>
+        <w:t xml:space="preserve"> </w:t>
+      </w:r>
+      <w:r>
+        <w:rPr>
+          <w:bCs/>
+          <w:b/>
+        </w:rPr>
+        <w:t xml:space="preserve">10.128.3.0/24</w:t>
+      </w:r>
+      <w:r>
+        <w:t xml:space="preserve">:</w:t>
+      </w:r>
+    </w:p>
+    <w:p>
+      <w:pPr>
+        <w:numPr>
+          <w:ilvl w:val="0"/>
+          <w:numId w:val="1007"/>
+        </w:numPr>
+        <w:pStyle w:val="Compact"/>
+      </w:pPr>
+      <w:r>
+        <w:t xml:space="preserve">IP-адрес:</w:t>
+      </w:r>
+      <w:r>
+        <w:t xml:space="preserve"> </w:t>
+      </w:r>
+      <w:r>
+        <w:rPr>
+          <w:bCs/>
+          <w:b/>
+        </w:rPr>
+        <w:t xml:space="preserve">10.128.3.2</w:t>
+      </w:r>
+    </w:p>
+    <w:p>
+      <w:pPr>
+        <w:numPr>
+          <w:ilvl w:val="0"/>
+          <w:numId w:val="1007"/>
+        </w:numPr>
+        <w:pStyle w:val="Compact"/>
+      </w:pPr>
+      <w:r>
+        <w:t xml:space="preserve">Маска подсети:</w:t>
+      </w:r>
+      <w:r>
+        <w:t xml:space="preserve"> </w:t>
+      </w:r>
+      <w:r>
+        <w:rPr>
+          <w:bCs/>
+          <w:b/>
+        </w:rPr>
+        <w:t xml:space="preserve">255.255.255.0</w:t>
+      </w:r>
+    </w:p>
+    <w:p>
+      <w:pPr>
+        <w:numPr>
+          <w:ilvl w:val="0"/>
+          <w:numId w:val="1007"/>
+        </w:numPr>
+        <w:pStyle w:val="Compact"/>
+      </w:pPr>
+      <w:r>
+        <w:t xml:space="preserve">Шлюз:</w:t>
+      </w:r>
+      <w:r>
+        <w:t xml:space="preserve"> </w:t>
+      </w:r>
+      <w:r>
+        <w:rPr>
+          <w:bCs/>
+          <w:b/>
+        </w:rPr>
+        <w:t xml:space="preserve">10.128.3.1</w:t>
+      </w:r>
+    </w:p>
+    <w:p>
+      <w:pPr>
+        <w:pStyle w:val="CaptionedFigure"/>
+      </w:pPr>
+      <w:bookmarkStart w:id="67" w:name="fig:010"/>
+      <w:r>
+        <w:drawing>
+          <wp:inline>
+            <wp:extent cx="5334000" cy="2134830"/>
+            <wp:effectExtent b="0" l="0" r="0" t="0"/>
+            <wp:docPr descr="Рис. 10: Настройка IP-адреса ПК dk-donskaya" title="" id="65" name="Picture"/>
+            <a:graphic>
+              <a:graphicData uri="http://schemas.openxmlformats.org/drawingml/2006/picture">
+                <pic:pic>
+                  <pic:nvPicPr>
+                    <pic:cNvPr descr="10.png" id="66" name="Picture"/>
+                    <pic:cNvPicPr>
+                      <a:picLocks noChangeArrowheads="1" noChangeAspect="1"/>
+                    </pic:cNvPicPr>
+                  </pic:nvPicPr>
+                  <pic:blipFill>
+                    <a:blip r:embed="rId64"/>
+                    <a:stretch>
+                      <a:fillRect/>
+                    </a:stretch>
+                  </pic:blipFill>
+                  <pic:spPr bwMode="auto">
+                    <a:xfrm>
+                      <a:off x="0" y="0"/>
+                      <a:ext cx="5334000" cy="2134830"/>
+                    </a:xfrm>
+                    <a:prstGeom prst="rect">
+                      <a:avLst/>
+                    </a:prstGeom>
+                    <a:noFill/>
+                    <a:ln w="9525">
+                      <a:noFill/>
+                      <a:headEnd/>
+                      <a:tailEnd/>
+                    </a:ln>
+                  </pic:spPr>
+                </pic:pic>
+              </a:graphicData>
+            </a:graphic>
+          </wp:inline>
+        </w:drawing>
+      </w:r>
+      <w:bookmarkEnd w:id="67"/>
+    </w:p>
+    <w:p>
+      <w:pPr>
+        <w:pStyle w:val="ImageCaption"/>
+      </w:pPr>
+      <w:r>
+        <w:t xml:space="preserve">Рис. 10: Настройка IP-адреса ПК dk-donskaya</w:t>
+      </w:r>
+    </w:p>
+    <w:p>
+      <w:pPr>
+        <w:pStyle w:val="BodyText"/>
+      </w:pPr>
+      <w:r>
+        <w:t xml:space="preserve">Рабочая станция</w:t>
+      </w:r>
+      <w:r>
+        <w:t xml:space="preserve"> </w:t>
+      </w:r>
+      <w:r>
+        <w:rPr>
+          <w:bCs/>
+          <w:b/>
+        </w:rPr>
+        <w:t xml:space="preserve">dk-pavlovskaya-irkolontirskiy-1</w:t>
+      </w:r>
+      <w:r>
+        <w:t xml:space="preserve"> </w:t>
+      </w:r>
+      <w:r>
+        <w:t xml:space="preserve">также относится к сети</w:t>
+      </w:r>
+      <w:r>
+        <w:t xml:space="preserve"> </w:t>
+      </w:r>
+      <w:r>
+        <w:rPr>
+          <w:bCs/>
+          <w:b/>
+        </w:rPr>
+        <w:t xml:space="preserve">10.128.3.0/24</w:t>
+      </w:r>
+      <w:r>
+        <w:t xml:space="preserve"> </w:t>
+      </w:r>
+      <w:r>
+        <w:t xml:space="preserve">и имеет следующие параметры:</w:t>
+      </w:r>
+    </w:p>
+    <w:p>
+      <w:pPr>
+        <w:numPr>
+          <w:ilvl w:val="0"/>
+          <w:numId w:val="1008"/>
+        </w:numPr>
+        <w:pStyle w:val="Compact"/>
+      </w:pPr>
+      <w:r>
+        <w:t xml:space="preserve">IP-адрес:</w:t>
+      </w:r>
+      <w:r>
+        <w:t xml:space="preserve"> </w:t>
+      </w:r>
+      <w:r>
+        <w:rPr>
+          <w:bCs/>
+          <w:b/>
+        </w:rPr>
+        <w:t xml:space="preserve">10.128.3.5</w:t>
+      </w:r>
+    </w:p>
+    <w:p>
+      <w:pPr>
+        <w:numPr>
+          <w:ilvl w:val="0"/>
+          <w:numId w:val="1008"/>
+        </w:numPr>
+        <w:pStyle w:val="Compact"/>
+      </w:pPr>
+      <w:r>
+        <w:t xml:space="preserve">Маска подсети:</w:t>
+      </w:r>
+      <w:r>
+        <w:t xml:space="preserve"> </w:t>
+      </w:r>
+      <w:r>
+        <w:rPr>
+          <w:bCs/>
+          <w:b/>
+        </w:rPr>
+        <w:t xml:space="preserve">255.255.255.0</w:t>
+      </w:r>
+    </w:p>
+    <w:p>
+      <w:pPr>
+        <w:numPr>
+          <w:ilvl w:val="0"/>
+          <w:numId w:val="1008"/>
+        </w:numPr>
+        <w:pStyle w:val="Compact"/>
+      </w:pPr>
+      <w:r>
+        <w:t xml:space="preserve">Шлюз:</w:t>
+      </w:r>
+      <w:r>
+        <w:t xml:space="preserve"> </w:t>
+      </w:r>
+      <w:r>
+        <w:rPr>
+          <w:bCs/>
+          <w:b/>
+        </w:rPr>
+        <w:t xml:space="preserve">10.128.3.1</w:t>
+      </w:r>
+    </w:p>
+    <w:p>
+      <w:pPr>
+        <w:pStyle w:val="CaptionedFigure"/>
+      </w:pPr>
+      <w:bookmarkStart w:id="71" w:name="fig:011"/>
+      <w:r>
+        <w:drawing>
+          <wp:inline>
+            <wp:extent cx="5334000" cy="2138516"/>
+            <wp:effectExtent b="0" l="0" r="0" t="0"/>
+            <wp:docPr descr="Рис. 11: Настройка IP-адреса ПК dk-pavlovskaya" title="" id="69" name="Picture"/>
+            <a:graphic>
+              <a:graphicData uri="http://schemas.openxmlformats.org/drawingml/2006/picture">
+                <pic:pic>
+                  <pic:nvPicPr>
+                    <pic:cNvPr descr="11.png" id="70" name="Picture"/>
+                    <pic:cNvPicPr>
+                      <a:picLocks noChangeArrowheads="1" noChangeAspect="1"/>
+                    </pic:cNvPicPr>
+                  </pic:nvPicPr>
+                  <pic:blipFill>
+                    <a:blip r:embed="rId68"/>
+                    <a:stretch>
+                      <a:fillRect/>
+                    </a:stretch>
+                  </pic:blipFill>
+                  <pic:spPr bwMode="auto">
+                    <a:xfrm>
+                      <a:off x="0" y="0"/>
+                      <a:ext cx="5334000" cy="2138516"/>
+                    </a:xfrm>
+                    <a:prstGeom prst="rect">
+                      <a:avLst/>
+                    </a:prstGeom>
+                    <a:noFill/>
+                    <a:ln w="9525">
+                      <a:noFill/>
+                      <a:headEnd/>
+                      <a:tailEnd/>
+                    </a:ln>
+                  </pic:spPr>
+                </pic:pic>
+              </a:graphicData>
+            </a:graphic>
+          </wp:inline>
+        </w:drawing>
+      </w:r>
+      <w:bookmarkEnd w:id="71"/>
+    </w:p>
+    <w:p>
+      <w:pPr>
+        <w:pStyle w:val="ImageCaption"/>
+      </w:pPr>
+      <w:r>
+        <w:t xml:space="preserve">Рис. 11: Настройка IP-адреса ПК dk-pavlovskaya</w:t>
+      </w:r>
+    </w:p>
+    <w:p>
+      <w:pPr>
+        <w:pStyle w:val="BodyText"/>
+      </w:pPr>
+      <w:r>
+        <w:t xml:space="preserve">Рабочая станция</w:t>
+      </w:r>
+      <w:r>
+        <w:t xml:space="preserve"> </w:t>
+      </w:r>
+      <w:r>
+        <w:rPr>
+          <w:bCs/>
+          <w:b/>
+        </w:rPr>
+        <w:t xml:space="preserve">dep-donskaya-irkolontirskiy-1</w:t>
+      </w:r>
+      <w:r>
+        <w:t xml:space="preserve"> </w:t>
+      </w:r>
+      <w:r>
+        <w:t xml:space="preserve">была настроена в сети</w:t>
+      </w:r>
+      <w:r>
+        <w:t xml:space="preserve"> </w:t>
+      </w:r>
+      <w:r>
+        <w:rPr>
+          <w:bCs/>
+          <w:b/>
+        </w:rPr>
+        <w:t xml:space="preserve">10.128.4.0/24</w:t>
+      </w:r>
+      <w:r>
+        <w:t xml:space="preserve">:</w:t>
+      </w:r>
+    </w:p>
+    <w:p>
+      <w:pPr>
+        <w:numPr>
+          <w:ilvl w:val="0"/>
+          <w:numId w:val="1009"/>
+        </w:numPr>
+        <w:pStyle w:val="Compact"/>
+      </w:pPr>
+      <w:r>
+        <w:t xml:space="preserve">IP-адрес:</w:t>
+      </w:r>
+      <w:r>
+        <w:t xml:space="preserve"> </w:t>
+      </w:r>
+      <w:r>
+        <w:rPr>
+          <w:bCs/>
+          <w:b/>
+        </w:rPr>
+        <w:t xml:space="preserve">10.128.4.2</w:t>
+      </w:r>
+    </w:p>
+    <w:p>
+      <w:pPr>
+        <w:numPr>
+          <w:ilvl w:val="0"/>
+          <w:numId w:val="1009"/>
+        </w:numPr>
+        <w:pStyle w:val="Compact"/>
+      </w:pPr>
+      <w:r>
+        <w:t xml:space="preserve">Маска подсети:</w:t>
+      </w:r>
+      <w:r>
+        <w:t xml:space="preserve"> </w:t>
+      </w:r>
+      <w:r>
+        <w:rPr>
+          <w:bCs/>
+          <w:b/>
+        </w:rPr>
+        <w:t xml:space="preserve">255.255.255.0</w:t>
+      </w:r>
+    </w:p>
+    <w:p>
+      <w:pPr>
+        <w:numPr>
+          <w:ilvl w:val="0"/>
+          <w:numId w:val="1009"/>
+        </w:numPr>
+        <w:pStyle w:val="Compact"/>
+      </w:pPr>
+      <w:r>
+        <w:t xml:space="preserve">Шлюз:</w:t>
+      </w:r>
+      <w:r>
+        <w:t xml:space="preserve"> </w:t>
+      </w:r>
+      <w:r>
+        <w:rPr>
+          <w:bCs/>
+          <w:b/>
+        </w:rPr>
+        <w:t xml:space="preserve">10.128.4.1</w:t>
+      </w:r>
+    </w:p>
+    <w:p>
+      <w:pPr>
+        <w:pStyle w:val="CaptionedFigure"/>
+      </w:pPr>
+      <w:bookmarkStart w:id="75" w:name="fig:012"/>
+      <w:r>
+        <w:drawing>
+          <wp:inline>
+            <wp:extent cx="5334000" cy="2166745"/>
+            <wp:effectExtent b="0" l="0" r="0" t="0"/>
+            <wp:docPr descr="Рис. 12: Настройка IP-адреса ПК dep-donskaya" title="" id="73" name="Picture"/>
+            <a:graphic>
+              <a:graphicData uri="http://schemas.openxmlformats.org/drawingml/2006/picture">
+                <pic:pic>
+                  <pic:nvPicPr>
+                    <pic:cNvPr descr="12.png" id="74" name="Picture"/>
+                    <pic:cNvPicPr>
+                      <a:picLocks noChangeArrowheads="1" noChangeAspect="1"/>
+                    </pic:cNvPicPr>
+                  </pic:nvPicPr>
+                  <pic:blipFill>
+                    <a:blip r:embed="rId72"/>
+                    <a:stretch>
+                      <a:fillRect/>
+                    </a:stretch>
+                  </pic:blipFill>
+                  <pic:spPr bwMode="auto">
+                    <a:xfrm>
+                      <a:off x="0" y="0"/>
+                      <a:ext cx="5334000" cy="2166745"/>
+                    </a:xfrm>
+                    <a:prstGeom prst="rect">
+                      <a:avLst/>
+                    </a:prstGeom>
+                    <a:noFill/>
+                    <a:ln w="9525">
+                      <a:noFill/>
+                      <a:headEnd/>
+                      <a:tailEnd/>
+                    </a:ln>
+                  </pic:spPr>
+                </pic:pic>
+              </a:graphicData>
+            </a:graphic>
+          </wp:inline>
+        </w:drawing>
+      </w:r>
+      <w:bookmarkEnd w:id="75"/>
+    </w:p>
+    <w:p>
+      <w:pPr>
+        <w:pStyle w:val="ImageCaption"/>
+      </w:pPr>
+      <w:r>
+        <w:t xml:space="preserve">Рис. 12: Настройка IP-адреса ПК dep-donskaya</w:t>
+      </w:r>
+    </w:p>
+    <w:p>
+      <w:pPr>
+        <w:pStyle w:val="BodyText"/>
+      </w:pPr>
+      <w:r>
+        <w:t xml:space="preserve">Рабочая станция</w:t>
+      </w:r>
+      <w:r>
+        <w:t xml:space="preserve"> </w:t>
+      </w:r>
+      <w:r>
+        <w:rPr>
+          <w:bCs/>
+          <w:b/>
+        </w:rPr>
+        <w:t xml:space="preserve">adm-donskaya-irkolontirskiy-1</w:t>
+      </w:r>
+      <w:r>
+        <w:t xml:space="preserve"> </w:t>
+      </w:r>
+      <w:r>
+        <w:t xml:space="preserve">относится к административной подсети</w:t>
+      </w:r>
+      <w:r>
+        <w:t xml:space="preserve"> </w:t>
+      </w:r>
+      <w:r>
+        <w:rPr>
+          <w:bCs/>
+          <w:b/>
+        </w:rPr>
+        <w:t xml:space="preserve">10.128.5.0/24</w:t>
+      </w:r>
+      <w:r>
+        <w:t xml:space="preserve">:</w:t>
+      </w:r>
+    </w:p>
+    <w:p>
+      <w:pPr>
+        <w:numPr>
+          <w:ilvl w:val="0"/>
+          <w:numId w:val="1010"/>
+        </w:numPr>
+        <w:pStyle w:val="Compact"/>
+      </w:pPr>
+      <w:r>
+        <w:t xml:space="preserve">IP-адрес:</w:t>
+      </w:r>
+      <w:r>
+        <w:t xml:space="preserve"> </w:t>
+      </w:r>
+      <w:r>
+        <w:rPr>
+          <w:bCs/>
+          <w:b/>
+        </w:rPr>
+        <w:t xml:space="preserve">10.128.5.2</w:t>
+      </w:r>
+    </w:p>
+    <w:p>
+      <w:pPr>
+        <w:numPr>
+          <w:ilvl w:val="0"/>
+          <w:numId w:val="1010"/>
+        </w:numPr>
+        <w:pStyle w:val="Compact"/>
+      </w:pPr>
+      <w:r>
+        <w:t xml:space="preserve">Маска подсети:</w:t>
+      </w:r>
+      <w:r>
+        <w:t xml:space="preserve"> </w:t>
+      </w:r>
+      <w:r>
+        <w:rPr>
+          <w:bCs/>
+          <w:b/>
+        </w:rPr>
+        <w:t xml:space="preserve">255.255.255.0</w:t>
+      </w:r>
+    </w:p>
+    <w:p>
+      <w:pPr>
+        <w:numPr>
+          <w:ilvl w:val="0"/>
+          <w:numId w:val="1010"/>
+        </w:numPr>
+        <w:pStyle w:val="Compact"/>
+      </w:pPr>
+      <w:r>
+        <w:t xml:space="preserve">Шлюз:</w:t>
+      </w:r>
+      <w:r>
+        <w:t xml:space="preserve"> </w:t>
+      </w:r>
+      <w:r>
+        <w:rPr>
+          <w:bCs/>
+          <w:b/>
+        </w:rPr>
+        <w:t xml:space="preserve">10.128.5.1</w:t>
+      </w:r>
+    </w:p>
+    <w:p>
+      <w:pPr>
+        <w:pStyle w:val="CaptionedFigure"/>
+      </w:pPr>
+      <w:bookmarkStart w:id="79" w:name="fig:013"/>
+      <w:r>
+        <w:drawing>
+          <wp:inline>
+            <wp:extent cx="5334000" cy="2194171"/>
+            <wp:effectExtent b="0" l="0" r="0" t="0"/>
+            <wp:docPr descr="Рис. 13: Настройка IP-адреса ПК adm-donskaya" title="" id="77" name="Picture"/>
+            <a:graphic>
+              <a:graphicData uri="http://schemas.openxmlformats.org/drawingml/2006/picture">
+                <pic:pic>
+                  <pic:nvPicPr>
+                    <pic:cNvPr descr="13.png" id="78" name="Picture"/>
+                    <pic:cNvPicPr>
+                      <a:picLocks noChangeArrowheads="1" noChangeAspect="1"/>
+                    </pic:cNvPicPr>
+                  </pic:nvPicPr>
+                  <pic:blipFill>
+                    <a:blip r:embed="rId76"/>
+                    <a:stretch>
+                      <a:fillRect/>
+                    </a:stretch>
+                  </pic:blipFill>
+                  <pic:spPr bwMode="auto">
+                    <a:xfrm>
+                      <a:off x="0" y="0"/>
+                      <a:ext cx="5334000" cy="2194171"/>
+                    </a:xfrm>
+                    <a:prstGeom prst="rect">
+                      <a:avLst/>
+                    </a:prstGeom>
+                    <a:noFill/>
+                    <a:ln w="9525">
+                      <a:noFill/>
+                      <a:headEnd/>
+                      <a:tailEnd/>
+                    </a:ln>
+                  </pic:spPr>
+                </pic:pic>
+              </a:graphicData>
+            </a:graphic>
+          </wp:inline>
+        </w:drawing>
+      </w:r>
+      <w:bookmarkEnd w:id="79"/>
+    </w:p>
+    <w:p>
+      <w:pPr>
+        <w:pStyle w:val="ImageCaption"/>
+      </w:pPr>
+      <w:r>
+        <w:t xml:space="preserve">Рис. 13: Настройка IP-адреса ПК adm-donskaya</w:t>
+      </w:r>
+    </w:p>
+    <w:p>
+      <w:pPr>
+        <w:pStyle w:val="BodyText"/>
+      </w:pPr>
+      <w:r>
+        <w:t xml:space="preserve">Рабочая станция</w:t>
+      </w:r>
+      <w:r>
+        <w:t xml:space="preserve"> </w:t>
+      </w:r>
+      <w:r>
+        <w:rPr>
+          <w:bCs/>
+          <w:b/>
+        </w:rPr>
+        <w:t xml:space="preserve">other-donskaya-irkolontirskiy-1</w:t>
+      </w:r>
+      <w:r>
+        <w:t xml:space="preserve"> </w:t>
+      </w:r>
+      <w:r>
+        <w:t xml:space="preserve">была настроена в сети</w:t>
+      </w:r>
+      <w:r>
+        <w:t xml:space="preserve"> </w:t>
+      </w:r>
+      <w:r>
+        <w:rPr>
+          <w:bCs/>
+          <w:b/>
+        </w:rPr>
+        <w:t xml:space="preserve">10.128.6.0/24</w:t>
+      </w:r>
+      <w:r>
+        <w:t xml:space="preserve">:</w:t>
+      </w:r>
+    </w:p>
+    <w:p>
+      <w:pPr>
+        <w:numPr>
+          <w:ilvl w:val="0"/>
+          <w:numId w:val="1011"/>
+        </w:numPr>
+        <w:pStyle w:val="Compact"/>
+      </w:pPr>
+      <w:r>
+        <w:t xml:space="preserve">IP-адрес:</w:t>
+      </w:r>
+      <w:r>
+        <w:t xml:space="preserve"> </w:t>
+      </w:r>
+      <w:r>
+        <w:rPr>
+          <w:bCs/>
+          <w:b/>
+        </w:rPr>
+        <w:t xml:space="preserve">10.128.6.2</w:t>
+      </w:r>
+    </w:p>
+    <w:p>
+      <w:pPr>
+        <w:numPr>
+          <w:ilvl w:val="0"/>
+          <w:numId w:val="1011"/>
+        </w:numPr>
+        <w:pStyle w:val="Compact"/>
+      </w:pPr>
+      <w:r>
+        <w:t xml:space="preserve">Маска подсети:</w:t>
+      </w:r>
+      <w:r>
+        <w:t xml:space="preserve"> </w:t>
+      </w:r>
+      <w:r>
+        <w:rPr>
+          <w:bCs/>
+          <w:b/>
+        </w:rPr>
+        <w:t xml:space="preserve">255.255.255.0</w:t>
+      </w:r>
+    </w:p>
+    <w:p>
+      <w:pPr>
+        <w:numPr>
+          <w:ilvl w:val="0"/>
+          <w:numId w:val="1011"/>
+        </w:numPr>
+        <w:pStyle w:val="Compact"/>
+      </w:pPr>
+      <w:r>
+        <w:t xml:space="preserve">Шлюз:</w:t>
+      </w:r>
+      <w:r>
+        <w:t xml:space="preserve"> </w:t>
+      </w:r>
+      <w:r>
+        <w:rPr>
+          <w:bCs/>
+          <w:b/>
+        </w:rPr>
+        <w:t xml:space="preserve">10.128.6.1</w:t>
+      </w:r>
+    </w:p>
+    <w:p>
+      <w:pPr>
+        <w:pStyle w:val="CaptionedFigure"/>
+      </w:pPr>
+      <w:bookmarkStart w:id="83" w:name="fig:014"/>
+      <w:r>
+        <w:drawing>
+          <wp:inline>
+            <wp:extent cx="5334000" cy="2233417"/>
+            <wp:effectExtent b="0" l="0" r="0" t="0"/>
+            <wp:docPr descr="Рис. 14: Настройка IP-адреса ПК other-donskaya" title="" id="81" name="Picture"/>
+            <a:graphic>
+              <a:graphicData uri="http://schemas.openxmlformats.org/drawingml/2006/picture">
+                <pic:pic>
+                  <pic:nvPicPr>
+                    <pic:cNvPr descr="14.png" id="82" name="Picture"/>
+                    <pic:cNvPicPr>
+                      <a:picLocks noChangeArrowheads="1" noChangeAspect="1"/>
+                    </pic:cNvPicPr>
+                  </pic:nvPicPr>
+                  <pic:blipFill>
+                    <a:blip r:embed="rId80"/>
+                    <a:stretch>
+                      <a:fillRect/>
+                    </a:stretch>
+                  </pic:blipFill>
+                  <pic:spPr bwMode="auto">
+                    <a:xfrm>
+                      <a:off x="0" y="0"/>
+                      <a:ext cx="5334000" cy="2233417"/>
+                    </a:xfrm>
+                    <a:prstGeom prst="rect">
+                      <a:avLst/>
+                    </a:prstGeom>
+                    <a:noFill/>
+                    <a:ln w="9525">
+                      <a:noFill/>
+                      <a:headEnd/>
+                      <a:tailEnd/>
+                    </a:ln>
+                  </pic:spPr>
+                </pic:pic>
+              </a:graphicData>
+            </a:graphic>
+          </wp:inline>
+        </w:drawing>
+      </w:r>
+      <w:bookmarkEnd w:id="83"/>
+    </w:p>
+    <w:p>
+      <w:pPr>
+        <w:pStyle w:val="ImageCaption"/>
+      </w:pPr>
+      <w:r>
+        <w:t xml:space="preserve">Рис. 14: Настройка IP-адреса ПК other-donskaya</w:t>
+      </w:r>
+    </w:p>
+    <w:p>
+      <w:pPr>
+        <w:pStyle w:val="BodyText"/>
+      </w:pPr>
+      <w:r>
+        <w:t xml:space="preserve">Рабочая станция</w:t>
+      </w:r>
+      <w:r>
+        <w:t xml:space="preserve"> </w:t>
+      </w:r>
+      <w:r>
+        <w:rPr>
+          <w:bCs/>
+          <w:b/>
+        </w:rPr>
+        <w:t xml:space="preserve">other-pavlovskaya-irkolontirskiy-1</w:t>
+      </w:r>
+      <w:r>
+        <w:t xml:space="preserve"> </w:t>
+      </w:r>
+      <w:r>
+        <w:t xml:space="preserve">также относится к подсети</w:t>
+      </w:r>
+      <w:r>
+        <w:t xml:space="preserve"> </w:t>
+      </w:r>
+      <w:r>
+        <w:rPr>
+          <w:bCs/>
+          <w:b/>
+        </w:rPr>
+        <w:t xml:space="preserve">10.128.6.0/24</w:t>
+      </w:r>
+      <w:r>
+        <w:t xml:space="preserve">:</w:t>
+      </w:r>
+    </w:p>
+    <w:p>
+      <w:pPr>
+        <w:numPr>
+          <w:ilvl w:val="0"/>
+          <w:numId w:val="1012"/>
+        </w:numPr>
+        <w:pStyle w:val="Compact"/>
+      </w:pPr>
+      <w:r>
+        <w:t xml:space="preserve">IP-адрес:</w:t>
+      </w:r>
+      <w:r>
+        <w:t xml:space="preserve"> </w:t>
+      </w:r>
+      <w:r>
+        <w:rPr>
+          <w:bCs/>
+          <w:b/>
+        </w:rPr>
+        <w:t xml:space="preserve">10.128.6.5</w:t>
+      </w:r>
+    </w:p>
+    <w:p>
+      <w:pPr>
+        <w:numPr>
+          <w:ilvl w:val="0"/>
+          <w:numId w:val="1012"/>
+        </w:numPr>
+        <w:pStyle w:val="Compact"/>
+      </w:pPr>
+      <w:r>
+        <w:t xml:space="preserve">Маска подсети:</w:t>
+      </w:r>
+      <w:r>
+        <w:t xml:space="preserve"> </w:t>
+      </w:r>
+      <w:r>
+        <w:rPr>
+          <w:bCs/>
+          <w:b/>
+        </w:rPr>
+        <w:t xml:space="preserve">255.255.255.0</w:t>
+      </w:r>
+    </w:p>
+    <w:p>
+      <w:pPr>
+        <w:numPr>
+          <w:ilvl w:val="0"/>
+          <w:numId w:val="1012"/>
+        </w:numPr>
+        <w:pStyle w:val="Compact"/>
+      </w:pPr>
+      <w:r>
+        <w:t xml:space="preserve">Шлюз:</w:t>
+      </w:r>
+      <w:r>
+        <w:t xml:space="preserve"> </w:t>
+      </w:r>
+      <w:r>
+        <w:rPr>
+          <w:bCs/>
+          <w:b/>
+        </w:rPr>
+        <w:t xml:space="preserve">10.128.6.1</w:t>
+      </w:r>
+    </w:p>
+    <w:p>
+      <w:pPr>
+        <w:pStyle w:val="CaptionedFigure"/>
+      </w:pPr>
+      <w:bookmarkStart w:id="87" w:name="fig:015"/>
+      <w:r>
+        <w:drawing>
+          <wp:inline>
+            <wp:extent cx="5334000" cy="2210598"/>
+            <wp:effectExtent b="0" l="0" r="0" t="0"/>
+            <wp:docPr descr="Рис. 15: Настройка IP-адреса ПК other-pavlovskaya" title="" id="85" name="Picture"/>
+            <a:graphic>
+              <a:graphicData uri="http://schemas.openxmlformats.org/drawingml/2006/picture">
+                <pic:pic>
+                  <pic:nvPicPr>
+                    <pic:cNvPr descr="15.png" id="86" name="Picture"/>
+                    <pic:cNvPicPr>
+                      <a:picLocks noChangeArrowheads="1" noChangeAspect="1"/>
+                    </pic:cNvPicPr>
+                  </pic:nvPicPr>
+                  <pic:blipFill>
+                    <a:blip r:embed="rId84"/>
+                    <a:stretch>
+                      <a:fillRect/>
+                    </a:stretch>
+                  </pic:blipFill>
+                  <pic:spPr bwMode="auto">
+                    <a:xfrm>
+                      <a:off x="0" y="0"/>
+                      <a:ext cx="5334000" cy="2210598"/>
+                    </a:xfrm>
+                    <a:prstGeom prst="rect">
+                      <a:avLst/>
+                    </a:prstGeom>
+                    <a:noFill/>
+                    <a:ln w="9525">
+                      <a:noFill/>
+                      <a:headEnd/>
+                      <a:tailEnd/>
+                    </a:ln>
+                  </pic:spPr>
+                </pic:pic>
+              </a:graphicData>
+            </a:graphic>
+          </wp:inline>
+        </w:drawing>
+      </w:r>
+      <w:bookmarkEnd w:id="87"/>
+    </w:p>
+    <w:p>
+      <w:pPr>
+        <w:pStyle w:val="ImageCaption"/>
+      </w:pPr>
+      <w:r>
+        <w:t xml:space="preserve">Рис. 15: Настройка IP-адреса ПК other-pavlovskaya</w:t>
+      </w:r>
+    </w:p>
+    <w:bookmarkEnd w:id="88"/>
+    <w:bookmarkStart w:id="110" w:name="X3915c495c62233e24b82e589a8ee980cb219790"/>
+    <w:p>
+      <w:pPr>
+        <w:pStyle w:val="Heading2"/>
+      </w:pPr>
+      <w:r>
+        <w:rPr>
+          <w:rStyle w:val="SectionNumber"/>
+        </w:rPr>
+        <w:t xml:space="preserve">2.9</w:t>
+      </w:r>
+      <w:r>
+        <w:tab/>
+      </w:r>
+      <w:r>
+        <w:t xml:space="preserve">Проверка сетевой связности с помощью команды ping</w:t>
+      </w:r>
+    </w:p>
+    <w:p>
+      <w:pPr>
+        <w:pStyle w:val="FirstParagraph"/>
+      </w:pPr>
+      <w:r>
+        <w:t xml:space="preserve">После настройки IP-адресов на серверах и рабочих станциях была выполнена проверка сетевой связности с использованием утилиты</w:t>
+      </w:r>
+      <w:r>
+        <w:t xml:space="preserve"> </w:t>
+      </w:r>
+      <w:r>
+        <w:rPr>
+          <w:bCs/>
+          <w:b/>
+        </w:rPr>
+        <w:t xml:space="preserve">ping</w:t>
+      </w:r>
+      <w:r>
+        <w:t xml:space="preserve">. Проверка проводилась между устройствами, принадлежащими одному VLAN, а также между устройствами из разных VLAN.</w:t>
+      </w:r>
+    </w:p>
+    <w:p>
+      <w:pPr>
+        <w:pStyle w:val="BodyText"/>
+      </w:pPr>
+      <w:r>
+        <w:t xml:space="preserve">При выполнении проверки было установлено, что устройства, находящиеся в одной подсети VLAN, успешно обмениваются ICMP-пакетами. Например, с рабочей станции</w:t>
+      </w:r>
+      <w:r>
+        <w:t xml:space="preserve"> </w:t>
+      </w:r>
+      <w:r>
+        <w:rPr>
+          <w:bCs/>
+          <w:b/>
+        </w:rPr>
+        <w:t xml:space="preserve">dk-donskaya-irkolontirskiy-1</w:t>
+      </w:r>
+      <w:r>
+        <w:t xml:space="preserve"> </w:t>
+      </w:r>
+      <w:r>
+        <w:t xml:space="preserve">был выполнен ping до устройства</w:t>
+      </w:r>
+      <w:r>
+        <w:t xml:space="preserve"> </w:t>
+      </w:r>
+      <w:r>
+        <w:rPr>
+          <w:bCs/>
+          <w:b/>
+        </w:rPr>
+        <w:t xml:space="preserve">10.128.3.5</w:t>
+      </w:r>
+      <w:r>
+        <w:t xml:space="preserve">, которое находится в той же сети</w:t>
+      </w:r>
+      <w:r>
+        <w:t xml:space="preserve"> </w:t>
+      </w:r>
+      <w:r>
+        <w:rPr>
+          <w:bCs/>
+          <w:b/>
+        </w:rPr>
+        <w:t xml:space="preserve">10.128.3.0/24</w:t>
+      </w:r>
+      <w:r>
+        <w:t xml:space="preserve">. В ответ были получены ICMP-ответы без потерь пакетов.</w:t>
+      </w:r>
+    </w:p>
+    <w:p>
+      <w:pPr>
+        <w:pStyle w:val="CaptionedFigure"/>
+      </w:pPr>
+      <w:bookmarkStart w:id="92" w:name="fig:016"/>
+      <w:r>
+        <w:drawing>
+          <wp:inline>
+            <wp:extent cx="5334000" cy="4389668"/>
+            <wp:effectExtent b="0" l="0" r="0" t="0"/>
+            <wp:docPr descr="Рис. 16: Проверка доступности устройств внутри одного VLAN" title="" id="90" name="Picture"/>
+            <a:graphic>
+              <a:graphicData uri="http://schemas.openxmlformats.org/drawingml/2006/picture">
+                <pic:pic>
+                  <pic:nvPicPr>
+                    <pic:cNvPr descr="16.png" id="91" name="Picture"/>
+                    <pic:cNvPicPr>
+                      <a:picLocks noChangeArrowheads="1" noChangeAspect="1"/>
+                    </pic:cNvPicPr>
+                  </pic:nvPicPr>
+                  <pic:blipFill>
+                    <a:blip r:embed="rId89"/>
+                    <a:stretch>
+                      <a:fillRect/>
+                    </a:stretch>
+                  </pic:blipFill>
+                  <pic:spPr bwMode="auto">
+                    <a:xfrm>
+                      <a:off x="0" y="0"/>
+                      <a:ext cx="5334000" cy="4389668"/>
+                    </a:xfrm>
+                    <a:prstGeom prst="rect">
+                      <a:avLst/>
+                    </a:prstGeom>
+                    <a:noFill/>
+                    <a:ln w="9525">
+                      <a:noFill/>
+                      <a:headEnd/>
+                      <a:tailEnd/>
+                    </a:ln>
+                  </pic:spPr>
+                </pic:pic>
+              </a:graphicData>
+            </a:graphic>
+          </wp:inline>
+        </w:drawing>
+      </w:r>
+      <w:bookmarkEnd w:id="92"/>
+    </w:p>
+    <w:p>
+      <w:pPr>
+        <w:pStyle w:val="ImageCaption"/>
+      </w:pPr>
+      <w:r>
+        <w:t xml:space="preserve">Рис. 16: Проверка доступности устройств внутри одного VLAN</w:t>
+      </w:r>
+    </w:p>
+    <w:p>
+      <w:pPr>
+        <w:pStyle w:val="BodyText"/>
+      </w:pPr>
+      <w:r>
+        <w:t xml:space="preserve">В то же время при попытке отправки ICMP-запроса к устройству из другой подсети, например</w:t>
+      </w:r>
+      <w:r>
+        <w:t xml:space="preserve"> </w:t>
+      </w:r>
+      <w:r>
+        <w:rPr>
+          <w:bCs/>
+          <w:b/>
+        </w:rPr>
+        <w:t xml:space="preserve">10.128.5.2</w:t>
+      </w:r>
+      <w:r>
+        <w:t xml:space="preserve">, пакеты не достигали получателя, и в ответ выводилось сообщение</w:t>
+      </w:r>
+      <w:r>
+        <w:t xml:space="preserve"> </w:t>
+      </w:r>
+      <w:r>
+        <w:rPr>
+          <w:bCs/>
+          <w:b/>
+        </w:rPr>
+        <w:t xml:space="preserve">Request timed out</w:t>
+      </w:r>
+      <w:r>
+        <w:t xml:space="preserve">. Это связано с тем, что между VLAN не настроена маршрутизация.</w:t>
+      </w:r>
+    </w:p>
+    <w:p>
+      <w:pPr>
+        <w:pStyle w:val="CaptionedFigure"/>
+      </w:pPr>
+      <w:bookmarkStart w:id="95" w:name="fig:017"/>
+      <w:r>
+        <w:drawing>
+          <wp:inline>
+            <wp:extent cx="5334000" cy="4389668"/>
+            <wp:effectExtent b="0" l="0" r="0" t="0"/>
+            <wp:docPr descr="Рис. 17: Проверка недоступности устройств из разных VLAN" title="" id="93" name="Picture"/>
+            <a:graphic>
+              <a:graphicData uri="http://schemas.openxmlformats.org/drawingml/2006/picture">
+                <pic:pic>
+                  <pic:nvPicPr>
+                    <pic:cNvPr descr="16.png" id="94" name="Picture"/>
+                    <pic:cNvPicPr>
+                      <a:picLocks noChangeArrowheads="1" noChangeAspect="1"/>
+                    </pic:cNvPicPr>
+                  </pic:nvPicPr>
+                  <pic:blipFill>
+                    <a:blip r:embed="rId89"/>
+                    <a:stretch>
+                      <a:fillRect/>
+                    </a:stretch>
+                  </pic:blipFill>
+                  <pic:spPr bwMode="auto">
+                    <a:xfrm>
+                      <a:off x="0" y="0"/>
+                      <a:ext cx="5334000" cy="4389668"/>
+                    </a:xfrm>
+                    <a:prstGeom prst="rect">
+                      <a:avLst/>
+                    </a:prstGeom>
+                    <a:noFill/>
+                    <a:ln w="9525">
+                      <a:noFill/>
+                      <a:headEnd/>
+                      <a:tailEnd/>
+                    </a:ln>
+                  </pic:spPr>
+                </pic:pic>
+              </a:graphicData>
+            </a:graphic>
+          </wp:inline>
+        </w:drawing>
+      </w:r>
+      <w:bookmarkEnd w:id="95"/>
+    </w:p>
+    <w:p>
+      <w:pPr>
+        <w:pStyle w:val="ImageCaption"/>
+      </w:pPr>
+      <w:r>
+        <w:t xml:space="preserve">Рис. 17: Проверка недоступности устройств из разных VLAN</w:t>
+      </w:r>
+    </w:p>
+    <w:p>
+      <w:pPr>
+        <w:pStyle w:val="BodyText"/>
+      </w:pPr>
+      <w:r>
+        <w:t xml:space="preserve">Аналогичная проверка была выполнена с компьютера</w:t>
+      </w:r>
+      <w:r>
+        <w:t xml:space="preserve"> </w:t>
+      </w:r>
+      <w:r>
+        <w:rPr>
+          <w:bCs/>
+          <w:b/>
+        </w:rPr>
+        <w:t xml:space="preserve">other-donskaya-irkolontirskiy-1</w:t>
+      </w:r>
+      <w:r>
+        <w:t xml:space="preserve">. При отправке ping-запроса к устройству</w:t>
+      </w:r>
+      <w:r>
+        <w:t xml:space="preserve"> </w:t>
+      </w:r>
+      <w:r>
+        <w:rPr>
+          <w:bCs/>
+          <w:b/>
+        </w:rPr>
+        <w:t xml:space="preserve">10.128.6.5</w:t>
+      </w:r>
+      <w:r>
+        <w:t xml:space="preserve">, находящемуся в той же подсети</w:t>
+      </w:r>
+      <w:r>
+        <w:t xml:space="preserve"> </w:t>
+      </w:r>
+      <w:r>
+        <w:rPr>
+          <w:bCs/>
+          <w:b/>
+        </w:rPr>
+        <w:t xml:space="preserve">10.128.6.0/24</w:t>
+      </w:r>
+      <w:r>
+        <w:t xml:space="preserve">, все пакеты были успешно доставлены.</w:t>
+      </w:r>
+    </w:p>
+    <w:p>
+      <w:pPr>
+        <w:pStyle w:val="CaptionedFigure"/>
+      </w:pPr>
+      <w:bookmarkStart w:id="99" w:name="fig:018"/>
+      <w:r>
+        <w:drawing>
+          <wp:inline>
+            <wp:extent cx="5334000" cy="4189540"/>
+            <wp:effectExtent b="0" l="0" r="0" t="0"/>
+            <wp:docPr descr="Рис. 18: Проверка связи между устройствами VLAN other" title="" id="97" name="Picture"/>
+            <a:graphic>
+              <a:graphicData uri="http://schemas.openxmlformats.org/drawingml/2006/picture">
+                <pic:pic>
+                  <pic:nvPicPr>
+                    <pic:cNvPr descr="17.png" id="98" name="Picture"/>
+                    <pic:cNvPicPr>
+                      <a:picLocks noChangeArrowheads="1" noChangeAspect="1"/>
+                    </pic:cNvPicPr>
+                  </pic:nvPicPr>
+                  <pic:blipFill>
+                    <a:blip r:embed="rId96"/>
+                    <a:stretch>
+                      <a:fillRect/>
+                    </a:stretch>
+                  </pic:blipFill>
+                  <pic:spPr bwMode="auto">
+                    <a:xfrm>
+                      <a:off x="0" y="0"/>
+                      <a:ext cx="5334000" cy="4189540"/>
+                    </a:xfrm>
+                    <a:prstGeom prst="rect">
+                      <a:avLst/>
+                    </a:prstGeom>
+                    <a:noFill/>
+                    <a:ln w="9525">
+                      <a:noFill/>
+                      <a:headEnd/>
+                      <a:tailEnd/>
+                    </a:ln>
+                  </pic:spPr>
+                </pic:pic>
+              </a:graphicData>
+            </a:graphic>
+          </wp:inline>
+        </w:drawing>
+      </w:r>
+      <w:bookmarkEnd w:id="99"/>
+    </w:p>
+    <w:p>
+      <w:pPr>
+        <w:pStyle w:val="ImageCaption"/>
+      </w:pPr>
+      <w:r>
+        <w:t xml:space="preserve">Рис. 18: Проверка связи между устройствами VLAN other</w:t>
+      </w:r>
+    </w:p>
+    <w:p>
+      <w:pPr>
+        <w:pStyle w:val="BodyText"/>
+      </w:pPr>
+      <w:r>
+        <w:t xml:space="preserve">При попытке связи с устройством из другой VLAN (например</w:t>
+      </w:r>
+      <w:r>
+        <w:t xml:space="preserve"> </w:t>
+      </w:r>
+      <w:r>
+        <w:rPr>
+          <w:bCs/>
+          <w:b/>
+        </w:rPr>
+        <w:t xml:space="preserve">10.128.3.5</w:t>
+      </w:r>
+      <w:r>
+        <w:t xml:space="preserve">) ответы получены не были, что подтверждает изоляцию сетевых сегментов.</w:t>
+      </w:r>
+    </w:p>
+    <w:p>
+      <w:pPr>
+        <w:pStyle w:val="CaptionedFigure"/>
+      </w:pPr>
+      <w:bookmarkStart w:id="102" w:name="fig:019"/>
+      <w:r>
+        <w:drawing>
+          <wp:inline>
+            <wp:extent cx="5334000" cy="4189540"/>
+            <wp:effectExtent b="0" l="0" r="0" t="0"/>
+            <wp:docPr descr="Рис. 19: Отсутствие связи между разными VLAN" title="" id="100" name="Picture"/>
+            <a:graphic>
+              <a:graphicData uri="http://schemas.openxmlformats.org/drawingml/2006/picture">
+                <pic:pic>
+                  <pic:nvPicPr>
+                    <pic:cNvPr descr="17.png" id="101" name="Picture"/>
+                    <pic:cNvPicPr>
+                      <a:picLocks noChangeArrowheads="1" noChangeAspect="1"/>
+                    </pic:cNvPicPr>
+                  </pic:nvPicPr>
+                  <pic:blipFill>
+                    <a:blip r:embed="rId96"/>
+                    <a:stretch>
+                      <a:fillRect/>
+                    </a:stretch>
+                  </pic:blipFill>
+                  <pic:spPr bwMode="auto">
+                    <a:xfrm>
+                      <a:off x="0" y="0"/>
+                      <a:ext cx="5334000" cy="4189540"/>
+                    </a:xfrm>
+                    <a:prstGeom prst="rect">
+                      <a:avLst/>
+                    </a:prstGeom>
+                    <a:noFill/>
+                    <a:ln w="9525">
+                      <a:noFill/>
+                      <a:headEnd/>
+                      <a:tailEnd/>
+                    </a:ln>
+                  </pic:spPr>
+                </pic:pic>
+              </a:graphicData>
+            </a:graphic>
+          </wp:inline>
+        </w:drawing>
+      </w:r>
+      <w:bookmarkEnd w:id="102"/>
+    </w:p>
+    <w:p>
+      <w:pPr>
+        <w:pStyle w:val="ImageCaption"/>
+      </w:pPr>
+      <w:r>
+        <w:t xml:space="preserve">Рис. 19: Отсутствие связи между разными VLAN</w:t>
+      </w:r>
+    </w:p>
+    <w:p>
+      <w:pPr>
+        <w:pStyle w:val="BodyText"/>
+      </w:pPr>
+      <w:r>
+        <w:t xml:space="preserve">Также была выполнена проверка связности между серверами. Сервер</w:t>
+      </w:r>
+      <w:r>
+        <w:t xml:space="preserve"> </w:t>
+      </w:r>
+      <w:r>
+        <w:rPr>
+          <w:bCs/>
+          <w:b/>
+        </w:rPr>
+        <w:t xml:space="preserve">mail-irkolontirskiy</w:t>
+      </w:r>
+      <w:r>
+        <w:t xml:space="preserve"> </w:t>
+      </w:r>
+      <w:r>
+        <w:t xml:space="preserve">успешно отправляет ICMP-запросы серверу</w:t>
+      </w:r>
+      <w:r>
+        <w:t xml:space="preserve"> </w:t>
+      </w:r>
+      <w:r>
+        <w:rPr>
+          <w:bCs/>
+          <w:b/>
+        </w:rPr>
+        <w:t xml:space="preserve">web-irkolontirskiy</w:t>
+      </w:r>
+      <w:r>
+        <w:t xml:space="preserve">, так как оба устройства находятся в одной подсети</w:t>
+      </w:r>
+      <w:r>
+        <w:t xml:space="preserve"> </w:t>
+      </w:r>
+      <w:r>
+        <w:rPr>
+          <w:bCs/>
+          <w:b/>
+        </w:rPr>
+        <w:t xml:space="preserve">10.128.0.0/24</w:t>
+      </w:r>
+      <w:r>
+        <w:t xml:space="preserve">.</w:t>
+      </w:r>
+    </w:p>
+    <w:p>
+      <w:pPr>
+        <w:pStyle w:val="CaptionedFigure"/>
+      </w:pPr>
+      <w:bookmarkStart w:id="106" w:name="fig:020"/>
+      <w:r>
+        <w:drawing>
+          <wp:inline>
+            <wp:extent cx="5217458" cy="4518211"/>
+            <wp:effectExtent b="0" l="0" r="0" t="0"/>
+            <wp:docPr descr="Рис. 20: Проверка доступности серверов в одной сети" title="" id="104" name="Picture"/>
+            <a:graphic>
+              <a:graphicData uri="http://schemas.openxmlformats.org/drawingml/2006/picture">
+                <pic:pic>
+                  <pic:nvPicPr>
+                    <pic:cNvPr descr="18.png" id="105" name="Picture"/>
+                    <pic:cNvPicPr>
+                      <a:picLocks noChangeArrowheads="1" noChangeAspect="1"/>
+                    </pic:cNvPicPr>
+                  </pic:nvPicPr>
+                  <pic:blipFill>
+                    <a:blip r:embed="rId103"/>
+                    <a:stretch>
+                      <a:fillRect/>
+                    </a:stretch>
+                  </pic:blipFill>
+                  <pic:spPr bwMode="auto">
+                    <a:xfrm>
+                      <a:off x="0" y="0"/>
+                      <a:ext cx="5217458" cy="4518211"/>
+                    </a:xfrm>
+                    <a:prstGeom prst="rect">
+                      <a:avLst/>
+                    </a:prstGeom>
+                    <a:noFill/>
+                    <a:ln w="9525">
+                      <a:noFill/>
+                      <a:headEnd/>
+                      <a:tailEnd/>
+                    </a:ln>
+                  </pic:spPr>
+                </pic:pic>
+              </a:graphicData>
+            </a:graphic>
+          </wp:inline>
+        </w:drawing>
+      </w:r>
+      <w:bookmarkEnd w:id="106"/>
+    </w:p>
+    <w:p>
+      <w:pPr>
+        <w:pStyle w:val="ImageCaption"/>
+      </w:pPr>
+      <w:r>
+        <w:t xml:space="preserve">Рис. 20: Проверка доступности серверов в одной сети</w:t>
+      </w:r>
+    </w:p>
+    <w:p>
+      <w:pPr>
+        <w:pStyle w:val="BodyText"/>
+      </w:pPr>
+      <w:r>
+        <w:t xml:space="preserve">При попытке обращения к устройству из другой пользовательской подсети, например</w:t>
+      </w:r>
+      <w:r>
+        <w:t xml:space="preserve"> </w:t>
+      </w:r>
+      <w:r>
+        <w:rPr>
+          <w:bCs/>
+          <w:b/>
+        </w:rPr>
+        <w:t xml:space="preserve">10.128.4.2</w:t>
+      </w:r>
+      <w:r>
+        <w:t xml:space="preserve">, пакеты не доходят до получателя, что подтверждает корректную сегментацию сети.</w:t>
+      </w:r>
+    </w:p>
+    <w:p>
+      <w:pPr>
+        <w:pStyle w:val="CaptionedFigure"/>
+      </w:pPr>
+      <w:bookmarkStart w:id="109" w:name="fig:021"/>
+      <w:r>
+        <w:drawing>
+          <wp:inline>
+            <wp:extent cx="5217458" cy="4518211"/>
+            <wp:effectExtent b="0" l="0" r="0" t="0"/>
+            <wp:docPr descr="Рис. 21: Проверка недоступности устройств других VLAN с сервера" title="" id="107" name="Picture"/>
+            <a:graphic>
+              <a:graphicData uri="http://schemas.openxmlformats.org/drawingml/2006/picture">
+                <pic:pic>
+                  <pic:nvPicPr>
+                    <pic:cNvPr descr="18.png" id="108" name="Picture"/>
+                    <pic:cNvPicPr>
+                      <a:picLocks noChangeArrowheads="1" noChangeAspect="1"/>
+                    </pic:cNvPicPr>
+                  </pic:nvPicPr>
+                  <pic:blipFill>
+                    <a:blip r:embed="rId103"/>
+                    <a:stretch>
+                      <a:fillRect/>
+                    </a:stretch>
+                  </pic:blipFill>
+                  <pic:spPr bwMode="auto">
+                    <a:xfrm>
+                      <a:off x="0" y="0"/>
+                      <a:ext cx="5217458" cy="4518211"/>
+                    </a:xfrm>
+                    <a:prstGeom prst="rect">
+                      <a:avLst/>
+                    </a:prstGeom>
+                    <a:noFill/>
+                    <a:ln w="9525">
+                      <a:noFill/>
+                      <a:headEnd/>
+                      <a:tailEnd/>
+                    </a:ln>
+                  </pic:spPr>
+                </pic:pic>
+              </a:graphicData>
+            </a:graphic>
+          </wp:inline>
+        </w:drawing>
+      </w:r>
+      <w:bookmarkEnd w:id="109"/>
+    </w:p>
+    <w:p>
+      <w:pPr>
+        <w:pStyle w:val="ImageCaption"/>
+      </w:pPr>
+      <w:r>
+        <w:t xml:space="preserve">Рис. 21: Проверка недоступности устройств других VLAN с сервера</w:t>
+      </w:r>
+    </w:p>
+    <w:bookmarkEnd w:id="110"/>
+    <w:bookmarkStart w:id="115" w:name="Xe3970d6edda88fdba89f2c765e0a640dcc0da62"/>
+    <w:p>
+      <w:pPr>
+        <w:pStyle w:val="Heading2"/>
+      </w:pPr>
+      <w:r>
+        <w:rPr>
+          <w:rStyle w:val="SectionNumber"/>
+        </w:rPr>
+        <w:t xml:space="preserve">2.10</w:t>
+      </w:r>
+      <w:r>
+        <w:tab/>
+      </w:r>
+      <w:r>
+        <w:t xml:space="preserve">Анализ передачи ICMP-пакета в режиме Simulation</w:t>
+      </w:r>
+    </w:p>
+    <w:p>
+      <w:pPr>
+        <w:pStyle w:val="FirstParagraph"/>
+      </w:pPr>
+      <w:r>
+        <w:t xml:space="preserve">Для изучения процесса передачи пакетов был использован режим</w:t>
+      </w:r>
+      <w:r>
+        <w:t xml:space="preserve"> </w:t>
+      </w:r>
+      <w:r>
+        <w:rPr>
+          <w:bCs/>
+          <w:b/>
+        </w:rPr>
+        <w:t xml:space="preserve">Simulation</w:t>
+      </w:r>
+      <w:r>
+        <w:t xml:space="preserve"> </w:t>
+      </w:r>
+      <w:r>
+        <w:t xml:space="preserve">в Cisco Packet Tracer. В данном режиме можно пошагово отслеживать движение пакета по сети и анализировать содержимое заголовков различных сетевых протоколов.</w:t>
+      </w:r>
+    </w:p>
+    <w:p>
+      <w:pPr>
+        <w:pStyle w:val="BodyText"/>
+      </w:pPr>
+      <w:r>
+        <w:t xml:space="preserve">На схеме показан процесс передачи ICMP-пакета между двумя компьютерами, находящимися в одной VLAN. Пакет проходит через коммутаторы, которые пересылают кадры на основании MAC-адресов.</w:t>
+      </w:r>
+    </w:p>
+    <w:p>
+      <w:pPr>
+        <w:pStyle w:val="CaptionedFigure"/>
+      </w:pPr>
+      <w:bookmarkStart w:id="114" w:name="fig:022"/>
+      <w:r>
+        <w:drawing>
+          <wp:inline>
+            <wp:extent cx="5334000" cy="2177786"/>
+            <wp:effectExtent b="0" l="0" r="0" t="0"/>
+            <wp:docPr descr="Рис. 22: Процесс передачи пакета ICMP в режиме Simulation" title="" id="112" name="Picture"/>
+            <a:graphic>
+              <a:graphicData uri="http://schemas.openxmlformats.org/drawingml/2006/picture">
+                <pic:pic>
+                  <pic:nvPicPr>
+                    <pic:cNvPr descr="20.png" id="113" name="Picture"/>
+                    <pic:cNvPicPr>
+                      <a:picLocks noChangeArrowheads="1" noChangeAspect="1"/>
+                    </pic:cNvPicPr>
+                  </pic:nvPicPr>
+                  <pic:blipFill>
+                    <a:blip r:embed="rId111"/>
+                    <a:stretch>
+                      <a:fillRect/>
+                    </a:stretch>
+                  </pic:blipFill>
+                  <pic:spPr bwMode="auto">
+                    <a:xfrm>
+                      <a:off x="0" y="0"/>
+                      <a:ext cx="5334000" cy="2177786"/>
+                    </a:xfrm>
+                    <a:prstGeom prst="rect">
+                      <a:avLst/>
+                    </a:prstGeom>
+                    <a:noFill/>
+                    <a:ln w="9525">
+                      <a:noFill/>
+                      <a:headEnd/>
+                      <a:tailEnd/>
+                    </a:ln>
+                  </pic:spPr>
+                </pic:pic>
+              </a:graphicData>
+            </a:graphic>
+          </wp:inline>
+        </w:drawing>
+      </w:r>
+      <w:bookmarkEnd w:id="114"/>
+    </w:p>
+    <w:p>
+      <w:pPr>
+        <w:pStyle w:val="ImageCaption"/>
+      </w:pPr>
+      <w:r>
+        <w:t xml:space="preserve">Рис. 22: Процесс передачи пакета ICMP в режиме Simulation</w:t>
+      </w:r>
+    </w:p>
+    <w:bookmarkEnd w:id="115"/>
+    <w:bookmarkStart w:id="120" w:name="анализ-структуры-передаваемого-пакета"/>
+    <w:p>
+      <w:pPr>
+        <w:pStyle w:val="Heading2"/>
+      </w:pPr>
+      <w:r>
+        <w:rPr>
+          <w:rStyle w:val="SectionNumber"/>
+        </w:rPr>
+        <w:t xml:space="preserve">2.11</w:t>
+      </w:r>
+      <w:r>
+        <w:tab/>
+      </w:r>
+      <w:r>
+        <w:t xml:space="preserve">Анализ структуры передаваемого пакета</w:t>
+      </w:r>
+    </w:p>
+    <w:p>
+      <w:pPr>
+        <w:pStyle w:val="FirstParagraph"/>
+      </w:pPr>
+      <w:r>
+        <w:t xml:space="preserve">В режиме просмотра деталей PDU можно изучить структуру передаваемого кадра и заголовки протоколов различных уровней модели OSI.</w:t>
+      </w:r>
+    </w:p>
+    <w:p>
+      <w:pPr>
+        <w:pStyle w:val="BodyText"/>
+      </w:pPr>
+      <w:r>
+        <w:t xml:space="preserve">На канальном уровне используется протокол</w:t>
+      </w:r>
+      <w:r>
+        <w:t xml:space="preserve"> </w:t>
+      </w:r>
+      <w:r>
+        <w:rPr>
+          <w:bCs/>
+          <w:b/>
+        </w:rPr>
+        <w:t xml:space="preserve">Ethernet 802.1Q</w:t>
+      </w:r>
+      <w:r>
+        <w:t xml:space="preserve">, который содержит MAC-адрес источника и назначения, а также тег VLAN. Наличие поля</w:t>
+      </w:r>
+      <w:r>
+        <w:t xml:space="preserve"> </w:t>
+      </w:r>
+      <w:r>
+        <w:rPr>
+          <w:bCs/>
+          <w:b/>
+        </w:rPr>
+        <w:t xml:space="preserve">TPID 0x8100</w:t>
+      </w:r>
+      <w:r>
+        <w:t xml:space="preserve"> </w:t>
+      </w:r>
+      <w:r>
+        <w:t xml:space="preserve">указывает на использование VLAN-тегирования.</w:t>
+      </w:r>
+    </w:p>
+    <w:p>
+      <w:pPr>
+        <w:pStyle w:val="BodyText"/>
+      </w:pPr>
+      <w:r>
+        <w:t xml:space="preserve">На сетевом уровне используется протокол</w:t>
+      </w:r>
+      <w:r>
+        <w:t xml:space="preserve"> </w:t>
+      </w:r>
+      <w:r>
+        <w:rPr>
+          <w:bCs/>
+          <w:b/>
+        </w:rPr>
+        <w:t xml:space="preserve">IP версии 4</w:t>
+      </w:r>
+      <w:r>
+        <w:t xml:space="preserve">, который содержит адрес источника и назначения. В рассматриваемом пакете:</w:t>
+      </w:r>
+    </w:p>
+    <w:p>
+      <w:pPr>
+        <w:numPr>
+          <w:ilvl w:val="0"/>
+          <w:numId w:val="1013"/>
+        </w:numPr>
+        <w:pStyle w:val="Compact"/>
+      </w:pPr>
+      <w:r>
+        <w:rPr>
+          <w:bCs/>
+          <w:b/>
+        </w:rPr>
+        <w:t xml:space="preserve">Source IP</w:t>
+      </w:r>
+      <w:r>
+        <w:t xml:space="preserve">: 10.128.6.2</w:t>
+      </w:r>
+      <w:r>
+        <w:br/>
+      </w:r>
+    </w:p>
+    <w:p>
+      <w:pPr>
+        <w:numPr>
+          <w:ilvl w:val="0"/>
+          <w:numId w:val="1013"/>
+        </w:numPr>
+        <w:pStyle w:val="Compact"/>
+      </w:pPr>
+      <w:r>
+        <w:rPr>
+          <w:bCs/>
+          <w:b/>
+        </w:rPr>
+        <w:t xml:space="preserve">Destination IP</w:t>
+      </w:r>
+      <w:r>
+        <w:t xml:space="preserve">: 10.128.6.5</w:t>
+      </w:r>
+    </w:p>
+    <w:p>
+      <w:pPr>
+        <w:pStyle w:val="FirstParagraph"/>
+      </w:pPr>
+      <w:r>
+        <w:t xml:space="preserve">Также присутствуют поля TTL, идентификатор пакета и контрольная сумма.</w:t>
+      </w:r>
+    </w:p>
+    <w:p>
+      <w:pPr>
+        <w:pStyle w:val="BodyText"/>
+      </w:pPr>
+      <w:r>
+        <w:t xml:space="preserve">На транспортном уровне используется протокол</w:t>
+      </w:r>
+      <w:r>
+        <w:t xml:space="preserve"> </w:t>
+      </w:r>
+      <w:r>
+        <w:rPr>
+          <w:bCs/>
+          <w:b/>
+        </w:rPr>
+        <w:t xml:space="preserve">ICMP</w:t>
+      </w:r>
+      <w:r>
+        <w:t xml:space="preserve">, применяемый для диагностики сети. В данном случае передается сообщение типа</w:t>
+      </w:r>
+      <w:r>
+        <w:t xml:space="preserve"> </w:t>
+      </w:r>
+      <w:r>
+        <w:rPr>
+          <w:bCs/>
+          <w:b/>
+        </w:rPr>
+        <w:t xml:space="preserve">Echo Request / Echo Reply</w:t>
+      </w:r>
+      <w:r>
+        <w:t xml:space="preserve">, которое используется утилитой</w:t>
+      </w:r>
+      <w:r>
+        <w:t xml:space="preserve"> </w:t>
+      </w:r>
+      <w:r>
+        <w:rPr>
+          <w:bCs/>
+          <w:b/>
+        </w:rPr>
+        <w:t xml:space="preserve">ping</w:t>
+      </w:r>
+      <w:r>
+        <w:t xml:space="preserve"> </w:t>
+      </w:r>
+      <w:r>
+        <w:t xml:space="preserve">для проверки доступности узлов.</w:t>
+      </w:r>
+    </w:p>
+    <w:p>
+      <w:pPr>
+        <w:pStyle w:val="CaptionedFigure"/>
+      </w:pPr>
+      <w:bookmarkStart w:id="119" w:name="fig:023"/>
+      <w:r>
+        <w:drawing>
+          <wp:inline>
+            <wp:extent cx="5334000" cy="3824464"/>
+            <wp:effectExtent b="0" l="0" r="0" t="0"/>
+            <wp:docPr descr="Рис. 23: Структура ICMP-пакета и заголовков протоколов" title="" id="117" name="Picture"/>
+            <a:graphic>
+              <a:graphicData uri="http://schemas.openxmlformats.org/drawingml/2006/picture">
+                <pic:pic>
+                  <pic:nvPicPr>
+                    <pic:cNvPr descr="19.png" id="118" name="Picture"/>
+                    <pic:cNvPicPr>
+                      <a:picLocks noChangeArrowheads="1" noChangeAspect="1"/>
+                    </pic:cNvPicPr>
+                  </pic:nvPicPr>
+                  <pic:blipFill>
+                    <a:blip r:embed="rId116"/>
+                    <a:stretch>
+                      <a:fillRect/>
+                    </a:stretch>
+                  </pic:blipFill>
+                  <pic:spPr bwMode="auto">
+                    <a:xfrm>
+                      <a:off x="0" y="0"/>
+                      <a:ext cx="5334000" cy="3824464"/>
+                    </a:xfrm>
+                    <a:prstGeom prst="rect">
+                      <a:avLst/>
+                    </a:prstGeom>
+                    <a:noFill/>
+                    <a:ln w="9525">
+                      <a:noFill/>
+                      <a:headEnd/>
+                      <a:tailEnd/>
+                    </a:ln>
+                  </pic:spPr>
+                </pic:pic>
+              </a:graphicData>
+            </a:graphic>
+          </wp:inline>
+        </w:drawing>
+      </w:r>
+      <w:bookmarkEnd w:id="119"/>
+    </w:p>
+    <w:p>
+      <w:pPr>
+        <w:pStyle w:val="ImageCaption"/>
+      </w:pPr>
+      <w:r>
+        <w:t xml:space="preserve">Рис. 23: Структура ICMP-пакета и заголовков протоколов</w:t>
+      </w:r>
+    </w:p>
+    <w:bookmarkEnd w:id="120"/>
+    <w:bookmarkEnd w:id="121"/>
+    <w:bookmarkStart w:id="122" w:name="вывод"/>
     <w:p>
       <w:pPr>
         <w:pStyle w:val="Heading1"/>
@@ -1444,7 +4313,49 @@
         <w:pStyle w:val="FirstParagraph"/>
       </w:pPr>
       <w:r>
-        <w:t xml:space="preserve">В ходе выполнения работы в среде Cisco Packet Tracer была собрана физическая топология сети в соответствии со схемой L1 и выполнена базовая настройка всех коммутаторов.</w:t>
+        <w:t xml:space="preserve">В ходе работы была выполнена настройка коммутационной инфраструктуры сети с использованием технологий</w:t>
+      </w:r>
+      <w:r>
+        <w:t xml:space="preserve"> </w:t>
+      </w:r>
+      <w:r>
+        <w:rPr>
+          <w:bCs/>
+          <w:b/>
+        </w:rPr>
+        <w:t xml:space="preserve">VLAN</w:t>
+      </w:r>
+      <w:r>
+        <w:t xml:space="preserve">,</w:t>
+      </w:r>
+      <w:r>
+        <w:t xml:space="preserve"> </w:t>
+      </w:r>
+      <w:r>
+        <w:rPr>
+          <w:bCs/>
+          <w:b/>
+        </w:rPr>
+        <w:t xml:space="preserve">VTP</w:t>
+      </w:r>
+      <w:r>
+        <w:t xml:space="preserve"> </w:t>
+      </w:r>
+      <w:r>
+        <w:t xml:space="preserve">и</w:t>
+      </w:r>
+      <w:r>
+        <w:t xml:space="preserve"> </w:t>
+      </w:r>
+      <w:r>
+        <w:rPr>
+          <w:bCs/>
+          <w:b/>
+        </w:rPr>
+        <w:t xml:space="preserve">Trunk</w:t>
+      </w:r>
+      <w:r>
+        <w:t xml:space="preserve">. Была реализована логическая сегментация сети, позволяющая разделить пользователей и серверные ресурсы на отдельные широковещательные домены.</w:t>
       </w:r>
     </w:p>
     <w:p>
@@ -1452,7 +4363,33 @@
         <w:pStyle w:val="BodyText"/>
       </w:pPr>
       <w:r>
-        <w:t xml:space="preserve">На физическом уровне (L1) реализовано корректное подключение магистральных и пользовательских сегментов сети, а также серверной инфраструктуры. Межкоммутаторные соединения обеспечивают связанность всей сети, при этом конечные устройства подключены к соответствующим access-портам.</w:t>
+        <w:t xml:space="preserve">На центральном коммутаторе был настроен режим</w:t>
+      </w:r>
+      <w:r>
+        <w:t xml:space="preserve"> </w:t>
+      </w:r>
+      <w:r>
+        <w:rPr>
+          <w:bCs/>
+          <w:b/>
+        </w:rPr>
+        <w:t xml:space="preserve">VTP Server</w:t>
+      </w:r>
+      <w:r>
+        <w:t xml:space="preserve">, создан VTP-домен и определены VLAN, соответствующие различным подразделениям и типам устройств сети. Остальные коммутаторы были настроены в режиме</w:t>
+      </w:r>
+      <w:r>
+        <w:t xml:space="preserve"> </w:t>
+      </w:r>
+      <w:r>
+        <w:rPr>
+          <w:bCs/>
+          <w:b/>
+        </w:rPr>
+        <w:t xml:space="preserve">VTP Client</w:t>
+      </w:r>
+      <w:r>
+        <w:t xml:space="preserve">, что позволило автоматически распространять информацию о VLAN по всей сети.</w:t>
       </w:r>
     </w:p>
     <w:p>
@@ -1460,7 +4397,20 @@
         <w:pStyle w:val="BodyText"/>
       </w:pPr>
       <w:r>
-        <w:t xml:space="preserve">На уровне управления выполнена настройка интерфейса VLAN 2 для каждого коммутатора с назначением IP-адресов из подсети 10.128.1.0/24. Для всех устройств задан единый шлюз по умолчанию 10.128.1.1, что обеспечивает централизованный доступ к управлению.</w:t>
+        <w:t xml:space="preserve">Межкоммутаторные соединения были переведены в режим</w:t>
+      </w:r>
+      <w:r>
+        <w:t xml:space="preserve"> </w:t>
+      </w:r>
+      <w:r>
+        <w:rPr>
+          <w:bCs/>
+          <w:b/>
+        </w:rPr>
+        <w:t xml:space="preserve">trunk</w:t>
+      </w:r>
+      <w:r>
+        <w:t xml:space="preserve">, что обеспечило передачу нескольких VLAN по одному физическому каналу и позволило сохранить логическую структуру сети независимо от физического расположения устройств.</w:t>
       </w:r>
     </w:p>
     <w:p>
@@ -1468,49 +4418,23 @@
         <w:pStyle w:val="BodyText"/>
       </w:pPr>
       <w:r>
-        <w:t xml:space="preserve">В рамках базовой конфигурации реализованы:</w:t>
-      </w:r>
-      <w:r>
-        <w:t xml:space="preserve"> </w:t>
-      </w:r>
-      <w:r>
-        <w:t xml:space="preserve">- назначение уникальных имён устройств;</w:t>
-      </w:r>
-      <w:r>
-        <w:t xml:space="preserve"> </w:t>
-      </w:r>
-      <w:r>
-        <w:t xml:space="preserve">- настройка удалённого доступа через VTY-линии;</w:t>
-      </w:r>
-      <w:r>
-        <w:t xml:space="preserve"> </w:t>
-      </w:r>
-      <w:r>
-        <w:t xml:space="preserve">- настройка консольного доступа;</w:t>
-      </w:r>
-      <w:r>
-        <w:t xml:space="preserve"> </w:t>
-      </w:r>
-      <w:r>
-        <w:t xml:space="preserve">- включение шифрования паролей;</w:t>
-      </w:r>
-      <w:r>
-        <w:t xml:space="preserve"> </w:t>
-      </w:r>
-      <w:r>
-        <w:t xml:space="preserve">- создание локального пользователя;</w:t>
-      </w:r>
-      <w:r>
-        <w:t xml:space="preserve"> </w:t>
-      </w:r>
-      <w:r>
-        <w:t xml:space="preserve">- генерация RSA-ключей и активация доступа по SSH;</w:t>
-      </w:r>
-      <w:r>
-        <w:t xml:space="preserve"> </w:t>
-      </w:r>
-      <w:r>
-        <w:t xml:space="preserve">- сохранение конфигурации в энергонезависимой памяти.</w:t>
+        <w:t xml:space="preserve">Также была выполнена настройка статических</w:t>
+      </w:r>
+      <w:r>
+        <w:t xml:space="preserve"> </w:t>
+      </w:r>
+      <w:r>
+        <w:rPr>
+          <w:bCs/>
+          <w:b/>
+        </w:rPr>
+        <w:t xml:space="preserve">IP-адресов</w:t>
+      </w:r>
+      <w:r>
+        <w:t xml:space="preserve"> </w:t>
+      </w:r>
+      <w:r>
+        <w:t xml:space="preserve">на серверах и пользовательских рабочих станциях в соответствии с адресным планом сети. Каждому VLAN была назначена отдельная подсеть, что позволило изолировать сетевой трафик различных подразделений.</w:t>
       </w:r>
     </w:p>
     <w:p>
@@ -1518,11 +4442,101 @@
         <w:pStyle w:val="BodyText"/>
       </w:pPr>
       <w:r>
-        <w:t xml:space="preserve">В результате выполненных действий обеспечена готовность сетевой инфраструктуры к дальнейшей настройке уровней L2 и L3, а также к последующей сегментации сети и внедрению политики распределения VLAN и IP-адресов.</w:t>
-      </w:r>
-    </w:p>
-    <w:bookmarkEnd w:id="44"/>
-    <w:bookmarkStart w:id="45" w:name="контрольные-вопросы"/>
+        <w:t xml:space="preserve">Проверка связности с использованием команды</w:t>
+      </w:r>
+      <w:r>
+        <w:t xml:space="preserve"> </w:t>
+      </w:r>
+      <w:r>
+        <w:rPr>
+          <w:bCs/>
+          <w:b/>
+        </w:rPr>
+        <w:t xml:space="preserve">ping</w:t>
+      </w:r>
+      <w:r>
+        <w:t xml:space="preserve"> </w:t>
+      </w:r>
+      <w:r>
+        <w:t xml:space="preserve">показала, что устройства, принадлежащие одному VLAN, успешно обмениваются ICMP-пакетами, тогда как устройства из разных VLAN недоступны друг для друга при отсутствии межсетевой маршрутизации.</w:t>
+      </w:r>
+    </w:p>
+    <w:p>
+      <w:pPr>
+        <w:pStyle w:val="BodyText"/>
+      </w:pPr>
+      <w:r>
+        <w:t xml:space="preserve">Использование режима</w:t>
+      </w:r>
+      <w:r>
+        <w:t xml:space="preserve"> </w:t>
+      </w:r>
+      <w:r>
+        <w:rPr>
+          <w:bCs/>
+          <w:b/>
+        </w:rPr>
+        <w:t xml:space="preserve">Simulation</w:t>
+      </w:r>
+      <w:r>
+        <w:t xml:space="preserve"> </w:t>
+      </w:r>
+      <w:r>
+        <w:t xml:space="preserve">в Packet Tracer позволило детально изучить процесс передачи ICMP-пакетов по сети, а также рассмотреть структуру передаваемых кадров и заголовков протоколов</w:t>
+      </w:r>
+      <w:r>
+        <w:t xml:space="preserve"> </w:t>
+      </w:r>
+      <w:r>
+        <w:rPr>
+          <w:bCs/>
+          <w:b/>
+        </w:rPr>
+        <w:t xml:space="preserve">Ethernet</w:t>
+      </w:r>
+      <w:r>
+        <w:t xml:space="preserve">,</w:t>
+      </w:r>
+      <w:r>
+        <w:t xml:space="preserve"> </w:t>
+      </w:r>
+      <w:r>
+        <w:rPr>
+          <w:bCs/>
+          <w:b/>
+        </w:rPr>
+        <w:t xml:space="preserve">IP</w:t>
+      </w:r>
+      <w:r>
+        <w:t xml:space="preserve"> </w:t>
+      </w:r>
+      <w:r>
+        <w:t xml:space="preserve">и</w:t>
+      </w:r>
+      <w:r>
+        <w:t xml:space="preserve"> </w:t>
+      </w:r>
+      <w:r>
+        <w:rPr>
+          <w:bCs/>
+          <w:b/>
+        </w:rPr>
+        <w:t xml:space="preserve">ICMP</w:t>
+      </w:r>
+      <w:r>
+        <w:t xml:space="preserve">.</w:t>
+      </w:r>
+    </w:p>
+    <w:p>
+      <w:pPr>
+        <w:pStyle w:val="BodyText"/>
+      </w:pPr>
+      <w:r>
+        <w:t xml:space="preserve">В результате была сформирована корректно функционирующая модель сети с логической сегментацией, централизованным управлением VLAN и проверенной работоспособностью внутри отдельных сетевых сегментов.</w:t>
+      </w:r>
+    </w:p>
+    <w:bookmarkEnd w:id="122"/>
+    <w:bookmarkStart w:id="123" w:name="контрольные-вопросы"/>
     <w:p>
       <w:pPr>
         <w:pStyle w:val="Heading1"/>
@@ -1549,7 +4563,7 @@
           <w:bCs/>
           <w:b/>
         </w:rPr>
-        <w:t xml:space="preserve">1. При помощи каких команд можно посмотреть конфигурацию сетевого оборудования?</w:t>
+        <w:t xml:space="preserve">1. Какая команда используется для просмотра списка VLAN на сетевом устройстве?</w:t>
       </w:r>
     </w:p>
     <w:p>
@@ -1557,22 +4571,18 @@
         <w:pStyle w:val="BodyText"/>
       </w:pPr>
       <w:r>
-        <w:t xml:space="preserve">Для просмотра текущей (активной) конфигурации используется команда:</w:t>
-      </w:r>
-    </w:p>
-    <w:p>
-      <w:pPr>
-        <w:numPr>
-          <w:ilvl w:val="0"/>
-          <w:numId w:val="1009"/>
-        </w:numPr>
-        <w:pStyle w:val="Compact"/>
+        <w:t xml:space="preserve">Для просмотра списка VLAN на коммутаторе Cisco используется команда:</w:t>
+      </w:r>
+    </w:p>
+    <w:p>
+      <w:pPr>
+        <w:pStyle w:val="SourceCode"/>
       </w:pPr>
       <w:r>
         <w:rPr>
           <w:rStyle w:val="VerbatimChar"/>
         </w:rPr>
-        <w:t xml:space="preserve">show running-config</w:t>
+        <w:t xml:space="preserve">show vlan brief</w:t>
       </w:r>
     </w:p>
     <w:p>
@@ -1580,7 +4590,138 @@
         <w:pStyle w:val="FirstParagraph"/>
       </w:pPr>
       <w:r>
-        <w:t xml:space="preserve">Данная команда отображает конфигурацию, которая в настоящий момент загружена в оперативную память (RAM) и используется устройством.</w:t>
+        <w:t xml:space="preserve">Данная команда выводит таблицу всех VLAN, настроенных на устройстве. В выводе отображаются следующие параметры:</w:t>
+      </w:r>
+    </w:p>
+    <w:p>
+      <w:pPr>
+        <w:numPr>
+          <w:ilvl w:val="0"/>
+          <w:numId w:val="1014"/>
+        </w:numPr>
+        <w:pStyle w:val="Compact"/>
+      </w:pPr>
+      <w:r>
+        <w:t xml:space="preserve">номер VLAN (VLAN ID);</w:t>
+      </w:r>
+    </w:p>
+    <w:p>
+      <w:pPr>
+        <w:numPr>
+          <w:ilvl w:val="0"/>
+          <w:numId w:val="1014"/>
+        </w:numPr>
+        <w:pStyle w:val="Compact"/>
+      </w:pPr>
+      <w:r>
+        <w:t xml:space="preserve">имя VLAN;</w:t>
+      </w:r>
+    </w:p>
+    <w:p>
+      <w:pPr>
+        <w:numPr>
+          <w:ilvl w:val="0"/>
+          <w:numId w:val="1014"/>
+        </w:numPr>
+        <w:pStyle w:val="Compact"/>
+      </w:pPr>
+      <w:r>
+        <w:t xml:space="preserve">состояние VLAN (active или suspended);</w:t>
+      </w:r>
+    </w:p>
+    <w:p>
+      <w:pPr>
+        <w:numPr>
+          <w:ilvl w:val="0"/>
+          <w:numId w:val="1014"/>
+        </w:numPr>
+        <w:pStyle w:val="Compact"/>
+      </w:pPr>
+      <w:r>
+        <w:t xml:space="preserve">список портов коммутатора, относящихся к данному VLAN.</w:t>
+      </w:r>
+    </w:p>
+    <w:p>
+      <w:pPr>
+        <w:pStyle w:val="FirstParagraph"/>
+      </w:pPr>
+      <w:r>
+        <w:t xml:space="preserve">Также могут использоваться дополнительные команды:</w:t>
+      </w:r>
+    </w:p>
+    <w:p>
+      <w:pPr>
+        <w:numPr>
+          <w:ilvl w:val="0"/>
+          <w:numId w:val="1015"/>
+        </w:numPr>
+        <w:pStyle w:val="Compact"/>
+      </w:pPr>
+      <w:r>
+        <w:rPr>
+          <w:rStyle w:val="VerbatimChar"/>
+        </w:rPr>
+        <w:t xml:space="preserve">show vlan</w:t>
+      </w:r>
+      <w:r>
+        <w:t xml:space="preserve"> </w:t>
+      </w:r>
+      <w:r>
+        <w:t xml:space="preserve">— выводит подробную информацию о VLAN;</w:t>
+      </w:r>
+    </w:p>
+    <w:p>
+      <w:pPr>
+        <w:numPr>
+          <w:ilvl w:val="0"/>
+          <w:numId w:val="1015"/>
+        </w:numPr>
+        <w:pStyle w:val="Compact"/>
+      </w:pPr>
+      <w:r>
+        <w:rPr>
+          <w:rStyle w:val="VerbatimChar"/>
+        </w:rPr>
+        <w:t xml:space="preserve">show interfaces trunk</w:t>
+      </w:r>
+      <w:r>
+        <w:t xml:space="preserve"> </w:t>
+      </w:r>
+      <w:r>
+        <w:t xml:space="preserve">— отображает trunk-интерфейсы и VLAN, передаваемые по ним;</w:t>
+      </w:r>
+    </w:p>
+    <w:p>
+      <w:pPr>
+        <w:numPr>
+          <w:ilvl w:val="0"/>
+          <w:numId w:val="1015"/>
+        </w:numPr>
+        <w:pStyle w:val="Compact"/>
+      </w:pPr>
+      <w:r>
+        <w:rPr>
+          <w:rStyle w:val="VerbatimChar"/>
+        </w:rPr>
+        <w:t xml:space="preserve">show vlan id &lt;номер&gt;</w:t>
+      </w:r>
+      <w:r>
+        <w:t xml:space="preserve"> </w:t>
+      </w:r>
+      <w:r>
+        <w:t xml:space="preserve">— показывает информацию о конкретном VLAN.</w:t>
+      </w:r>
+    </w:p>
+    <w:p>
+      <w:pPr>
+        <w:pStyle w:val="FirstParagraph"/>
+      </w:pPr>
+      <w:r>
+        <w:rPr>
+          <w:bCs/>
+          <w:b/>
+        </w:rPr>
+        <w:t xml:space="preserve">2. Охарактеризуйте VLAN Trunking Protocol (VTP). Приведите перечень команд с пояснениями для настройки и просмотра информации о VLAN.</w:t>
       </w:r>
     </w:p>
     <w:p>
@@ -1588,70 +4729,219 @@
         <w:pStyle w:val="BodyText"/>
       </w:pPr>
       <w:r>
-        <w:t xml:space="preserve">Дополнительно могут применяться:</w:t>
-      </w:r>
-      <w:r>
-        <w:t xml:space="preserve"> </w:t>
-      </w:r>
-      <w:r>
-        <w:t xml:space="preserve">-</w:t>
-      </w:r>
-      <w:r>
-        <w:t xml:space="preserve"> </w:t>
-      </w:r>
+        <w:rPr>
+          <w:bCs/>
+          <w:b/>
+        </w:rPr>
+        <w:t xml:space="preserve">VLAN Trunking Protocol (VTP)</w:t>
+      </w:r>
+      <w:r>
+        <w:t xml:space="preserve"> </w:t>
+      </w:r>
+      <w:r>
+        <w:t xml:space="preserve">— это протокол канального уровня, разработанный компанией Cisco для централизованного управления VLAN в сети коммутаторов. Он позволяет автоматически распространять информацию о VLAN между устройствами внутри одного VTP-домена.</w:t>
+      </w:r>
+    </w:p>
+    <w:p>
+      <w:pPr>
+        <w:pStyle w:val="BodyText"/>
+      </w:pPr>
+      <w:r>
+        <w:t xml:space="preserve">Основные преимущества VTP:</w:t>
+      </w:r>
+    </w:p>
+    <w:p>
+      <w:pPr>
+        <w:numPr>
+          <w:ilvl w:val="0"/>
+          <w:numId w:val="1016"/>
+        </w:numPr>
+        <w:pStyle w:val="Compact"/>
+      </w:pPr>
+      <w:r>
+        <w:t xml:space="preserve">централизованное администрирование VLAN;</w:t>
+      </w:r>
+    </w:p>
+    <w:p>
+      <w:pPr>
+        <w:numPr>
+          <w:ilvl w:val="0"/>
+          <w:numId w:val="1016"/>
+        </w:numPr>
+        <w:pStyle w:val="Compact"/>
+      </w:pPr>
+      <w:r>
+        <w:t xml:space="preserve">автоматическая синхронизация конфигурации между коммутаторами;</w:t>
+      </w:r>
+    </w:p>
+    <w:p>
+      <w:pPr>
+        <w:numPr>
+          <w:ilvl w:val="0"/>
+          <w:numId w:val="1016"/>
+        </w:numPr>
+        <w:pStyle w:val="Compact"/>
+      </w:pPr>
+      <w:r>
+        <w:t xml:space="preserve">уменьшение количества ошибок при настройке.</w:t>
+      </w:r>
+    </w:p>
+    <w:p>
+      <w:pPr>
+        <w:pStyle w:val="FirstParagraph"/>
+      </w:pPr>
+      <w:r>
+        <w:t xml:space="preserve">Режимы работы VTP:</w:t>
+      </w:r>
+    </w:p>
+    <w:p>
+      <w:pPr>
+        <w:numPr>
+          <w:ilvl w:val="0"/>
+          <w:numId w:val="1017"/>
+        </w:numPr>
+        <w:pStyle w:val="Compact"/>
+      </w:pPr>
+      <w:r>
+        <w:rPr>
+          <w:bCs/>
+          <w:b/>
+        </w:rPr>
+        <w:t xml:space="preserve">Server</w:t>
+      </w:r>
+      <w:r>
+        <w:t xml:space="preserve"> </w:t>
+      </w:r>
+      <w:r>
+        <w:t xml:space="preserve">— устройство может создавать, изменять и удалять VLAN;</w:t>
+      </w:r>
+    </w:p>
+    <w:p>
+      <w:pPr>
+        <w:numPr>
+          <w:ilvl w:val="0"/>
+          <w:numId w:val="1017"/>
+        </w:numPr>
+        <w:pStyle w:val="Compact"/>
+      </w:pPr>
+      <w:r>
+        <w:rPr>
+          <w:bCs/>
+          <w:b/>
+        </w:rPr>
+        <w:t xml:space="preserve">Client</w:t>
+      </w:r>
+      <w:r>
+        <w:t xml:space="preserve"> </w:t>
+      </w:r>
+      <w:r>
+        <w:t xml:space="preserve">— получает информацию о VLAN от сервера, но не может изменять её;</w:t>
+      </w:r>
+    </w:p>
+    <w:p>
+      <w:pPr>
+        <w:numPr>
+          <w:ilvl w:val="0"/>
+          <w:numId w:val="1017"/>
+        </w:numPr>
+        <w:pStyle w:val="Compact"/>
+      </w:pPr>
+      <w:r>
+        <w:rPr>
+          <w:bCs/>
+          <w:b/>
+        </w:rPr>
+        <w:t xml:space="preserve">Transparent</w:t>
+      </w:r>
+      <w:r>
+        <w:t xml:space="preserve"> </w:t>
+      </w:r>
+      <w:r>
+        <w:t xml:space="preserve">— не участвует в синхронизации VLAN, но передаёт VTP-сообщения дальше.</w:t>
+      </w:r>
+    </w:p>
+    <w:p>
+      <w:pPr>
+        <w:pStyle w:val="FirstParagraph"/>
+      </w:pPr>
+      <w:r>
+        <w:t xml:space="preserve">Основные команды настройки VTP:</w:t>
+      </w:r>
+    </w:p>
+    <w:p>
+      <w:pPr>
+        <w:pStyle w:val="SourceCode"/>
+      </w:pPr>
       <w:r>
         <w:rPr>
           <w:rStyle w:val="VerbatimChar"/>
         </w:rPr>
-        <w:t xml:space="preserve">show running-config | section &lt;имя&gt;</w:t>
-      </w:r>
-      <w:r>
-        <w:t xml:space="preserve"> </w:t>
-      </w:r>
-      <w:r>
-        <w:t xml:space="preserve">— вывод определённого раздела конфигурации;</w:t>
-      </w:r>
-      <w:r>
-        <w:t xml:space="preserve"> </w:t>
-      </w:r>
-      <w:r>
-        <w:t xml:space="preserve">-</w:t>
-      </w:r>
-      <w:r>
-        <w:t xml:space="preserve"> </w:t>
-      </w:r>
+        <w:t xml:space="preserve">vtp mode server</w:t>
+      </w:r>
+    </w:p>
+    <w:p>
+      <w:pPr>
+        <w:pStyle w:val="FirstParagraph"/>
+      </w:pPr>
+      <w:r>
+        <w:t xml:space="preserve">Устанавливает режим VTP-сервера.</w:t>
+      </w:r>
+    </w:p>
+    <w:p>
+      <w:pPr>
+        <w:pStyle w:val="SourceCode"/>
+      </w:pPr>
       <w:r>
         <w:rPr>
           <w:rStyle w:val="VerbatimChar"/>
         </w:rPr>
-        <w:t xml:space="preserve">show ip interface brief</w:t>
-      </w:r>
-      <w:r>
-        <w:t xml:space="preserve"> </w:t>
-      </w:r>
-      <w:r>
-        <w:t xml:space="preserve">— краткая информация о состоянии интерфейсов;</w:t>
-      </w:r>
-      <w:r>
-        <w:t xml:space="preserve"> </w:t>
-      </w:r>
-      <w:r>
-        <w:t xml:space="preserve">-</w:t>
-      </w:r>
-      <w:r>
-        <w:t xml:space="preserve"> </w:t>
-      </w:r>
+        <w:t xml:space="preserve">vtp mode client</w:t>
+      </w:r>
+    </w:p>
+    <w:p>
+      <w:pPr>
+        <w:pStyle w:val="FirstParagraph"/>
+      </w:pPr>
+      <w:r>
+        <w:t xml:space="preserve">Устанавливает режим VTP-клиента.</w:t>
+      </w:r>
+    </w:p>
+    <w:p>
+      <w:pPr>
+        <w:pStyle w:val="SourceCode"/>
+      </w:pPr>
       <w:r>
         <w:rPr>
           <w:rStyle w:val="VerbatimChar"/>
         </w:rPr>
-        <w:t xml:space="preserve">show version</w:t>
-      </w:r>
-      <w:r>
-        <w:t xml:space="preserve"> </w:t>
-      </w:r>
-      <w:r>
-        <w:t xml:space="preserve">— сведения о версии IOS и параметрах оборудования.</w:t>
+        <w:t xml:space="preserve">vtp domain &lt;имя&gt;</w:t>
+      </w:r>
+    </w:p>
+    <w:p>
+      <w:pPr>
+        <w:pStyle w:val="FirstParagraph"/>
+      </w:pPr>
+      <w:r>
+        <w:t xml:space="preserve">Задаёт имя VTP-домена.</w:t>
+      </w:r>
+    </w:p>
+    <w:p>
+      <w:pPr>
+        <w:pStyle w:val="SourceCode"/>
+      </w:pPr>
+      <w:r>
+        <w:rPr>
+          <w:rStyle w:val="VerbatimChar"/>
+        </w:rPr>
+        <w:t xml:space="preserve">vtp password &lt;пароль&gt;</w:t>
+      </w:r>
+    </w:p>
+    <w:p>
+      <w:pPr>
+        <w:pStyle w:val="FirstParagraph"/>
+      </w:pPr>
+      <w:r>
+        <w:t xml:space="preserve">Устанавливает пароль для защиты VTP-домена.</w:t>
       </w:r>
     </w:p>
     <w:p>
@@ -1659,16 +4949,448 @@
         <w:pStyle w:val="BodyText"/>
       </w:pPr>
       <w:r>
-        <w:t xml:space="preserve">Основной командой для просмотра текущей конфигурации является</w:t>
-      </w:r>
-      <w:r>
-        <w:t xml:space="preserve"> </w:t>
-      </w:r>
+        <w:t xml:space="preserve">Команды для создания VLAN:</w:t>
+      </w:r>
+    </w:p>
+    <w:p>
+      <w:pPr>
+        <w:pStyle w:val="SourceCode"/>
+      </w:pPr>
       <w:r>
         <w:rPr>
           <w:rStyle w:val="VerbatimChar"/>
         </w:rPr>
-        <w:t xml:space="preserve">show running-config</w:t>
+        <w:t xml:space="preserve">vlan &lt;номер&gt;</w:t>
+      </w:r>
+      <w:r>
+        <w:br/>
+      </w:r>
+      <w:r>
+        <w:rPr>
+          <w:rStyle w:val="VerbatimChar"/>
+        </w:rPr>
+        <w:t xml:space="preserve">name &lt;имя&gt;</w:t>
+      </w:r>
+    </w:p>
+    <w:p>
+      <w:pPr>
+        <w:pStyle w:val="FirstParagraph"/>
+      </w:pPr>
+      <w:r>
+        <w:t xml:space="preserve">Создаёт VLAN и задаёт его имя.</w:t>
+      </w:r>
+    </w:p>
+    <w:p>
+      <w:pPr>
+        <w:pStyle w:val="BodyText"/>
+      </w:pPr>
+      <w:r>
+        <w:t xml:space="preserve">Команды просмотра информации:</w:t>
+      </w:r>
+    </w:p>
+    <w:p>
+      <w:pPr>
+        <w:pStyle w:val="SourceCode"/>
+      </w:pPr>
+      <w:r>
+        <w:rPr>
+          <w:rStyle w:val="VerbatimChar"/>
+        </w:rPr>
+        <w:t xml:space="preserve">show vtp status</w:t>
+      </w:r>
+    </w:p>
+    <w:p>
+      <w:pPr>
+        <w:pStyle w:val="FirstParagraph"/>
+      </w:pPr>
+      <w:r>
+        <w:t xml:space="preserve">Отображает состояние VTP, режим работы, номер ревизии и домен.</w:t>
+      </w:r>
+    </w:p>
+    <w:p>
+      <w:pPr>
+        <w:pStyle w:val="SourceCode"/>
+      </w:pPr>
+      <w:r>
+        <w:rPr>
+          <w:rStyle w:val="VerbatimChar"/>
+        </w:rPr>
+        <w:t xml:space="preserve">show vlan brief</w:t>
+      </w:r>
+    </w:p>
+    <w:p>
+      <w:pPr>
+        <w:pStyle w:val="FirstParagraph"/>
+      </w:pPr>
+      <w:r>
+        <w:t xml:space="preserve">Показывает список VLAN и назначенные им порты.</w:t>
+      </w:r>
+    </w:p>
+    <w:p>
+      <w:pPr>
+        <w:pStyle w:val="SourceCode"/>
+      </w:pPr>
+      <w:r>
+        <w:rPr>
+          <w:rStyle w:val="VerbatimChar"/>
+        </w:rPr>
+        <w:t xml:space="preserve">show interfaces trunk</w:t>
+      </w:r>
+    </w:p>
+    <w:p>
+      <w:pPr>
+        <w:pStyle w:val="FirstParagraph"/>
+      </w:pPr>
+      <w:r>
+        <w:t xml:space="preserve">Отображает trunk-порты и передаваемые VLAN.</w:t>
+      </w:r>
+    </w:p>
+    <w:p>
+      <w:pPr>
+        <w:pStyle w:val="BodyText"/>
+      </w:pPr>
+      <w:r>
+        <w:rPr>
+          <w:bCs/>
+          <w:b/>
+        </w:rPr>
+        <w:t xml:space="preserve">3. Охарактеризуйте Internet Control Message Protocol (ICMP). Опишите формат пакета ICMP.</w:t>
+      </w:r>
+    </w:p>
+    <w:p>
+      <w:pPr>
+        <w:pStyle w:val="BodyText"/>
+      </w:pPr>
+      <w:r>
+        <w:rPr>
+          <w:bCs/>
+          <w:b/>
+        </w:rPr>
+        <w:t xml:space="preserve">ICMP (Internet Control Message Protocol)</w:t>
+      </w:r>
+      <w:r>
+        <w:t xml:space="preserve"> </w:t>
+      </w:r>
+      <w:r>
+        <w:t xml:space="preserve">— это служебный протокол сетевого уровня, используемый для передачи диагностической и управляющей информации в IP-сетях. Он применяется для проверки доступности узлов и передачи сообщений об ошибках.</w:t>
+      </w:r>
+    </w:p>
+    <w:p>
+      <w:pPr>
+        <w:pStyle w:val="BodyText"/>
+      </w:pPr>
+      <w:r>
+        <w:t xml:space="preserve">Наиболее известное применение ICMP — команда</w:t>
+      </w:r>
+      <w:r>
+        <w:t xml:space="preserve"> </w:t>
+      </w:r>
+      <w:r>
+        <w:rPr>
+          <w:bCs/>
+          <w:b/>
+        </w:rPr>
+        <w:t xml:space="preserve">ping</w:t>
+      </w:r>
+      <w:r>
+        <w:t xml:space="preserve">, которая использует сообщения типа</w:t>
+      </w:r>
+      <w:r>
+        <w:t xml:space="preserve"> </w:t>
+      </w:r>
+      <w:r>
+        <w:rPr>
+          <w:bCs/>
+          <w:b/>
+        </w:rPr>
+        <w:t xml:space="preserve">Echo Request</w:t>
+      </w:r>
+      <w:r>
+        <w:t xml:space="preserve"> </w:t>
+      </w:r>
+      <w:r>
+        <w:t xml:space="preserve">и</w:t>
+      </w:r>
+      <w:r>
+        <w:t xml:space="preserve"> </w:t>
+      </w:r>
+      <w:r>
+        <w:rPr>
+          <w:bCs/>
+          <w:b/>
+        </w:rPr>
+        <w:t xml:space="preserve">Echo Reply</w:t>
+      </w:r>
+      <w:r>
+        <w:t xml:space="preserve"> </w:t>
+      </w:r>
+      <w:r>
+        <w:t xml:space="preserve">для проверки доступности удалённого узла.</w:t>
+      </w:r>
+    </w:p>
+    <w:p>
+      <w:pPr>
+        <w:pStyle w:val="BodyText"/>
+      </w:pPr>
+      <w:r>
+        <w:t xml:space="preserve">Основные функции ICMP:</w:t>
+      </w:r>
+    </w:p>
+    <w:p>
+      <w:pPr>
+        <w:numPr>
+          <w:ilvl w:val="0"/>
+          <w:numId w:val="1018"/>
+        </w:numPr>
+        <w:pStyle w:val="Compact"/>
+      </w:pPr>
+      <w:r>
+        <w:t xml:space="preserve">проверка доступности сетевых устройств;</w:t>
+      </w:r>
+    </w:p>
+    <w:p>
+      <w:pPr>
+        <w:numPr>
+          <w:ilvl w:val="0"/>
+          <w:numId w:val="1018"/>
+        </w:numPr>
+        <w:pStyle w:val="Compact"/>
+      </w:pPr>
+      <w:r>
+        <w:t xml:space="preserve">уведомление об ошибках доставки пакетов;</w:t>
+      </w:r>
+    </w:p>
+    <w:p>
+      <w:pPr>
+        <w:numPr>
+          <w:ilvl w:val="0"/>
+          <w:numId w:val="1018"/>
+        </w:numPr>
+        <w:pStyle w:val="Compact"/>
+      </w:pPr>
+      <w:r>
+        <w:t xml:space="preserve">диагностика сетевых соединений;</w:t>
+      </w:r>
+    </w:p>
+    <w:p>
+      <w:pPr>
+        <w:numPr>
+          <w:ilvl w:val="0"/>
+          <w:numId w:val="1018"/>
+        </w:numPr>
+        <w:pStyle w:val="Compact"/>
+      </w:pPr>
+      <w:r>
+        <w:t xml:space="preserve">управление потоками данных.</w:t>
+      </w:r>
+    </w:p>
+    <w:p>
+      <w:pPr>
+        <w:pStyle w:val="FirstParagraph"/>
+      </w:pPr>
+      <w:r>
+        <w:t xml:space="preserve">Формат пакета ICMP включает следующие поля:</w:t>
+      </w:r>
+    </w:p>
+    <w:p>
+      <w:pPr>
+        <w:numPr>
+          <w:ilvl w:val="0"/>
+          <w:numId w:val="1019"/>
+        </w:numPr>
+        <w:pStyle w:val="Compact"/>
+      </w:pPr>
+      <w:r>
+        <w:rPr>
+          <w:bCs/>
+          <w:b/>
+        </w:rPr>
+        <w:t xml:space="preserve">Type</w:t>
+      </w:r>
+      <w:r>
+        <w:t xml:space="preserve"> </w:t>
+      </w:r>
+      <w:r>
+        <w:t xml:space="preserve">— тип сообщения (например, Echo Request или Echo Reply);</w:t>
+      </w:r>
+    </w:p>
+    <w:p>
+      <w:pPr>
+        <w:numPr>
+          <w:ilvl w:val="0"/>
+          <w:numId w:val="1019"/>
+        </w:numPr>
+        <w:pStyle w:val="Compact"/>
+      </w:pPr>
+      <w:r>
+        <w:rPr>
+          <w:bCs/>
+          <w:b/>
+        </w:rPr>
+        <w:t xml:space="preserve">Code</w:t>
+      </w:r>
+      <w:r>
+        <w:t xml:space="preserve"> </w:t>
+      </w:r>
+      <w:r>
+        <w:t xml:space="preserve">— дополнительный код сообщения;</w:t>
+      </w:r>
+    </w:p>
+    <w:p>
+      <w:pPr>
+        <w:numPr>
+          <w:ilvl w:val="0"/>
+          <w:numId w:val="1019"/>
+        </w:numPr>
+        <w:pStyle w:val="Compact"/>
+      </w:pPr>
+      <w:r>
+        <w:rPr>
+          <w:bCs/>
+          <w:b/>
+        </w:rPr>
+        <w:t xml:space="preserve">Checksum</w:t>
+      </w:r>
+      <w:r>
+        <w:t xml:space="preserve"> </w:t>
+      </w:r>
+      <w:r>
+        <w:t xml:space="preserve">— контрольная сумма для проверки целостности;</w:t>
+      </w:r>
+    </w:p>
+    <w:p>
+      <w:pPr>
+        <w:numPr>
+          <w:ilvl w:val="0"/>
+          <w:numId w:val="1019"/>
+        </w:numPr>
+        <w:pStyle w:val="Compact"/>
+      </w:pPr>
+      <w:r>
+        <w:rPr>
+          <w:bCs/>
+          <w:b/>
+        </w:rPr>
+        <w:t xml:space="preserve">Identifier</w:t>
+      </w:r>
+      <w:r>
+        <w:t xml:space="preserve"> </w:t>
+      </w:r>
+      <w:r>
+        <w:t xml:space="preserve">— идентификатор сообщения;</w:t>
+      </w:r>
+    </w:p>
+    <w:p>
+      <w:pPr>
+        <w:numPr>
+          <w:ilvl w:val="0"/>
+          <w:numId w:val="1019"/>
+        </w:numPr>
+        <w:pStyle w:val="Compact"/>
+      </w:pPr>
+      <w:r>
+        <w:rPr>
+          <w:bCs/>
+          <w:b/>
+        </w:rPr>
+        <w:t xml:space="preserve">Sequence Number</w:t>
+      </w:r>
+      <w:r>
+        <w:t xml:space="preserve"> </w:t>
+      </w:r>
+      <w:r>
+        <w:t xml:space="preserve">— номер последовательности;</w:t>
+      </w:r>
+    </w:p>
+    <w:p>
+      <w:pPr>
+        <w:numPr>
+          <w:ilvl w:val="0"/>
+          <w:numId w:val="1019"/>
+        </w:numPr>
+        <w:pStyle w:val="Compact"/>
+      </w:pPr>
+      <w:r>
+        <w:rPr>
+          <w:bCs/>
+          <w:b/>
+        </w:rPr>
+        <w:t xml:space="preserve">Data</w:t>
+      </w:r>
+      <w:r>
+        <w:t xml:space="preserve"> </w:t>
+      </w:r>
+      <w:r>
+        <w:t xml:space="preserve">— полезная нагрузка.</w:t>
+      </w:r>
+    </w:p>
+    <w:p>
+      <w:pPr>
+        <w:pStyle w:val="FirstParagraph"/>
+      </w:pPr>
+      <w:r>
+        <w:t xml:space="preserve">ICMP-пакет инкапсулируется внутри IP-пакета и передаётся по сети вместе с IP-заголовком.</w:t>
+      </w:r>
+    </w:p>
+    <w:p>
+      <w:pPr>
+        <w:pStyle w:val="BodyText"/>
+      </w:pPr>
+      <w:r>
+        <w:rPr>
+          <w:bCs/>
+          <w:b/>
+        </w:rPr>
+        <w:t xml:space="preserve">4. Охарактеризуйте Address Resolution Protocol (ARP). Опишите формат пакета ARP.</w:t>
+      </w:r>
+    </w:p>
+    <w:p>
+      <w:pPr>
+        <w:pStyle w:val="BodyText"/>
+      </w:pPr>
+      <w:r>
+        <w:rPr>
+          <w:bCs/>
+          <w:b/>
+        </w:rPr>
+        <w:t xml:space="preserve">ARP (Address Resolution Protocol)</w:t>
+      </w:r>
+      <w:r>
+        <w:t xml:space="preserve"> </w:t>
+      </w:r>
+      <w:r>
+        <w:t xml:space="preserve">— это протокол канального уровня, предназначенный для определения MAC-адреса устройства по известному IP-адресу внутри локальной сети.</w:t>
+      </w:r>
+    </w:p>
+    <w:p>
+      <w:pPr>
+        <w:pStyle w:val="BodyText"/>
+      </w:pPr>
+      <w:r>
+        <w:t xml:space="preserve">Когда устройство хочет отправить пакет другому узлу, оно должно знать его MAC-адрес. Если MAC-адрес неизвестен, отправляется широковещательный</w:t>
+      </w:r>
+      <w:r>
+        <w:t xml:space="preserve"> </w:t>
+      </w:r>
+      <w:r>
+        <w:rPr>
+          <w:bCs/>
+          <w:b/>
+        </w:rPr>
+        <w:t xml:space="preserve">ARP-запрос</w:t>
+      </w:r>
+      <w:r>
+        <w:t xml:space="preserve">, на который целевое устройство отвечает</w:t>
+      </w:r>
+      <w:r>
+        <w:t xml:space="preserve"> </w:t>
+      </w:r>
+      <w:r>
+        <w:rPr>
+          <w:bCs/>
+          <w:b/>
+        </w:rPr>
+        <w:t xml:space="preserve">ARP-ответом</w:t>
       </w:r>
       <w:r>
         <w:t xml:space="preserve">.</w:t>
@@ -1679,11 +5401,261 @@
         <w:pStyle w:val="BodyText"/>
       </w:pPr>
       <w:r>
-        <w:rPr>
-          <w:bCs/>
-          <w:b/>
-        </w:rPr>
-        <w:t xml:space="preserve">2. При помощи каких команд можно посмотреть стартовый конфигурационный файл оборудования?</w:t>
+        <w:t xml:space="preserve">Основные функции ARP:</w:t>
+      </w:r>
+    </w:p>
+    <w:p>
+      <w:pPr>
+        <w:numPr>
+          <w:ilvl w:val="0"/>
+          <w:numId w:val="1020"/>
+        </w:numPr>
+        <w:pStyle w:val="Compact"/>
+      </w:pPr>
+      <w:r>
+        <w:t xml:space="preserve">сопоставление IP-адреса и MAC-адреса;</w:t>
+      </w:r>
+    </w:p>
+    <w:p>
+      <w:pPr>
+        <w:numPr>
+          <w:ilvl w:val="0"/>
+          <w:numId w:val="1020"/>
+        </w:numPr>
+        <w:pStyle w:val="Compact"/>
+      </w:pPr>
+      <w:r>
+        <w:t xml:space="preserve">заполнение ARP-таблицы устройств;</w:t>
+      </w:r>
+    </w:p>
+    <w:p>
+      <w:pPr>
+        <w:numPr>
+          <w:ilvl w:val="0"/>
+          <w:numId w:val="1020"/>
+        </w:numPr>
+        <w:pStyle w:val="Compact"/>
+      </w:pPr>
+      <w:r>
+        <w:t xml:space="preserve">обеспечение передачи кадров внутри локальной сети.</w:t>
+      </w:r>
+    </w:p>
+    <w:p>
+      <w:pPr>
+        <w:pStyle w:val="FirstParagraph"/>
+      </w:pPr>
+      <w:r>
+        <w:t xml:space="preserve">Формат пакета ARP включает следующие поля:</w:t>
+      </w:r>
+    </w:p>
+    <w:p>
+      <w:pPr>
+        <w:numPr>
+          <w:ilvl w:val="0"/>
+          <w:numId w:val="1021"/>
+        </w:numPr>
+        <w:pStyle w:val="Compact"/>
+      </w:pPr>
+      <w:r>
+        <w:rPr>
+          <w:bCs/>
+          <w:b/>
+        </w:rPr>
+        <w:t xml:space="preserve">Hardware Type</w:t>
+      </w:r>
+      <w:r>
+        <w:t xml:space="preserve"> </w:t>
+      </w:r>
+      <w:r>
+        <w:t xml:space="preserve">— тип аппаратной среды (например, Ethernet);</w:t>
+      </w:r>
+    </w:p>
+    <w:p>
+      <w:pPr>
+        <w:numPr>
+          <w:ilvl w:val="0"/>
+          <w:numId w:val="1021"/>
+        </w:numPr>
+        <w:pStyle w:val="Compact"/>
+      </w:pPr>
+      <w:r>
+        <w:rPr>
+          <w:bCs/>
+          <w:b/>
+        </w:rPr>
+        <w:t xml:space="preserve">Protocol Type</w:t>
+      </w:r>
+      <w:r>
+        <w:t xml:space="preserve"> </w:t>
+      </w:r>
+      <w:r>
+        <w:t xml:space="preserve">— тип сетевого протокола (IPv4);</w:t>
+      </w:r>
+    </w:p>
+    <w:p>
+      <w:pPr>
+        <w:numPr>
+          <w:ilvl w:val="0"/>
+          <w:numId w:val="1021"/>
+        </w:numPr>
+        <w:pStyle w:val="Compact"/>
+      </w:pPr>
+      <w:r>
+        <w:rPr>
+          <w:bCs/>
+          <w:b/>
+        </w:rPr>
+        <w:t xml:space="preserve">Hardware Address Length</w:t>
+      </w:r>
+      <w:r>
+        <w:t xml:space="preserve"> </w:t>
+      </w:r>
+      <w:r>
+        <w:t xml:space="preserve">— длина MAC-адреса;</w:t>
+      </w:r>
+    </w:p>
+    <w:p>
+      <w:pPr>
+        <w:numPr>
+          <w:ilvl w:val="0"/>
+          <w:numId w:val="1021"/>
+        </w:numPr>
+        <w:pStyle w:val="Compact"/>
+      </w:pPr>
+      <w:r>
+        <w:rPr>
+          <w:bCs/>
+          <w:b/>
+        </w:rPr>
+        <w:t xml:space="preserve">Protocol Address Length</w:t>
+      </w:r>
+      <w:r>
+        <w:t xml:space="preserve"> </w:t>
+      </w:r>
+      <w:r>
+        <w:t xml:space="preserve">— длина IP-адреса;</w:t>
+      </w:r>
+    </w:p>
+    <w:p>
+      <w:pPr>
+        <w:numPr>
+          <w:ilvl w:val="0"/>
+          <w:numId w:val="1021"/>
+        </w:numPr>
+        <w:pStyle w:val="Compact"/>
+      </w:pPr>
+      <w:r>
+        <w:rPr>
+          <w:bCs/>
+          <w:b/>
+        </w:rPr>
+        <w:t xml:space="preserve">Operation</w:t>
+      </w:r>
+      <w:r>
+        <w:t xml:space="preserve"> </w:t>
+      </w:r>
+      <w:r>
+        <w:t xml:space="preserve">— тип операции (request или reply);</w:t>
+      </w:r>
+    </w:p>
+    <w:p>
+      <w:pPr>
+        <w:numPr>
+          <w:ilvl w:val="0"/>
+          <w:numId w:val="1021"/>
+        </w:numPr>
+        <w:pStyle w:val="Compact"/>
+      </w:pPr>
+      <w:r>
+        <w:rPr>
+          <w:bCs/>
+          <w:b/>
+        </w:rPr>
+        <w:t xml:space="preserve">Sender Hardware Address</w:t>
+      </w:r>
+      <w:r>
+        <w:t xml:space="preserve"> </w:t>
+      </w:r>
+      <w:r>
+        <w:t xml:space="preserve">— MAC-адрес отправителя;</w:t>
+      </w:r>
+    </w:p>
+    <w:p>
+      <w:pPr>
+        <w:numPr>
+          <w:ilvl w:val="0"/>
+          <w:numId w:val="1021"/>
+        </w:numPr>
+        <w:pStyle w:val="Compact"/>
+      </w:pPr>
+      <w:r>
+        <w:rPr>
+          <w:bCs/>
+          <w:b/>
+        </w:rPr>
+        <w:t xml:space="preserve">Sender Protocol Address</w:t>
+      </w:r>
+      <w:r>
+        <w:t xml:space="preserve"> </w:t>
+      </w:r>
+      <w:r>
+        <w:t xml:space="preserve">— IP-адрес отправителя;</w:t>
+      </w:r>
+    </w:p>
+    <w:p>
+      <w:pPr>
+        <w:numPr>
+          <w:ilvl w:val="0"/>
+          <w:numId w:val="1021"/>
+        </w:numPr>
+        <w:pStyle w:val="Compact"/>
+      </w:pPr>
+      <w:r>
+        <w:rPr>
+          <w:bCs/>
+          <w:b/>
+        </w:rPr>
+        <w:t xml:space="preserve">Target Hardware Address</w:t>
+      </w:r>
+      <w:r>
+        <w:t xml:space="preserve"> </w:t>
+      </w:r>
+      <w:r>
+        <w:t xml:space="preserve">— MAC-адрес получателя;</w:t>
+      </w:r>
+    </w:p>
+    <w:p>
+      <w:pPr>
+        <w:numPr>
+          <w:ilvl w:val="0"/>
+          <w:numId w:val="1021"/>
+        </w:numPr>
+        <w:pStyle w:val="Compact"/>
+      </w:pPr>
+      <w:r>
+        <w:rPr>
+          <w:bCs/>
+          <w:b/>
+        </w:rPr>
+        <w:t xml:space="preserve">Target Protocol Address</w:t>
+      </w:r>
+      <w:r>
+        <w:t xml:space="preserve"> </w:t>
+      </w:r>
+      <w:r>
+        <w:t xml:space="preserve">— IP-адрес получателя.</w:t>
+      </w:r>
+    </w:p>
+    <w:p>
+      <w:pPr>
+        <w:pStyle w:val="FirstParagraph"/>
+      </w:pPr>
+      <w:r>
+        <w:rPr>
+          <w:bCs/>
+          <w:b/>
+        </w:rPr>
+        <w:t xml:space="preserve">5. Что такое MAC-адрес? Какова его структура?</w:t>
       </w:r>
     </w:p>
     <w:p>
@@ -1691,22 +5663,49 @@
         <w:pStyle w:val="BodyText"/>
       </w:pPr>
       <w:r>
-        <w:t xml:space="preserve">Для просмотра стартовой конфигурации, хранящейся в энергонезависимой памяти (NVRAM), используется команда:</w:t>
-      </w:r>
-    </w:p>
-    <w:p>
-      <w:pPr>
-        <w:numPr>
-          <w:ilvl w:val="0"/>
-          <w:numId w:val="1010"/>
-        </w:numPr>
-        <w:pStyle w:val="Compact"/>
+        <w:rPr>
+          <w:bCs/>
+          <w:b/>
+        </w:rPr>
+        <w:t xml:space="preserve">MAC-адрес (Media Access Control Address)</w:t>
+      </w:r>
+      <w:r>
+        <w:t xml:space="preserve"> </w:t>
+      </w:r>
+      <w:r>
+        <w:t xml:space="preserve">— это уникальный физический адрес сетевого интерфейса, используемый на канальном уровне модели OSI для идентификации устройств в локальной сети.</w:t>
+      </w:r>
+    </w:p>
+    <w:p>
+      <w:pPr>
+        <w:pStyle w:val="BodyText"/>
+      </w:pPr>
+      <w:r>
+        <w:t xml:space="preserve">MAC-адрес записывается в шестнадцатеричном формате и имеет длину</w:t>
+      </w:r>
+      <w:r>
+        <w:t xml:space="preserve"> </w:t>
+      </w:r>
+      <w:r>
+        <w:rPr>
+          <w:bCs/>
+          <w:b/>
+        </w:rPr>
+        <w:t xml:space="preserve">48 бит (6 байт)</w:t>
+      </w:r>
+      <w:r>
+        <w:t xml:space="preserve">. Обычно он отображается в виде шести групп по два шестнадцатеричных числа, например:</w:t>
+      </w:r>
+    </w:p>
+    <w:p>
+      <w:pPr>
+        <w:pStyle w:val="SourceCode"/>
       </w:pPr>
       <w:r>
         <w:rPr>
           <w:rStyle w:val="VerbatimChar"/>
         </w:rPr>
-        <w:t xml:space="preserve">show startup-config</w:t>
+        <w:t xml:space="preserve">00:1A:2B:3C:4D:5E</w:t>
       </w:r>
     </w:p>
     <w:p>
@@ -1714,65 +5713,61 @@
         <w:pStyle w:val="FirstParagraph"/>
       </w:pPr>
       <w:r>
-        <w:t xml:space="preserve">Этот файл загружается при перезагрузке устройства и становится текущей конфигурацией.</w:t>
-      </w:r>
-    </w:p>
-    <w:p>
-      <w:pPr>
-        <w:pStyle w:val="BodyText"/>
-      </w:pPr>
-      <w:r>
-        <w:rPr>
-          <w:bCs/>
-          <w:b/>
-        </w:rPr>
-        <w:t xml:space="preserve">3. При помощи каких команд можно экспортировать конфигурационный файл оборудования?</w:t>
-      </w:r>
-    </w:p>
-    <w:p>
-      <w:pPr>
-        <w:pStyle w:val="BodyText"/>
-      </w:pPr>
-      <w:r>
-        <w:t xml:space="preserve">Экспорт конфигурации выполняется путём копирования файла на внешний сервер (TFTP, FTP, SCP и т.д.).</w:t>
-      </w:r>
-    </w:p>
-    <w:p>
-      <w:pPr>
-        <w:pStyle w:val="BodyText"/>
-      </w:pPr>
-      <w:r>
-        <w:t xml:space="preserve">Основная команда:</w:t>
-      </w:r>
-    </w:p>
-    <w:p>
-      <w:pPr>
-        <w:numPr>
-          <w:ilvl w:val="0"/>
-          <w:numId w:val="1011"/>
-        </w:numPr>
-        <w:pStyle w:val="Compact"/>
-      </w:pPr>
-      <w:r>
-        <w:rPr>
-          <w:rStyle w:val="VerbatimChar"/>
-        </w:rPr>
-        <w:t xml:space="preserve">copy running-config tftp</w:t>
-      </w:r>
-    </w:p>
-    <w:p>
-      <w:pPr>
-        <w:numPr>
-          <w:ilvl w:val="0"/>
-          <w:numId w:val="1011"/>
-        </w:numPr>
-        <w:pStyle w:val="Compact"/>
-      </w:pPr>
-      <w:r>
-        <w:rPr>
-          <w:rStyle w:val="VerbatimChar"/>
-        </w:rPr>
-        <w:t xml:space="preserve">copy startup-config tftp</w:t>
+        <w:t xml:space="preserve">Структура MAC-адреса состоит из двух частей:</w:t>
+      </w:r>
+    </w:p>
+    <w:p>
+      <w:pPr>
+        <w:numPr>
+          <w:ilvl w:val="0"/>
+          <w:numId w:val="1022"/>
+        </w:numPr>
+      </w:pPr>
+      <w:r>
+        <w:rPr>
+          <w:bCs/>
+          <w:b/>
+        </w:rPr>
+        <w:t xml:space="preserve">OUI (Organizationally Unique Identifier)</w:t>
+      </w:r>
+      <w:r>
+        <w:t xml:space="preserve"> </w:t>
+      </w:r>
+      <w:r>
+        <w:t xml:space="preserve">— первые 24 бита.</w:t>
+      </w:r>
+      <w:r>
+        <w:br/>
+      </w:r>
+      <w:r>
+        <w:t xml:space="preserve">Определяют производителя сетевого устройства. Эти значения присваиваются организациям международной организацией IEEE.</w:t>
+      </w:r>
+    </w:p>
+    <w:p>
+      <w:pPr>
+        <w:numPr>
+          <w:ilvl w:val="0"/>
+          <w:numId w:val="1022"/>
+        </w:numPr>
+      </w:pPr>
+      <w:r>
+        <w:rPr>
+          <w:bCs/>
+          <w:b/>
+        </w:rPr>
+        <w:t xml:space="preserve">NIC Specific (Device Identifier)</w:t>
+      </w:r>
+      <w:r>
+        <w:t xml:space="preserve"> </w:t>
+      </w:r>
+      <w:r>
+        <w:t xml:space="preserve">— последние 24 бита.</w:t>
+      </w:r>
+      <w:r>
+        <w:br/>
+      </w:r>
+      <w:r>
+        <w:t xml:space="preserve">Уникальный идентификатор сетевого интерфейса, который назначается производителем устройства.</w:t>
       </w:r>
     </w:p>
     <w:p>
@@ -1780,194 +5775,10 @@
         <w:pStyle w:val="FirstParagraph"/>
       </w:pPr>
       <w:r>
-        <w:t xml:space="preserve">Также возможны варианты:</w:t>
-      </w:r>
-      <w:r>
-        <w:t xml:space="preserve"> </w:t>
-      </w:r>
-      <w:r>
-        <w:t xml:space="preserve">-</w:t>
-      </w:r>
-      <w:r>
-        <w:t xml:space="preserve"> </w:t>
-      </w:r>
-      <w:r>
-        <w:rPr>
-          <w:rStyle w:val="VerbatimChar"/>
-        </w:rPr>
-        <w:t xml:space="preserve">copy running-config ftp</w:t>
-      </w:r>
-      <w:r>
-        <w:t xml:space="preserve"> </w:t>
-      </w:r>
-      <w:r>
-        <w:t xml:space="preserve">-</w:t>
-      </w:r>
-      <w:r>
-        <w:t xml:space="preserve"> </w:t>
-      </w:r>
-      <w:r>
-        <w:rPr>
-          <w:rStyle w:val="VerbatimChar"/>
-        </w:rPr>
-        <w:t xml:space="preserve">copy running-config scp</w:t>
-      </w:r>
-    </w:p>
-    <w:p>
-      <w:pPr>
-        <w:pStyle w:val="BodyText"/>
-      </w:pPr>
-      <w:r>
-        <w:t xml:space="preserve">В процессе выполнения указывается IP-адрес удалённого сервера и имя файла.</w:t>
-      </w:r>
-    </w:p>
-    <w:p>
-      <w:pPr>
-        <w:pStyle w:val="BodyText"/>
-      </w:pPr>
-      <w:r>
-        <w:rPr>
-          <w:bCs/>
-          <w:b/>
-        </w:rPr>
-        <w:t xml:space="preserve">4. При помощи каких команд можно импортировать конфигурационный файл оборудования?</w:t>
-      </w:r>
-    </w:p>
-    <w:p>
-      <w:pPr>
-        <w:pStyle w:val="BodyText"/>
-      </w:pPr>
-      <w:r>
-        <w:t xml:space="preserve">Импорт выполняется обратной операцией — копированием конфигурационного файла с внешнего сервера на устройство.</w:t>
-      </w:r>
-    </w:p>
-    <w:p>
-      <w:pPr>
-        <w:pStyle w:val="BodyText"/>
-      </w:pPr>
-      <w:r>
-        <w:t xml:space="preserve">Основные команды:</w:t>
-      </w:r>
-    </w:p>
-    <w:p>
-      <w:pPr>
-        <w:numPr>
-          <w:ilvl w:val="0"/>
-          <w:numId w:val="1012"/>
-        </w:numPr>
-        <w:pStyle w:val="Compact"/>
-      </w:pPr>
-      <w:r>
-        <w:rPr>
-          <w:rStyle w:val="VerbatimChar"/>
-        </w:rPr>
-        <w:t xml:space="preserve">copy tftp running-config</w:t>
-      </w:r>
-    </w:p>
-    <w:p>
-      <w:pPr>
-        <w:numPr>
-          <w:ilvl w:val="0"/>
-          <w:numId w:val="1012"/>
-        </w:numPr>
-        <w:pStyle w:val="Compact"/>
-      </w:pPr>
-      <w:r>
-        <w:rPr>
-          <w:rStyle w:val="VerbatimChar"/>
-        </w:rPr>
-        <w:t xml:space="preserve">copy tftp startup-config</w:t>
-      </w:r>
-    </w:p>
-    <w:p>
-      <w:pPr>
-        <w:pStyle w:val="FirstParagraph"/>
-      </w:pPr>
-      <w:r>
-        <w:t xml:space="preserve">Также возможны:</w:t>
-      </w:r>
-      <w:r>
-        <w:t xml:space="preserve"> </w:t>
-      </w:r>
-      <w:r>
-        <w:t xml:space="preserve">-</w:t>
-      </w:r>
-      <w:r>
-        <w:t xml:space="preserve"> </w:t>
-      </w:r>
-      <w:r>
-        <w:rPr>
-          <w:rStyle w:val="VerbatimChar"/>
-        </w:rPr>
-        <w:t xml:space="preserve">copy ftp running-config</w:t>
-      </w:r>
-      <w:r>
-        <w:t xml:space="preserve"> </w:t>
-      </w:r>
-      <w:r>
-        <w:t xml:space="preserve">-</w:t>
-      </w:r>
-      <w:r>
-        <w:t xml:space="preserve"> </w:t>
-      </w:r>
-      <w:r>
-        <w:rPr>
-          <w:rStyle w:val="VerbatimChar"/>
-        </w:rPr>
-        <w:t xml:space="preserve">copy scp running-config</w:t>
-      </w:r>
-    </w:p>
-    <w:p>
-      <w:pPr>
-        <w:pStyle w:val="BodyText"/>
-      </w:pPr>
-      <w:r>
-        <w:t xml:space="preserve">После загрузки в</w:t>
-      </w:r>
-      <w:r>
-        <w:t xml:space="preserve"> </w:t>
-      </w:r>
-      <w:r>
-        <w:rPr>
-          <w:rStyle w:val="VerbatimChar"/>
-        </w:rPr>
-        <w:t xml:space="preserve">running-config</w:t>
-      </w:r>
-      <w:r>
-        <w:t xml:space="preserve"> </w:t>
-      </w:r>
-      <w:r>
-        <w:t xml:space="preserve">изменения применяются немедленно.</w:t>
-      </w:r>
-      <w:r>
-        <w:br/>
-      </w:r>
-      <w:r>
-        <w:t xml:space="preserve">Если конфигурация загружена в</w:t>
-      </w:r>
-      <w:r>
-        <w:t xml:space="preserve"> </w:t>
-      </w:r>
-      <w:r>
-        <w:rPr>
-          <w:rStyle w:val="VerbatimChar"/>
-        </w:rPr>
-        <w:t xml:space="preserve">startup-config</w:t>
-      </w:r>
-      <w:r>
-        <w:t xml:space="preserve">, для её активации требуется перезагрузка устройства (</w:t>
-      </w:r>
-      <w:r>
-        <w:rPr>
-          <w:rStyle w:val="VerbatimChar"/>
-        </w:rPr>
-        <w:t xml:space="preserve">reload</w:t>
-      </w:r>
-      <w:r>
-        <w:t xml:space="preserve">).</w:t>
-      </w:r>
-    </w:p>
-    <w:bookmarkEnd w:id="45"/>
+        <w:t xml:space="preserve">MAC-адрес используется коммутаторами для построения таблицы MAC-адресов и определения того, на какой порт необходимо отправить сетевой кадр.</w:t>
+      </w:r>
+    </w:p>
+    <w:bookmarkEnd w:id="123"/>
     <w:sectPr/>
   </w:body>
 </w:document>
@@ -2074,6 +5885,82 @@
       </w:pPr>
     </w:lvl>
   </w:abstractNum>
+  <w:abstractNum w:abstractNumId="991">
+    <w:nsid w:val="A991"/>
+    <w:multiLevelType w:val="multilevel"/>
+    <w:lvl w:ilvl="0">
+      <w:numFmt w:val="bullet"/>
+      <w:lvlText w:val="•"/>
+      <w:lvlJc w:val="left"/>
+      <w:pPr>
+        <w:ind w:left="720" w:hanging="480"/>
+      </w:pPr>
+    </w:lvl>
+    <w:lvl w:ilvl="1">
+      <w:numFmt w:val="bullet"/>
+      <w:lvlText w:val="–"/>
+      <w:lvlJc w:val="left"/>
+      <w:pPr>
+        <w:ind w:left="1440" w:hanging="480"/>
+      </w:pPr>
+    </w:lvl>
+    <w:lvl w:ilvl="2">
+      <w:numFmt w:val="bullet"/>
+      <w:lvlText w:val="•"/>
+      <w:lvlJc w:val="left"/>
+      <w:pPr>
+        <w:ind w:left="2160" w:hanging="480"/>
+      </w:pPr>
+    </w:lvl>
+    <w:lvl w:ilvl="3">
+      <w:numFmt w:val="bullet"/>
+      <w:lvlText w:val="–"/>
+      <w:lvlJc w:val="left"/>
+      <w:pPr>
+        <w:ind w:left="2880" w:hanging="480"/>
+      </w:pPr>
+    </w:lvl>
+    <w:lvl w:ilvl="4">
+      <w:numFmt w:val="bullet"/>
+      <w:lvlText w:val="•"/>
+      <w:lvlJc w:val="left"/>
+      <w:pPr>
+        <w:ind w:left="3600" w:hanging="480"/>
+      </w:pPr>
+    </w:lvl>
+    <w:lvl w:ilvl="5">
+      <w:numFmt w:val="bullet"/>
+      <w:lvlText w:val="–"/>
+      <w:lvlJc w:val="left"/>
+      <w:pPr>
+        <w:ind w:left="4320" w:hanging="480"/>
+      </w:pPr>
+    </w:lvl>
+    <w:lvl w:ilvl="6">
+      <w:numFmt w:val="bullet"/>
+      <w:lvlText w:val="•"/>
+      <w:lvlJc w:val="left"/>
+      <w:pPr>
+        <w:ind w:left="5040" w:hanging="480"/>
+      </w:pPr>
+    </w:lvl>
+    <w:lvl w:ilvl="7">
+      <w:numFmt w:val="bullet"/>
+      <w:lvlText w:val="–"/>
+      <w:lvlJc w:val="left"/>
+      <w:pPr>
+        <w:ind w:left="5760" w:hanging="480"/>
+      </w:pPr>
+    </w:lvl>
+    <w:lvl w:ilvl="8">
+      <w:numFmt w:val="bullet"/>
+      <w:lvlText w:val="•"/>
+      <w:lvlJc w:val="left"/>
+      <w:pPr>
+        <w:ind w:left="6480" w:hanging="480"/>
+      </w:pPr>
+    </w:lvl>
+  </w:abstractNum>
   <w:abstractNum w:abstractNumId="99411">
     <w:nsid w:val="A99411"/>
     <w:multiLevelType w:val="multilevel"/>
@@ -2159,114 +6046,11 @@
       </w:pPr>
     </w:lvl>
   </w:abstractNum>
-  <w:abstractNum w:abstractNumId="991">
-    <w:nsid w:val="A991"/>
-    <w:multiLevelType w:val="multilevel"/>
-    <w:lvl w:ilvl="0">
-      <w:numFmt w:val="bullet"/>
-      <w:lvlText w:val="•"/>
-      <w:lvlJc w:val="left"/>
-      <w:pPr>
-        <w:ind w:left="720" w:hanging="480"/>
-      </w:pPr>
-    </w:lvl>
-    <w:lvl w:ilvl="1">
-      <w:numFmt w:val="bullet"/>
-      <w:lvlText w:val="–"/>
-      <w:lvlJc w:val="left"/>
-      <w:pPr>
-        <w:ind w:left="1440" w:hanging="480"/>
-      </w:pPr>
-    </w:lvl>
-    <w:lvl w:ilvl="2">
-      <w:numFmt w:val="bullet"/>
-      <w:lvlText w:val="•"/>
-      <w:lvlJc w:val="left"/>
-      <w:pPr>
-        <w:ind w:left="2160" w:hanging="480"/>
-      </w:pPr>
-    </w:lvl>
-    <w:lvl w:ilvl="3">
-      <w:numFmt w:val="bullet"/>
-      <w:lvlText w:val="–"/>
-      <w:lvlJc w:val="left"/>
-      <w:pPr>
-        <w:ind w:left="2880" w:hanging="480"/>
-      </w:pPr>
-    </w:lvl>
-    <w:lvl w:ilvl="4">
-      <w:numFmt w:val="bullet"/>
-      <w:lvlText w:val="•"/>
-      <w:lvlJc w:val="left"/>
-      <w:pPr>
-        <w:ind w:left="3600" w:hanging="480"/>
-      </w:pPr>
-    </w:lvl>
-    <w:lvl w:ilvl="5">
-      <w:numFmt w:val="bullet"/>
-      <w:lvlText w:val="–"/>
-      <w:lvlJc w:val="left"/>
-      <w:pPr>
-        <w:ind w:left="4320" w:hanging="480"/>
-      </w:pPr>
-    </w:lvl>
-    <w:lvl w:ilvl="6">
-      <w:numFmt w:val="bullet"/>
-      <w:lvlText w:val="•"/>
-      <w:lvlJc w:val="left"/>
-      <w:pPr>
-        <w:ind w:left="5040" w:hanging="480"/>
-      </w:pPr>
-    </w:lvl>
-    <w:lvl w:ilvl="7">
-      <w:numFmt w:val="bullet"/>
-      <w:lvlText w:val="–"/>
-      <w:lvlJc w:val="left"/>
-      <w:pPr>
-        <w:ind w:left="5760" w:hanging="480"/>
-      </w:pPr>
-    </w:lvl>
-    <w:lvl w:ilvl="8">
-      <w:numFmt w:val="bullet"/>
-      <w:lvlText w:val="•"/>
-      <w:lvlJc w:val="left"/>
-      <w:pPr>
-        <w:ind w:left="6480" w:hanging="480"/>
-      </w:pPr>
-    </w:lvl>
-  </w:abstractNum>
   <w:num w:numId="1000">
     <w:abstractNumId w:val="990"/>
   </w:num>
   <w:num w:numId="1001">
-    <w:abstractNumId w:val="99411"/>
-    <w:lvlOverride w:ilvl="0">
-      <w:startOverride w:val="1"/>
-    </w:lvlOverride>
-    <w:lvlOverride w:ilvl="1">
-      <w:startOverride w:val="1"/>
-    </w:lvlOverride>
-    <w:lvlOverride w:ilvl="2">
-      <w:startOverride w:val="1"/>
-    </w:lvlOverride>
-    <w:lvlOverride w:ilvl="3">
-      <w:startOverride w:val="1"/>
-    </w:lvlOverride>
-    <w:lvlOverride w:ilvl="4">
-      <w:startOverride w:val="1"/>
-    </w:lvlOverride>
-    <w:lvlOverride w:ilvl="5">
-      <w:startOverride w:val="1"/>
-    </w:lvlOverride>
-    <w:lvlOverride w:ilvl="6">
-      <w:startOverride w:val="1"/>
-    </w:lvlOverride>
-    <w:lvlOverride w:ilvl="7">
-      <w:startOverride w:val="1"/>
-    </w:lvlOverride>
-    <w:lvlOverride w:ilvl="8">
-      <w:startOverride w:val="1"/>
-    </w:lvlOverride>
+    <w:abstractNumId w:val="991"/>
   </w:num>
   <w:num w:numId="1002">
     <w:abstractNumId w:val="991"/>
@@ -2300,6 +6084,63 @@
   </w:num>
   <w:num w:numId="1012">
     <w:abstractNumId w:val="991"/>
+  </w:num>
+  <w:num w:numId="1013">
+    <w:abstractNumId w:val="991"/>
+  </w:num>
+  <w:num w:numId="1014">
+    <w:abstractNumId w:val="991"/>
+  </w:num>
+  <w:num w:numId="1015">
+    <w:abstractNumId w:val="991"/>
+  </w:num>
+  <w:num w:numId="1016">
+    <w:abstractNumId w:val="991"/>
+  </w:num>
+  <w:num w:numId="1017">
+    <w:abstractNumId w:val="991"/>
+  </w:num>
+  <w:num w:numId="1018">
+    <w:abstractNumId w:val="991"/>
+  </w:num>
+  <w:num w:numId="1019">
+    <w:abstractNumId w:val="991"/>
+  </w:num>
+  <w:num w:numId="1020">
+    <w:abstractNumId w:val="991"/>
+  </w:num>
+  <w:num w:numId="1021">
+    <w:abstractNumId w:val="991"/>
+  </w:num>
+  <w:num w:numId="1022">
+    <w:abstractNumId w:val="99411"/>
+    <w:lvlOverride w:ilvl="0">
+      <w:startOverride w:val="1"/>
+    </w:lvlOverride>
+    <w:lvlOverride w:ilvl="1">
+      <w:startOverride w:val="1"/>
+    </w:lvlOverride>
+    <w:lvlOverride w:ilvl="2">
+      <w:startOverride w:val="1"/>
+    </w:lvlOverride>
+    <w:lvlOverride w:ilvl="3">
+      <w:startOverride w:val="1"/>
+    </w:lvlOverride>
+    <w:lvlOverride w:ilvl="4">
+      <w:startOverride w:val="1"/>
+    </w:lvlOverride>
+    <w:lvlOverride w:ilvl="5">
+      <w:startOverride w:val="1"/>
+    </w:lvlOverride>
+    <w:lvlOverride w:ilvl="6">
+      <w:startOverride w:val="1"/>
+    </w:lvlOverride>
+    <w:lvlOverride w:ilvl="7">
+      <w:startOverride w:val="1"/>
+    </w:lvlOverride>
+    <w:lvlOverride w:ilvl="8">
+      <w:startOverride w:val="1"/>
+    </w:lvlOverride>
   </w:num>
 </w:numbering>
 </file>
